--- a/backend/templates/GSSG-HR_300-012_Interview_Scores_Form.docx
+++ b/backend/templates/GSSG-HR_300-012_Interview_Scores_Form.docx
@@ -4,160 +4,1221 @@
   <w:body>
     <w:p>
       <w:pPr>
-        <w:jc w:val="center"/>
+        <w:autoSpaceDN w:val="0"/>
+        <w:autoSpaceDE w:val="0"/>
+        <w:widowControl/>
+        <w:spacing w:line="220" w:lineRule="exact" w:before="0" w:after="170"/>
+        <w:ind w:left="0" w:right="0"/>
       </w:pPr>
-      <w:r>
-        <w:rPr>
-          <w:b/>
-          <w:sz w:val="28"/>
-        </w:rPr>
-        <w:t>Global Security Services Group</w:t>
-        <w:br/>
-        <w:t>Interview Scores Form</w:t>
-        <w:br/>
-        <w:t>GSSG-HR 300-012</w:t>
-      </w:r>
-    </w:p>
-    <w:p>
-      <w:r>
-        <w:rPr>
-          <w:i/>
-        </w:rPr>
-        <w:t>Proposed template — awaiting review. Source issue date 21-09-2026. Generated from the GSSG-HR PDF intake for in-app tokenized filling.</w:t>
-      </w:r>
     </w:p>
     <w:tbl>
       <w:tblPr>
-        <w:tblStyle w:val="TableGrid"/>
         <w:tblW w:type="auto" w:w="0"/>
+        <w:tblLayout w:type="fixed"/>
         <w:tblLook w:firstColumn="1" w:firstRow="1" w:lastColumn="0" w:lastRow="0" w:noHBand="0" w:noVBand="1" w:val="04A0"/>
+        <w:tblInd w:w="580.0" w:type="dxa"/>
       </w:tblPr>
       <w:tblGrid>
-        <w:gridCol w:w="4320"/>
-        <w:gridCol w:w="4320"/>
-      </w:tblGrid>
-    </w:tbl>
-    <w:p/>
-    <w:p>
-      <w:r>
-        <w:rPr>
-          <w:b/>
-        </w:rPr>
-        <w:t>Individual Scores: Interviews / الدرجات الفردية للمقابلات</w:t>
-      </w:r>
-    </w:p>
-    <w:tbl>
-      <w:tblPr>
-        <w:tblStyle w:val="TableGrid"/>
-        <w:tblW w:type="auto" w:w="0"/>
-        <w:tblLook w:firstColumn="1" w:firstRow="1" w:lastColumn="0" w:lastRow="0" w:noHBand="0" w:noVBand="1" w:val="04A0"/>
-      </w:tblPr>
-      <w:tblGrid>
-        <w:gridCol w:w="1080"/>
-        <w:gridCol w:w="1080"/>
-        <w:gridCol w:w="1080"/>
-        <w:gridCol w:w="1080"/>
-        <w:gridCol w:w="1080"/>
-        <w:gridCol w:w="1080"/>
-        <w:gridCol w:w="1080"/>
-        <w:gridCol w:w="1080"/>
+        <w:gridCol w:w="3489"/>
+        <w:gridCol w:w="3489"/>
+        <w:gridCol w:w="3489"/>
+        <w:gridCol w:w="3489"/>
       </w:tblGrid>
       <w:tr>
+        <w:trPr>
+          <w:trHeight w:hRule="exact" w:val="260"/>
+        </w:trPr>
         <w:tc>
           <w:tcPr>
-            <w:tcW w:type="dxa" w:w="1080"/>
+            <w:tcW w:type="dxa" w:w="4540"/>
+            <w:vMerge w:val="restart"/>
+            <w:tcBorders/>
+            <w:tcMar>
+              <w:start w:w="0" w:type="dxa"/>
+              <w:end w:w="0" w:type="dxa"/>
+            </w:tcMar>
+            <w:tcMar>
+              <w:start w:w="0" w:type="dxa"/>
+              <w:end w:w="0" w:type="dxa"/>
+            </w:tcMar>
+            <w:tcMar>
+              <w:start w:w="0" w:type="dxa"/>
+              <w:end w:w="0" w:type="dxa"/>
+            </w:tcMar>
+            <w:tcMar>
+              <w:start w:w="0" w:type="dxa"/>
+              <w:end w:w="0" w:type="dxa"/>
+            </w:tcMar>
           </w:tcPr>
           <w:p>
+            <w:pPr>
+              <w:autoSpaceDN w:val="0"/>
+              <w:autoSpaceDE w:val="0"/>
+              <w:widowControl/>
+              <w:spacing w:line="240" w:lineRule="auto" w:before="80" w:after="0"/>
+              <w:ind w:left="580" w:right="0" w:firstLine="0"/>
+              <w:jc w:val="left"/>
+            </w:pPr>
             <w:r>
-              <w:t>#</w:t>
+              <w:drawing>
+                <wp:inline xmlns:a="http://schemas.openxmlformats.org/drawingml/2006/main" xmlns:pic="http://schemas.openxmlformats.org/drawingml/2006/picture">
+                  <wp:extent cx="1917700" cy="558800"/>
+                  <wp:docPr id="1" name="Picture 1"/>
+                  <wp:cNvGraphicFramePr>
+                    <a:graphicFrameLocks noChangeAspect="1"/>
+                  </wp:cNvGraphicFramePr>
+                  <a:graphic>
+                    <a:graphicData uri="http://schemas.openxmlformats.org/drawingml/2006/picture">
+                      <pic:pic>
+                        <pic:nvPicPr>
+                          <pic:cNvPr id="0" name="image.png"/>
+                          <pic:cNvPicPr/>
+                        </pic:nvPicPr>
+                        <pic:blipFill>
+                          <a:blip r:embed="rId9"/>
+                          <a:stretch>
+                            <a:fillRect/>
+                          </a:stretch>
+                        </pic:blipFill>
+                        <pic:spPr>
+                          <a:xfrm>
+                            <a:off x="0" y="0"/>
+                            <a:ext cx="1917700" cy="558800"/>
+                          </a:xfrm>
+                          <a:prstGeom prst="rect"/>
+                        </pic:spPr>
+                      </pic:pic>
+                    </a:graphicData>
+                  </a:graphic>
+                </wp:inline>
+              </w:drawing>
             </w:r>
           </w:p>
         </w:tc>
         <w:tc>
           <w:tcPr>
-            <w:tcW w:type="dxa" w:w="1080"/>
+            <w:tcW w:type="dxa" w:w="5600"/>
+            <w:vMerge w:val="restart"/>
+            <w:tcBorders/>
+            <w:tcMar>
+              <w:start w:w="0" w:type="dxa"/>
+              <w:end w:w="0" w:type="dxa"/>
+            </w:tcMar>
+            <w:tcMar>
+              <w:start w:w="0" w:type="dxa"/>
+              <w:end w:w="0" w:type="dxa"/>
+            </w:tcMar>
           </w:tcPr>
           <w:p>
+            <w:pPr>
+              <w:autoSpaceDN w:val="0"/>
+              <w:autoSpaceDE w:val="0"/>
+              <w:widowControl/>
+              <w:spacing w:line="230" w:lineRule="auto" w:before="0" w:after="0"/>
+              <w:ind w:left="0" w:right="0" w:firstLine="0"/>
+              <w:jc w:val="center"/>
+            </w:pPr>
             <w:r>
-              <w:t>Applicant / المتقدم</w:t>
+              <w:rPr>
+                <w:rFonts w:ascii="Univers" w:hAnsi="Univers" w:eastAsia="Univers"/>
+                <w:b/>
+                <w:i w:val="0"/>
+                <w:color w:val="000000"/>
+                <w:sz w:val="24"/>
+              </w:rPr>
+              <w:t xml:space="preserve">Global Security Services Group </w:t>
             </w:r>
           </w:p>
         </w:tc>
         <w:tc>
           <w:tcPr>
-            <w:tcW w:type="dxa" w:w="1080"/>
+            <w:tcW w:type="dxa" w:w="2640"/>
+            <w:vMerge w:val="restart"/>
+            <w:tcBorders/>
+            <w:tcMar>
+              <w:start w:w="0" w:type="dxa"/>
+              <w:end w:w="0" w:type="dxa"/>
+            </w:tcMar>
+            <w:tcMar>
+              <w:start w:w="0" w:type="dxa"/>
+              <w:end w:w="0" w:type="dxa"/>
+            </w:tcMar>
           </w:tcPr>
           <w:p>
+            <w:pPr>
+              <w:autoSpaceDN w:val="0"/>
+              <w:autoSpaceDE w:val="0"/>
+              <w:widowControl/>
+              <w:spacing w:line="197" w:lineRule="auto" w:before="48" w:after="0"/>
+              <w:ind w:left="0" w:right="218" w:firstLine="0"/>
+              <w:jc w:val="right"/>
+            </w:pPr>
             <w:r>
-              <w:t>Interviewer / القائم بالمقابلة</w:t>
+              <w:rPr>
+                <w:rFonts w:ascii="Calibri" w:hAnsi="Calibri" w:eastAsia="Calibri"/>
+                <w:b/>
+                <w:i w:val="0"/>
+                <w:color w:val="000000"/>
+                <w:sz w:val="24"/>
+              </w:rPr>
+              <w:t xml:space="preserve">Date of Issue: </w:t>
             </w:r>
           </w:p>
         </w:tc>
         <w:tc>
           <w:tcPr>
-            <w:tcW w:type="dxa" w:w="1080"/>
+            <w:tcW w:type="dxa" w:w="2400"/>
+            <w:tcBorders/>
+            <w:tcMar>
+              <w:start w:w="0" w:type="dxa"/>
+              <w:end w:w="0" w:type="dxa"/>
+            </w:tcMar>
           </w:tcPr>
           <w:p>
+            <w:pPr>
+              <w:autoSpaceDN w:val="0"/>
+              <w:autoSpaceDE w:val="0"/>
+              <w:widowControl/>
+              <w:spacing w:line="197" w:lineRule="auto" w:before="40" w:after="0"/>
+              <w:ind w:left="246" w:right="0" w:firstLine="0"/>
+              <w:jc w:val="left"/>
+            </w:pPr>
             <w:r>
-              <w:t>Section A / القسم أ</w:t>
+              <w:rPr>
+                <w:rFonts w:ascii="Calibri" w:hAnsi="Calibri" w:eastAsia="Calibri"/>
+                <w:b w:val="0"/>
+                <w:i w:val="0"/>
+                <w:color w:val="000000"/>
+                <w:sz w:val="22"/>
+              </w:rPr>
+              <w:t xml:space="preserve">21-09-2026 </w:t>
+            </w:r>
+          </w:p>
+        </w:tc>
+      </w:tr>
+      <w:tr>
+        <w:trPr>
+          <w:trHeight w:hRule="exact" w:val="82"/>
+        </w:trPr>
+        <w:tc>
+          <w:tcPr>
+            <w:tcW w:type="dxa" w:w="3489"/>
+            <w:vMerge/>
+            <w:tcBorders/>
+          </w:tcPr>
+          <w:p/>
+        </w:tc>
+        <w:tc>
+          <w:tcPr>
+            <w:tcW w:type="dxa" w:w="3489"/>
+            <w:vMerge/>
+            <w:tcBorders/>
+          </w:tcPr>
+          <w:p/>
+        </w:tc>
+        <w:tc>
+          <w:tcPr>
+            <w:tcW w:type="dxa" w:w="3489"/>
+            <w:vMerge/>
+            <w:tcBorders/>
+          </w:tcPr>
+          <w:p/>
+        </w:tc>
+        <w:tc>
+          <w:tcPr>
+            <w:tcW w:type="dxa" w:w="2400"/>
+            <w:vMerge w:val="restart"/>
+            <w:tcBorders/>
+            <w:tcMar>
+              <w:start w:w="0" w:type="dxa"/>
+              <w:end w:w="0" w:type="dxa"/>
+            </w:tcMar>
+            <w:tcMar>
+              <w:start w:w="0" w:type="dxa"/>
+              <w:end w:w="0" w:type="dxa"/>
+            </w:tcMar>
+          </w:tcPr>
+          <w:p>
+            <w:pPr>
+              <w:autoSpaceDN w:val="0"/>
+              <w:autoSpaceDE w:val="0"/>
+              <w:widowControl/>
+              <w:spacing w:line="197" w:lineRule="auto" w:before="134" w:after="0"/>
+              <w:ind w:left="246" w:right="0" w:firstLine="0"/>
+              <w:jc w:val="left"/>
+            </w:pPr>
+            <w:r>
+              <w:rPr>
+                <w:rFonts w:ascii="Calibri" w:hAnsi="Calibri" w:eastAsia="Calibri"/>
+                <w:b w:val="0"/>
+                <w:i w:val="0"/>
+                <w:color w:val="000000"/>
+                <w:sz w:val="22"/>
+              </w:rPr>
+              <w:t xml:space="preserve">02 </w:t>
+            </w:r>
+          </w:p>
+        </w:tc>
+      </w:tr>
+      <w:tr>
+        <w:trPr>
+          <w:trHeight w:hRule="exact" w:val="278"/>
+        </w:trPr>
+        <w:tc>
+          <w:tcPr>
+            <w:tcW w:type="dxa" w:w="3489"/>
+            <w:vMerge/>
+            <w:tcBorders/>
+          </w:tcPr>
+          <w:p/>
+        </w:tc>
+        <w:tc>
+          <w:tcPr>
+            <w:tcW w:type="dxa" w:w="5600"/>
+            <w:tcBorders/>
+            <w:tcMar>
+              <w:start w:w="0" w:type="dxa"/>
+              <w:end w:w="0" w:type="dxa"/>
+            </w:tcMar>
+          </w:tcPr>
+          <w:p>
+            <w:pPr>
+              <w:autoSpaceDN w:val="0"/>
+              <w:autoSpaceDE w:val="0"/>
+              <w:widowControl/>
+              <w:spacing w:line="197" w:lineRule="auto" w:before="38" w:after="0"/>
+              <w:ind w:left="972" w:right="0" w:firstLine="0"/>
+              <w:jc w:val="left"/>
+            </w:pPr>
+            <w:r>
+              <w:rPr>
+                <w:rFonts w:ascii="Calibri" w:hAnsi="Calibri" w:eastAsia="Calibri"/>
+                <w:b/>
+                <w:i w:val="0"/>
+                <w:color w:val="000000"/>
+                <w:sz w:val="24"/>
+              </w:rPr>
+              <w:t xml:space="preserve">Interview Scores Form </w:t>
             </w:r>
           </w:p>
         </w:tc>
         <w:tc>
           <w:tcPr>
-            <w:tcW w:type="dxa" w:w="1080"/>
+            <w:tcW w:type="dxa" w:w="2640"/>
+            <w:tcBorders/>
+            <w:tcMar>
+              <w:start w:w="0" w:type="dxa"/>
+              <w:end w:w="0" w:type="dxa"/>
+            </w:tcMar>
           </w:tcPr>
           <w:p>
+            <w:pPr>
+              <w:autoSpaceDN w:val="0"/>
+              <w:autoSpaceDE w:val="0"/>
+              <w:widowControl/>
+              <w:spacing w:line="197" w:lineRule="auto" w:before="38" w:after="0"/>
+              <w:ind w:left="0" w:right="660" w:firstLine="0"/>
+              <w:jc w:val="right"/>
+            </w:pPr>
             <w:r>
-              <w:t>Section B / القسم ب</w:t>
+              <w:rPr>
+                <w:rFonts w:ascii="Calibri" w:hAnsi="Calibri" w:eastAsia="Calibri"/>
+                <w:b/>
+                <w:i w:val="0"/>
+                <w:color w:val="000000"/>
+                <w:sz w:val="24"/>
+              </w:rPr>
+              <w:t xml:space="preserve">Issue No: </w:t>
             </w:r>
           </w:p>
         </w:tc>
         <w:tc>
           <w:tcPr>
-            <w:tcW w:type="dxa" w:w="1080"/>
+            <w:tcW w:type="dxa" w:w="3489"/>
+            <w:vMerge/>
+            <w:tcBorders/>
+          </w:tcPr>
+          <w:p/>
+        </w:tc>
+      </w:tr>
+      <w:tr>
+        <w:trPr>
+          <w:trHeight w:hRule="exact" w:val="426"/>
+        </w:trPr>
+        <w:tc>
+          <w:tcPr>
+            <w:tcW w:type="dxa" w:w="3489"/>
+            <w:vMerge/>
+            <w:tcBorders/>
+          </w:tcPr>
+          <w:p/>
+        </w:tc>
+        <w:tc>
+          <w:tcPr>
+            <w:tcW w:type="dxa" w:w="5600"/>
+            <w:tcBorders/>
+            <w:tcMar>
+              <w:start w:w="0" w:type="dxa"/>
+              <w:end w:w="0" w:type="dxa"/>
+            </w:tcMar>
           </w:tcPr>
           <w:p>
+            <w:pPr>
+              <w:autoSpaceDN w:val="0"/>
+              <w:autoSpaceDE w:val="0"/>
+              <w:widowControl/>
+              <w:spacing w:line="197" w:lineRule="auto" w:before="126" w:after="0"/>
+              <w:ind w:left="972" w:right="0" w:firstLine="0"/>
+              <w:jc w:val="left"/>
+            </w:pPr>
             <w:r>
-              <w:t>Section C / القسم ج</w:t>
+              <w:rPr>
+                <w:rFonts w:ascii="Calibri" w:hAnsi="Calibri" w:eastAsia="Calibri"/>
+                <w:b/>
+                <w:i w:val="0"/>
+                <w:color w:val="000000"/>
+                <w:sz w:val="24"/>
+              </w:rPr>
+              <w:t xml:space="preserve">GSSG-HR 300-012 </w:t>
             </w:r>
           </w:p>
         </w:tc>
         <w:tc>
           <w:tcPr>
-            <w:tcW w:type="dxa" w:w="1080"/>
+            <w:tcW w:type="dxa" w:w="2640"/>
+            <w:tcBorders/>
+            <w:tcMar>
+              <w:start w:w="0" w:type="dxa"/>
+              <w:end w:w="0" w:type="dxa"/>
+            </w:tcMar>
           </w:tcPr>
           <w:p>
+            <w:pPr>
+              <w:autoSpaceDN w:val="0"/>
+              <w:autoSpaceDE w:val="0"/>
+              <w:widowControl/>
+              <w:spacing w:line="197" w:lineRule="auto" w:before="126" w:after="0"/>
+              <w:ind w:left="0" w:right="670" w:firstLine="0"/>
+              <w:jc w:val="right"/>
+            </w:pPr>
             <w:r>
-              <w:t>Section D / القسم د</w:t>
+              <w:rPr>
+                <w:rFonts w:ascii="Calibri" w:hAnsi="Calibri" w:eastAsia="Calibri"/>
+                <w:b/>
+                <w:i w:val="0"/>
+                <w:color w:val="000000"/>
+                <w:sz w:val="24"/>
+              </w:rPr>
+              <w:t xml:space="preserve">Revision: </w:t>
             </w:r>
           </w:p>
         </w:tc>
         <w:tc>
           <w:tcPr>
-            <w:tcW w:type="dxa" w:w="1080"/>
+            <w:tcW w:type="dxa" w:w="2400"/>
+            <w:tcBorders/>
+            <w:tcMar>
+              <w:start w:w="0" w:type="dxa"/>
+              <w:end w:w="0" w:type="dxa"/>
+            </w:tcMar>
           </w:tcPr>
           <w:p>
+            <w:pPr>
+              <w:autoSpaceDN w:val="0"/>
+              <w:autoSpaceDE w:val="0"/>
+              <w:widowControl/>
+              <w:spacing w:line="197" w:lineRule="auto" w:before="122" w:after="0"/>
+              <w:ind w:left="246" w:right="0" w:firstLine="0"/>
+              <w:jc w:val="left"/>
+            </w:pPr>
             <w:r>
-              <w:t>Total / الإجمالي</w:t>
+              <w:rPr>
+                <w:rFonts w:ascii="Calibri" w:hAnsi="Calibri" w:eastAsia="Calibri"/>
+                <w:b w:val="0"/>
+                <w:i w:val="0"/>
+                <w:color w:val="000000"/>
+                <w:sz w:val="22"/>
+              </w:rPr>
+              <w:t xml:space="preserve">01 </w:t>
+            </w:r>
+          </w:p>
+        </w:tc>
+      </w:tr>
+    </w:tbl>
+    <w:p>
+      <w:pPr>
+        <w:autoSpaceDN w:val="0"/>
+        <w:autoSpaceDE w:val="0"/>
+        <w:widowControl/>
+        <w:spacing w:line="240" w:lineRule="auto" w:before="94" w:after="446"/>
+        <w:ind w:left="1020" w:right="0" w:firstLine="0"/>
+        <w:jc w:val="left"/>
+      </w:pPr>
+      <w:r>
+        <w:drawing>
+          <wp:inline xmlns:a="http://schemas.openxmlformats.org/drawingml/2006/main" xmlns:pic="http://schemas.openxmlformats.org/drawingml/2006/picture">
+            <wp:extent cx="10045700" cy="279400"/>
+            <wp:docPr id="2" name="Picture 2"/>
+            <wp:cNvGraphicFramePr>
+              <a:graphicFrameLocks noChangeAspect="1"/>
+            </wp:cNvGraphicFramePr>
+            <a:graphic>
+              <a:graphicData uri="http://schemas.openxmlformats.org/drawingml/2006/picture">
+                <pic:pic>
+                  <pic:nvPicPr>
+                    <pic:cNvPr id="0" name="image.png"/>
+                    <pic:cNvPicPr/>
+                  </pic:nvPicPr>
+                  <pic:blipFill>
+                    <a:blip r:embed="rId10"/>
+                    <a:stretch>
+                      <a:fillRect/>
+                    </a:stretch>
+                  </pic:blipFill>
+                  <pic:spPr>
+                    <a:xfrm>
+                      <a:off x="0" y="0"/>
+                      <a:ext cx="10045700" cy="279400"/>
+                    </a:xfrm>
+                    <a:prstGeom prst="rect"/>
+                  </pic:spPr>
+                </pic:pic>
+              </a:graphicData>
+            </a:graphic>
+          </wp:inline>
+        </w:drawing>
+      </w:r>
+    </w:p>
+    <w:tbl>
+      <w:tblPr>
+        <w:tblW w:type="auto" w:w="0"/>
+        <w:tblLayout w:type="fixed"/>
+        <w:tblLook w:firstColumn="1" w:firstRow="1" w:lastColumn="0" w:lastRow="0" w:noHBand="0" w:noVBand="1" w:val="04A0"/>
+        <w:tblInd w:w="1040.0" w:type="dxa"/>
+      </w:tblPr>
+      <w:tblGrid>
+        <w:gridCol w:w="1551"/>
+        <w:gridCol w:w="1551"/>
+        <w:gridCol w:w="1551"/>
+        <w:gridCol w:w="1551"/>
+        <w:gridCol w:w="1551"/>
+        <w:gridCol w:w="1551"/>
+        <w:gridCol w:w="1551"/>
+        <w:gridCol w:w="1551"/>
+        <w:gridCol w:w="1551"/>
+      </w:tblGrid>
+      <w:tr>
+        <w:trPr>
+          <w:trHeight w:hRule="exact" w:val="412"/>
+        </w:trPr>
+        <w:tc>
+          <w:tcPr>
+            <w:tcW w:type="dxa" w:w="15080"/>
+            <w:gridSpan w:val="9"/>
+            <w:tcBorders>
+              <w:start w:sz="4.0" w:val="single" w:color="#000000"/>
+              <w:top w:sz="4.0" w:val="single" w:color="#000000"/>
+              <w:end w:sz="4.0" w:val="single" w:color="#000000"/>
+              <w:bottom w:sz="4.0" w:val="single" w:color="#000000"/>
+            </w:tcBorders>
+            <w:shd w:fill="c00000"/>
+            <w:tcMar>
+              <w:start w:w="0" w:type="dxa"/>
+              <w:end w:w="0" w:type="dxa"/>
+            </w:tcMar>
+            <w:tcMar>
+              <w:start w:w="0" w:type="dxa"/>
+              <w:end w:w="0" w:type="dxa"/>
+            </w:tcMar>
+            <w:tcMar>
+              <w:start w:w="0" w:type="dxa"/>
+              <w:end w:w="0" w:type="dxa"/>
+            </w:tcMar>
+            <w:tcMar>
+              <w:start w:w="0" w:type="dxa"/>
+              <w:end w:w="0" w:type="dxa"/>
+            </w:tcMar>
+            <w:tcMar>
+              <w:start w:w="0" w:type="dxa"/>
+              <w:end w:w="0" w:type="dxa"/>
+            </w:tcMar>
+            <w:tcMar>
+              <w:start w:w="0" w:type="dxa"/>
+              <w:end w:w="0" w:type="dxa"/>
+            </w:tcMar>
+            <w:tcMar>
+              <w:start w:w="0" w:type="dxa"/>
+              <w:end w:w="0" w:type="dxa"/>
+            </w:tcMar>
+            <w:tcMar>
+              <w:start w:w="0" w:type="dxa"/>
+              <w:end w:w="0" w:type="dxa"/>
+            </w:tcMar>
+            <w:tcMar>
+              <w:start w:w="0" w:type="dxa"/>
+              <w:end w:w="0" w:type="dxa"/>
+            </w:tcMar>
+          </w:tcPr>
+          <w:p>
+            <w:pPr>
+              <w:autoSpaceDN w:val="0"/>
+              <w:autoSpaceDE w:val="0"/>
+              <w:widowControl/>
+              <w:spacing w:line="194" w:lineRule="auto" w:before="122" w:after="0"/>
+              <w:ind w:left="0" w:right="0" w:firstLine="0"/>
+              <w:jc w:val="center"/>
+            </w:pPr>
+            <w:r>
+              <w:rPr>
+                <w:rFonts w:ascii="Calibri" w:hAnsi="Calibri" w:eastAsia="Calibri"/>
+                <w:b/>
+                <w:i w:val="0"/>
+                <w:color w:val="FFFFFF"/>
+                <w:sz w:val="20"/>
+              </w:rPr>
+              <w:t xml:space="preserve">Individual Scores: Interviews </w:t>
             </w:r>
           </w:p>
         </w:tc>
       </w:tr>
       <w:tr>
+        <w:trPr>
+          <w:trHeight w:hRule="exact" w:val="372"/>
+        </w:trPr>
         <w:tc>
           <w:tcPr>
-            <w:tcW w:type="dxa" w:w="1080"/>
+            <w:tcW w:type="dxa" w:w="754"/>
+            <w:vMerge w:val="restart"/>
+            <w:tcBorders>
+              <w:start w:sz="4.0" w:val="single" w:color="#000000"/>
+              <w:top w:sz="4.0" w:val="single" w:color="#000000"/>
+              <w:end w:sz="4.0" w:val="single" w:color="#000000"/>
+              <w:bottom w:sz="4.0" w:val="single" w:color="#000000"/>
+            </w:tcBorders>
+            <w:shd w:fill="d8d9d8"/>
+            <w:tcMar>
+              <w:start w:w="0" w:type="dxa"/>
+              <w:end w:w="0" w:type="dxa"/>
+            </w:tcMar>
+            <w:tcMar>
+              <w:start w:w="0" w:type="dxa"/>
+              <w:end w:w="0" w:type="dxa"/>
+            </w:tcMar>
           </w:tcPr>
           <w:p>
+            <w:pPr>
+              <w:autoSpaceDN w:val="0"/>
+              <w:autoSpaceDE w:val="0"/>
+              <w:widowControl/>
+              <w:spacing w:line="197" w:lineRule="auto" w:before="288" w:after="0"/>
+              <w:ind w:left="0" w:right="0" w:firstLine="0"/>
+              <w:jc w:val="center"/>
+            </w:pPr>
             <w:r>
-              <w:t>1</w:t>
+              <w:rPr>
+                <w:rFonts w:ascii="Calibri" w:hAnsi="Calibri" w:eastAsia="Calibri"/>
+                <w:b/>
+                <w:i w:val="0"/>
+                <w:color w:val="000000"/>
+                <w:sz w:val="20"/>
+              </w:rPr>
+              <w:t xml:space="preserve">S. No </w:t>
             </w:r>
           </w:p>
         </w:tc>
         <w:tc>
           <w:tcPr>
-            <w:tcW w:type="dxa" w:w="1080"/>
+            <w:tcW w:type="dxa" w:w="3654"/>
+            <w:vMerge w:val="restart"/>
+            <w:tcBorders>
+              <w:start w:sz="4.0" w:val="single" w:color="#000000"/>
+              <w:top w:sz="4.0" w:val="single" w:color="#000000"/>
+              <w:end w:sz="4.0" w:val="single" w:color="#000000"/>
+              <w:bottom w:sz="4.0" w:val="single" w:color="#000000"/>
+            </w:tcBorders>
+            <w:shd w:fill="d8d9d8"/>
+            <w:tcMar>
+              <w:start w:w="0" w:type="dxa"/>
+              <w:end w:w="0" w:type="dxa"/>
+            </w:tcMar>
+            <w:tcMar>
+              <w:start w:w="0" w:type="dxa"/>
+              <w:end w:w="0" w:type="dxa"/>
+            </w:tcMar>
+          </w:tcPr>
+          <w:p>
+            <w:pPr>
+              <w:autoSpaceDN w:val="0"/>
+              <w:autoSpaceDE w:val="0"/>
+              <w:widowControl/>
+              <w:spacing w:line="197" w:lineRule="auto" w:before="288" w:after="0"/>
+              <w:ind w:left="0" w:right="0" w:firstLine="0"/>
+              <w:jc w:val="center"/>
+            </w:pPr>
+            <w:r>
+              <w:rPr>
+                <w:rFonts w:ascii="Calibri" w:hAnsi="Calibri" w:eastAsia="Calibri"/>
+                <w:b/>
+                <w:i w:val="0"/>
+                <w:color w:val="000000"/>
+                <w:sz w:val="20"/>
+              </w:rPr>
+              <w:t xml:space="preserve">Applicants </w:t>
+            </w:r>
+          </w:p>
+        </w:tc>
+        <w:tc>
+          <w:tcPr>
+            <w:tcW w:type="dxa" w:w="3200"/>
+            <w:vMerge w:val="restart"/>
+            <w:tcBorders>
+              <w:start w:sz="4.0" w:val="single" w:color="#000000"/>
+              <w:top w:sz="4.0" w:val="single" w:color="#000000"/>
+              <w:end w:sz="4.0" w:val="single" w:color="#000000"/>
+              <w:bottom w:sz="4.0" w:val="single" w:color="#000000"/>
+            </w:tcBorders>
+            <w:shd w:fill="d8d9d8"/>
+            <w:tcMar>
+              <w:start w:w="0" w:type="dxa"/>
+              <w:end w:w="0" w:type="dxa"/>
+            </w:tcMar>
+            <w:tcMar>
+              <w:start w:w="0" w:type="dxa"/>
+              <w:end w:w="0" w:type="dxa"/>
+            </w:tcMar>
+          </w:tcPr>
+          <w:p>
+            <w:pPr>
+              <w:autoSpaceDN w:val="0"/>
+              <w:autoSpaceDE w:val="0"/>
+              <w:widowControl/>
+              <w:spacing w:line="197" w:lineRule="auto" w:before="288" w:after="0"/>
+              <w:ind w:left="0" w:right="0" w:firstLine="0"/>
+              <w:jc w:val="center"/>
+            </w:pPr>
+            <w:r>
+              <w:rPr>
+                <w:rFonts w:ascii="Calibri" w:hAnsi="Calibri" w:eastAsia="Calibri"/>
+                <w:b/>
+                <w:i w:val="0"/>
+                <w:color w:val="000000"/>
+                <w:sz w:val="20"/>
+              </w:rPr>
+              <w:t xml:space="preserve">Interviewers </w:t>
+            </w:r>
+          </w:p>
+        </w:tc>
+        <w:tc>
+          <w:tcPr>
+            <w:tcW w:type="dxa" w:w="1396"/>
+            <w:tcBorders>
+              <w:start w:sz="4.0" w:val="single" w:color="#000000"/>
+              <w:top w:sz="4.0" w:val="single" w:color="#000000"/>
+              <w:end w:sz="4.0" w:val="single" w:color="#000000"/>
+              <w:bottom w:sz="4.0" w:val="single" w:color="#000000"/>
+            </w:tcBorders>
+            <w:shd w:fill="d8d9d8"/>
+            <w:tcMar>
+              <w:start w:w="0" w:type="dxa"/>
+              <w:end w:w="0" w:type="dxa"/>
+            </w:tcMar>
+          </w:tcPr>
+          <w:p>
+            <w:pPr>
+              <w:autoSpaceDN w:val="0"/>
+              <w:autoSpaceDE w:val="0"/>
+              <w:widowControl/>
+              <w:spacing w:line="197" w:lineRule="auto" w:before="100" w:after="0"/>
+              <w:ind w:left="0" w:right="0" w:firstLine="0"/>
+              <w:jc w:val="center"/>
+            </w:pPr>
+            <w:r>
+              <w:rPr>
+                <w:rFonts w:ascii="Calibri" w:hAnsi="Calibri" w:eastAsia="Calibri"/>
+                <w:b/>
+                <w:i w:val="0"/>
+                <w:color w:val="000000"/>
+                <w:sz w:val="20"/>
+              </w:rPr>
+              <w:t xml:space="preserve">Section A </w:t>
+            </w:r>
+          </w:p>
+        </w:tc>
+        <w:tc>
+          <w:tcPr>
+            <w:tcW w:type="dxa" w:w="1276"/>
+            <w:tcBorders>
+              <w:start w:sz="4.0" w:val="single" w:color="#000000"/>
+              <w:top w:sz="4.0" w:val="single" w:color="#000000"/>
+              <w:end w:sz="3.2000000000007276" w:val="single" w:color="#000000"/>
+              <w:bottom w:sz="4.0" w:val="single" w:color="#000000"/>
+            </w:tcBorders>
+            <w:shd w:fill="d8d9d8"/>
+            <w:tcMar>
+              <w:start w:w="0" w:type="dxa"/>
+              <w:end w:w="0" w:type="dxa"/>
+            </w:tcMar>
+          </w:tcPr>
+          <w:p>
+            <w:pPr>
+              <w:autoSpaceDN w:val="0"/>
+              <w:autoSpaceDE w:val="0"/>
+              <w:widowControl/>
+              <w:spacing w:line="197" w:lineRule="auto" w:before="100" w:after="0"/>
+              <w:ind w:left="0" w:right="0" w:firstLine="0"/>
+              <w:jc w:val="center"/>
+            </w:pPr>
+            <w:r>
+              <w:rPr>
+                <w:rFonts w:ascii="Calibri" w:hAnsi="Calibri" w:eastAsia="Calibri"/>
+                <w:b/>
+                <w:i w:val="0"/>
+                <w:color w:val="000000"/>
+                <w:sz w:val="20"/>
+              </w:rPr>
+              <w:t xml:space="preserve">Section B </w:t>
+            </w:r>
+          </w:p>
+        </w:tc>
+        <w:tc>
+          <w:tcPr>
+            <w:tcW w:type="dxa" w:w="1298"/>
+            <w:tcBorders>
+              <w:start w:sz="3.2000000000007276" w:val="single" w:color="#000000"/>
+              <w:top w:sz="4.0" w:val="single" w:color="#000000"/>
+              <w:end w:sz="4.0" w:val="single" w:color="#000000"/>
+              <w:bottom w:sz="4.0" w:val="single" w:color="#000000"/>
+            </w:tcBorders>
+            <w:shd w:fill="d8d9d8"/>
+            <w:tcMar>
+              <w:start w:w="0" w:type="dxa"/>
+              <w:end w:w="0" w:type="dxa"/>
+            </w:tcMar>
+          </w:tcPr>
+          <w:p>
+            <w:pPr>
+              <w:autoSpaceDN w:val="0"/>
+              <w:autoSpaceDE w:val="0"/>
+              <w:widowControl/>
+              <w:spacing w:line="197" w:lineRule="auto" w:before="100" w:after="0"/>
+              <w:ind w:left="0" w:right="0" w:firstLine="0"/>
+              <w:jc w:val="center"/>
+            </w:pPr>
+            <w:r>
+              <w:rPr>
+                <w:rFonts w:ascii="Calibri" w:hAnsi="Calibri" w:eastAsia="Calibri"/>
+                <w:b/>
+                <w:i w:val="0"/>
+                <w:color w:val="000000"/>
+                <w:sz w:val="20"/>
+              </w:rPr>
+              <w:t xml:space="preserve">Section C </w:t>
+            </w:r>
+          </w:p>
+        </w:tc>
+        <w:tc>
+          <w:tcPr>
+            <w:tcW w:type="dxa" w:w="1252"/>
+            <w:tcBorders>
+              <w:start w:sz="4.0" w:val="single" w:color="#000000"/>
+              <w:top w:sz="4.0" w:val="single" w:color="#000000"/>
+              <w:end w:sz="4.0" w:val="single" w:color="#000000"/>
+              <w:bottom w:sz="4.0" w:val="single" w:color="#000000"/>
+            </w:tcBorders>
+            <w:shd w:fill="d8d9d8"/>
+            <w:tcMar>
+              <w:start w:w="0" w:type="dxa"/>
+              <w:end w:w="0" w:type="dxa"/>
+            </w:tcMar>
+          </w:tcPr>
+          <w:p>
+            <w:pPr>
+              <w:autoSpaceDN w:val="0"/>
+              <w:autoSpaceDE w:val="0"/>
+              <w:widowControl/>
+              <w:spacing w:line="197" w:lineRule="auto" w:before="100" w:after="0"/>
+              <w:ind w:left="0" w:right="0" w:firstLine="0"/>
+              <w:jc w:val="center"/>
+            </w:pPr>
+            <w:r>
+              <w:rPr>
+                <w:rFonts w:ascii="Calibri" w:hAnsi="Calibri" w:eastAsia="Calibri"/>
+                <w:b/>
+                <w:i w:val="0"/>
+                <w:color w:val="000000"/>
+                <w:sz w:val="20"/>
+              </w:rPr>
+              <w:t xml:space="preserve">Section D </w:t>
+            </w:r>
+          </w:p>
+        </w:tc>
+        <w:tc>
+          <w:tcPr>
+            <w:tcW w:type="dxa" w:w="1102"/>
+            <w:vMerge w:val="restart"/>
+            <w:tcBorders>
+              <w:start w:sz="4.0" w:val="single" w:color="#000000"/>
+              <w:top w:sz="4.0" w:val="single" w:color="#000000"/>
+              <w:end w:sz="4.0" w:val="single" w:color="#000000"/>
+              <w:bottom w:sz="4.0" w:val="single" w:color="#000000"/>
+            </w:tcBorders>
+            <w:shd w:fill="d8d9d8"/>
+            <w:tcMar>
+              <w:start w:w="0" w:type="dxa"/>
+              <w:end w:w="0" w:type="dxa"/>
+            </w:tcMar>
+            <w:tcMar>
+              <w:start w:w="0" w:type="dxa"/>
+              <w:end w:w="0" w:type="dxa"/>
+            </w:tcMar>
+          </w:tcPr>
+          <w:p>
+            <w:pPr>
+              <w:autoSpaceDN w:val="0"/>
+              <w:autoSpaceDE w:val="0"/>
+              <w:widowControl/>
+              <w:spacing w:line="197" w:lineRule="auto" w:before="288" w:after="0"/>
+              <w:ind w:left="0" w:right="0" w:firstLine="0"/>
+              <w:jc w:val="center"/>
+            </w:pPr>
+            <w:r>
+              <w:rPr>
+                <w:rFonts w:ascii="Calibri" w:hAnsi="Calibri" w:eastAsia="Calibri"/>
+                <w:b/>
+                <w:i w:val="0"/>
+                <w:color w:val="000000"/>
+                <w:sz w:val="20"/>
+              </w:rPr>
+              <w:t xml:space="preserve">Total </w:t>
+            </w:r>
+          </w:p>
+        </w:tc>
+        <w:tc>
+          <w:tcPr>
+            <w:tcW w:type="dxa" w:w="1148"/>
+            <w:vMerge w:val="restart"/>
+            <w:tcBorders>
+              <w:start w:sz="4.0" w:val="single" w:color="#000000"/>
+              <w:top w:sz="4.0" w:val="single" w:color="#000000"/>
+              <w:end w:sz="4.0" w:val="single" w:color="#000000"/>
+              <w:bottom w:sz="4.0" w:val="single" w:color="#000000"/>
+            </w:tcBorders>
+            <w:shd w:fill="d8d9d8"/>
+            <w:tcMar>
+              <w:start w:w="0" w:type="dxa"/>
+              <w:end w:w="0" w:type="dxa"/>
+            </w:tcMar>
+            <w:tcMar>
+              <w:start w:w="0" w:type="dxa"/>
+              <w:end w:w="0" w:type="dxa"/>
+            </w:tcMar>
+          </w:tcPr>
+          <w:p>
+            <w:pPr>
+              <w:autoSpaceDN w:val="0"/>
+              <w:autoSpaceDE w:val="0"/>
+              <w:widowControl/>
+              <w:spacing w:line="197" w:lineRule="auto" w:before="288" w:after="0"/>
+              <w:ind w:left="0" w:right="0" w:firstLine="0"/>
+              <w:jc w:val="center"/>
+            </w:pPr>
+            <w:r>
+              <w:rPr>
+                <w:rFonts w:ascii="Calibri" w:hAnsi="Calibri" w:eastAsia="Calibri"/>
+                <w:b/>
+                <w:i w:val="0"/>
+                <w:color w:val="000000"/>
+                <w:sz w:val="20"/>
+              </w:rPr>
+              <w:t xml:space="preserve">Position </w:t>
+            </w:r>
+          </w:p>
+        </w:tc>
+      </w:tr>
+      <w:tr>
+        <w:trPr>
+          <w:trHeight w:hRule="exact" w:val="376"/>
+        </w:trPr>
+        <w:tc>
+          <w:tcPr>
+            <w:tcW w:type="dxa" w:w="1551"/>
+            <w:vMerge/>
+            <w:tcBorders>
+              <w:start w:sz="4.0" w:val="single" w:color="#000000"/>
+              <w:top w:sz="4.0" w:val="single" w:color="#000000"/>
+              <w:end w:sz="4.0" w:val="single" w:color="#000000"/>
+              <w:bottom w:sz="4.0" w:val="single" w:color="#000000"/>
+            </w:tcBorders>
+          </w:tcPr>
+          <w:p/>
+        </w:tc>
+        <w:tc>
+          <w:tcPr>
+            <w:tcW w:type="dxa" w:w="1551"/>
+            <w:vMerge/>
+            <w:tcBorders>
+              <w:start w:sz="4.0" w:val="single" w:color="#000000"/>
+              <w:top w:sz="4.0" w:val="single" w:color="#000000"/>
+              <w:end w:sz="4.0" w:val="single" w:color="#000000"/>
+              <w:bottom w:sz="4.0" w:val="single" w:color="#000000"/>
+            </w:tcBorders>
+          </w:tcPr>
+          <w:p/>
+        </w:tc>
+        <w:tc>
+          <w:tcPr>
+            <w:tcW w:type="dxa" w:w="1551"/>
+            <w:vMerge/>
+            <w:tcBorders>
+              <w:start w:sz="4.0" w:val="single" w:color="#000000"/>
+              <w:top w:sz="4.0" w:val="single" w:color="#000000"/>
+              <w:end w:sz="4.0" w:val="single" w:color="#000000"/>
+              <w:bottom w:sz="4.0" w:val="single" w:color="#000000"/>
+            </w:tcBorders>
+          </w:tcPr>
+          <w:p/>
+        </w:tc>
+        <w:tc>
+          <w:tcPr>
+            <w:tcW w:type="dxa" w:w="1396"/>
+            <w:tcBorders>
+              <w:start w:sz="4.0" w:val="single" w:color="#000000"/>
+              <w:top w:sz="4.0" w:val="single" w:color="#000000"/>
+              <w:end w:sz="4.0" w:val="single" w:color="#000000"/>
+              <w:bottom w:sz="4.0" w:val="single" w:color="#000000"/>
+            </w:tcBorders>
+            <w:shd w:fill="d8d9d8"/>
+            <w:tcMar>
+              <w:start w:w="0" w:type="dxa"/>
+              <w:end w:w="0" w:type="dxa"/>
+            </w:tcMar>
+          </w:tcPr>
+          <w:p>
+            <w:pPr>
+              <w:autoSpaceDN w:val="0"/>
+              <w:autoSpaceDE w:val="0"/>
+              <w:widowControl/>
+              <w:spacing w:line="194" w:lineRule="auto" w:before="102" w:after="0"/>
+              <w:ind w:left="0" w:right="0" w:firstLine="0"/>
+              <w:jc w:val="center"/>
+            </w:pPr>
+            <w:r>
+              <w:rPr>
+                <w:rFonts w:ascii="Calibri" w:hAnsi="Calibri" w:eastAsia="Calibri"/>
+                <w:b/>
+                <w:i w:val="0"/>
+                <w:color w:val="000000"/>
+                <w:sz w:val="20"/>
+              </w:rPr>
+              <w:t xml:space="preserve">Qualification </w:t>
+            </w:r>
+          </w:p>
+        </w:tc>
+        <w:tc>
+          <w:tcPr>
+            <w:tcW w:type="dxa" w:w="1276"/>
+            <w:tcBorders>
+              <w:start w:sz="4.0" w:val="single" w:color="#000000"/>
+              <w:top w:sz="4.0" w:val="single" w:color="#000000"/>
+              <w:end w:sz="3.2000000000007276" w:val="single" w:color="#000000"/>
+              <w:bottom w:sz="4.0" w:val="single" w:color="#000000"/>
+            </w:tcBorders>
+            <w:shd w:fill="d8d9d8"/>
+            <w:tcMar>
+              <w:start w:w="0" w:type="dxa"/>
+              <w:end w:w="0" w:type="dxa"/>
+            </w:tcMar>
+          </w:tcPr>
+          <w:p>
+            <w:pPr>
+              <w:autoSpaceDN w:val="0"/>
+              <w:autoSpaceDE w:val="0"/>
+              <w:widowControl/>
+              <w:spacing w:line="194" w:lineRule="auto" w:before="102" w:after="0"/>
+              <w:ind w:left="0" w:right="0" w:firstLine="0"/>
+              <w:jc w:val="center"/>
+            </w:pPr>
+            <w:r>
+              <w:rPr>
+                <w:rFonts w:ascii="Calibri" w:hAnsi="Calibri" w:eastAsia="Calibri"/>
+                <w:b/>
+                <w:i w:val="0"/>
+                <w:color w:val="000000"/>
+                <w:sz w:val="20"/>
+              </w:rPr>
+              <w:t xml:space="preserve">Experience </w:t>
+            </w:r>
+          </w:p>
+        </w:tc>
+        <w:tc>
+          <w:tcPr>
+            <w:tcW w:type="dxa" w:w="1298"/>
+            <w:tcBorders>
+              <w:start w:sz="3.2000000000007276" w:val="single" w:color="#000000"/>
+              <w:top w:sz="4.0" w:val="single" w:color="#000000"/>
+              <w:end w:sz="4.0" w:val="single" w:color="#000000"/>
+              <w:bottom w:sz="4.0" w:val="single" w:color="#000000"/>
+            </w:tcBorders>
+            <w:shd w:fill="d8d9d8"/>
+            <w:tcMar>
+              <w:start w:w="0" w:type="dxa"/>
+              <w:end w:w="0" w:type="dxa"/>
+            </w:tcMar>
+          </w:tcPr>
+          <w:p>
+            <w:pPr>
+              <w:autoSpaceDN w:val="0"/>
+              <w:autoSpaceDE w:val="0"/>
+              <w:widowControl/>
+              <w:spacing w:line="194" w:lineRule="auto" w:before="102" w:after="0"/>
+              <w:ind w:left="0" w:right="0" w:firstLine="0"/>
+              <w:jc w:val="center"/>
+            </w:pPr>
+            <w:r>
+              <w:rPr>
+                <w:rFonts w:ascii="Calibri" w:hAnsi="Calibri" w:eastAsia="Calibri"/>
+                <w:b/>
+                <w:i w:val="0"/>
+                <w:color w:val="000000"/>
+                <w:sz w:val="20"/>
+              </w:rPr>
+              <w:t xml:space="preserve">Presentation </w:t>
+            </w:r>
+          </w:p>
+        </w:tc>
+        <w:tc>
+          <w:tcPr>
+            <w:tcW w:type="dxa" w:w="1252"/>
+            <w:tcBorders>
+              <w:start w:sz="4.0" w:val="single" w:color="#000000"/>
+              <w:top w:sz="4.0" w:val="single" w:color="#000000"/>
+              <w:end w:sz="4.0" w:val="single" w:color="#000000"/>
+              <w:bottom w:sz="4.0" w:val="single" w:color="#000000"/>
+            </w:tcBorders>
+            <w:shd w:fill="d8d9d8"/>
+            <w:tcMar>
+              <w:start w:w="0" w:type="dxa"/>
+              <w:end w:w="0" w:type="dxa"/>
+            </w:tcMar>
+          </w:tcPr>
+          <w:p>
+            <w:pPr>
+              <w:autoSpaceDN w:val="0"/>
+              <w:autoSpaceDE w:val="0"/>
+              <w:widowControl/>
+              <w:spacing w:line="194" w:lineRule="auto" w:before="102" w:after="0"/>
+              <w:ind w:left="0" w:right="0" w:firstLine="0"/>
+              <w:jc w:val="center"/>
+            </w:pPr>
+            <w:r>
+              <w:rPr>
+                <w:rFonts w:ascii="Calibri" w:hAnsi="Calibri" w:eastAsia="Calibri"/>
+                <w:b/>
+                <w:i w:val="0"/>
+                <w:color w:val="000000"/>
+                <w:sz w:val="20"/>
+              </w:rPr>
+              <w:t xml:space="preserve">Skills </w:t>
+            </w:r>
+          </w:p>
+        </w:tc>
+        <w:tc>
+          <w:tcPr>
+            <w:tcW w:type="dxa" w:w="1551"/>
+            <w:vMerge/>
+            <w:tcBorders>
+              <w:start w:sz="4.0" w:val="single" w:color="#000000"/>
+              <w:top w:sz="4.0" w:val="single" w:color="#000000"/>
+              <w:end w:sz="4.0" w:val="single" w:color="#000000"/>
+              <w:bottom w:sz="4.0" w:val="single" w:color="#000000"/>
+            </w:tcBorders>
+          </w:tcPr>
+          <w:p/>
+        </w:tc>
+        <w:tc>
+          <w:tcPr>
+            <w:tcW w:type="dxa" w:w="1551"/>
+            <w:vMerge/>
+            <w:tcBorders>
+              <w:start w:sz="4.0" w:val="single" w:color="#000000"/>
+              <w:top w:sz="4.0" w:val="single" w:color="#000000"/>
+              <w:end w:sz="4.0" w:val="single" w:color="#000000"/>
+              <w:bottom w:sz="4.0" w:val="single" w:color="#000000"/>
+            </w:tcBorders>
+          </w:tcPr>
+          <w:p/>
+        </w:tc>
+      </w:tr>
+      <w:tr>
+        <w:trPr>
+          <w:trHeight w:hRule="exact" w:val="372"/>
+        </w:trPr>
+        <w:tc>
+          <w:tcPr>
+            <w:tcW w:type="dxa" w:w="754"/>
+            <w:vMerge w:val="restart"/>
+            <w:tcBorders>
+              <w:start w:sz="4.0" w:val="single" w:color="#000000"/>
+              <w:top w:sz="4.0" w:val="single" w:color="#000000"/>
+              <w:end w:sz="4.0" w:val="single" w:color="#000000"/>
+              <w:bottom w:sz="12.0" w:val="single" w:color="#000000"/>
+            </w:tcBorders>
+            <w:tcMar>
+              <w:start w:w="0" w:type="dxa"/>
+              <w:end w:w="0" w:type="dxa"/>
+            </w:tcMar>
+            <w:tcMar>
+              <w:start w:w="0" w:type="dxa"/>
+              <w:end w:w="0" w:type="dxa"/>
+            </w:tcMar>
+            <w:tcMar>
+              <w:start w:w="0" w:type="dxa"/>
+              <w:end w:w="0" w:type="dxa"/>
+            </w:tcMar>
+          </w:tcPr>
+          <w:p>
+            <w:pPr>
+              <w:autoSpaceDN w:val="0"/>
+              <w:autoSpaceDE w:val="0"/>
+              <w:widowControl/>
+              <w:spacing w:line="197" w:lineRule="auto" w:before="476" w:after="0"/>
+              <w:ind w:left="0" w:right="0" w:firstLine="0"/>
+              <w:jc w:val="center"/>
+            </w:pPr>
+            <w:r>
+              <w:rPr>
+                <w:rFonts w:ascii="Calibri" w:hAnsi="Calibri" w:eastAsia="Calibri"/>
+                <w:b/>
+                <w:i w:val="0"/>
+                <w:color w:val="000000"/>
+                <w:sz w:val="20"/>
+              </w:rPr>
+              <w:t xml:space="preserve">1 </w:t>
+            </w:r>
+          </w:p>
+        </w:tc>
+        <w:tc>
+          <w:tcPr>
+            <w:tcW w:type="dxa" w:w="3654"/>
+            <w:vMerge w:val="restart"/>
+            <w:tcBorders>
+              <w:start w:sz="4.0" w:val="single" w:color="#000000"/>
+              <w:top w:sz="4.0" w:val="single" w:color="#000000"/>
+              <w:end w:sz="4.0" w:val="single" w:color="#000000"/>
+              <w:bottom w:sz="12.0" w:val="single" w:color="#000000"/>
+            </w:tcBorders>
+            <w:tcMar>
+              <w:start w:w="0" w:type="dxa"/>
+              <w:end w:w="0" w:type="dxa"/>
+            </w:tcMar>
+            <w:tcMar>
+              <w:start w:w="0" w:type="dxa"/>
+              <w:end w:w="0" w:type="dxa"/>
+            </w:tcMar>
+            <w:tcMar>
+              <w:start w:w="0" w:type="dxa"/>
+              <w:end w:w="0" w:type="dxa"/>
+            </w:tcMar>
           </w:tcPr>
           <w:p>
             <w:r>
@@ -167,7 +1228,17 @@
         </w:tc>
         <w:tc>
           <w:tcPr>
-            <w:tcW w:type="dxa" w:w="1080"/>
+            <w:tcW w:type="dxa" w:w="3200"/>
+            <w:tcBorders>
+              <w:start w:sz="4.0" w:val="single" w:color="#000000"/>
+              <w:top w:sz="4.0" w:val="single" w:color="#000000"/>
+              <w:end w:sz="4.0" w:val="single" w:color="#000000"/>
+              <w:bottom w:sz="4.0" w:val="single" w:color="#000000"/>
+            </w:tcBorders>
+            <w:tcMar>
+              <w:start w:w="0" w:type="dxa"/>
+              <w:end w:w="0" w:type="dxa"/>
+            </w:tcMar>
           </w:tcPr>
           <w:p>
             <w:r>
@@ -177,7 +1248,17 @@
         </w:tc>
         <w:tc>
           <w:tcPr>
-            <w:tcW w:type="dxa" w:w="1080"/>
+            <w:tcW w:type="dxa" w:w="1396"/>
+            <w:tcBorders>
+              <w:start w:sz="4.0" w:val="single" w:color="#000000"/>
+              <w:top w:sz="4.0" w:val="single" w:color="#000000"/>
+              <w:end w:sz="4.0" w:val="single" w:color="#000000"/>
+              <w:bottom w:sz="4.0" w:val="single" w:color="#000000"/>
+            </w:tcBorders>
+            <w:tcMar>
+              <w:start w:w="0" w:type="dxa"/>
+              <w:end w:w="0" w:type="dxa"/>
+            </w:tcMar>
           </w:tcPr>
           <w:p>
             <w:r>
@@ -187,7 +1268,17 @@
         </w:tc>
         <w:tc>
           <w:tcPr>
-            <w:tcW w:type="dxa" w:w="1080"/>
+            <w:tcW w:type="dxa" w:w="1276"/>
+            <w:tcBorders>
+              <w:start w:sz="4.0" w:val="single" w:color="#000000"/>
+              <w:top w:sz="4.0" w:val="single" w:color="#000000"/>
+              <w:end w:sz="3.2000000000007276" w:val="single" w:color="#000000"/>
+              <w:bottom w:sz="4.0" w:val="single" w:color="#000000"/>
+            </w:tcBorders>
+            <w:tcMar>
+              <w:start w:w="0" w:type="dxa"/>
+              <w:end w:w="0" w:type="dxa"/>
+            </w:tcMar>
           </w:tcPr>
           <w:p>
             <w:r>
@@ -197,7 +1288,17 @@
         </w:tc>
         <w:tc>
           <w:tcPr>
-            <w:tcW w:type="dxa" w:w="1080"/>
+            <w:tcW w:type="dxa" w:w="1298"/>
+            <w:tcBorders>
+              <w:start w:sz="3.2000000000007276" w:val="single" w:color="#000000"/>
+              <w:top w:sz="4.0" w:val="single" w:color="#000000"/>
+              <w:end w:sz="4.0" w:val="single" w:color="#000000"/>
+              <w:bottom w:sz="4.0" w:val="single" w:color="#000000"/>
+            </w:tcBorders>
+            <w:tcMar>
+              <w:start w:w="0" w:type="dxa"/>
+              <w:end w:w="0" w:type="dxa"/>
+            </w:tcMar>
           </w:tcPr>
           <w:p>
             <w:r>
@@ -207,7 +1308,17 @@
         </w:tc>
         <w:tc>
           <w:tcPr>
-            <w:tcW w:type="dxa" w:w="1080"/>
+            <w:tcW w:type="dxa" w:w="1252"/>
+            <w:tcBorders>
+              <w:start w:sz="4.0" w:val="single" w:color="#000000"/>
+              <w:top w:sz="4.0" w:val="single" w:color="#000000"/>
+              <w:end w:sz="4.0" w:val="single" w:color="#000000"/>
+              <w:bottom w:sz="4.0" w:val="single" w:color="#000000"/>
+            </w:tcBorders>
+            <w:tcMar>
+              <w:start w:w="0" w:type="dxa"/>
+              <w:end w:w="0" w:type="dxa"/>
+            </w:tcMar>
           </w:tcPr>
           <w:p>
             <w:r>
@@ -217,7 +1328,17 @@
         </w:tc>
         <w:tc>
           <w:tcPr>
-            <w:tcW w:type="dxa" w:w="1080"/>
+            <w:tcW w:type="dxa" w:w="1102"/>
+            <w:tcBorders>
+              <w:start w:sz="4.0" w:val="single" w:color="#000000"/>
+              <w:top w:sz="4.0" w:val="single" w:color="#000000"/>
+              <w:end w:sz="4.0" w:val="single" w:color="#000000"/>
+              <w:bottom w:sz="4.0" w:val="single" w:color="#000000"/>
+            </w:tcBorders>
+            <w:tcMar>
+              <w:start w:w="0" w:type="dxa"/>
+              <w:end w:w="0" w:type="dxa"/>
+            </w:tcMar>
           </w:tcPr>
           <w:p>
             <w:r>
@@ -225,21 +1346,383 @@
             </w:r>
           </w:p>
         </w:tc>
-      </w:tr>
-      <w:tr>
         <w:tc>
           <w:tcPr>
-            <w:tcW w:type="dxa" w:w="1080"/>
+            <w:tcW w:type="dxa" w:w="1148"/>
+            <w:tcBorders>
+              <w:start w:sz="4.0" w:val="single" w:color="#000000"/>
+              <w:top w:sz="4.0" w:val="single" w:color="#000000"/>
+              <w:end w:sz="4.0" w:val="single" w:color="#000000"/>
+              <w:bottom w:sz="4.0" w:val="single" w:color="#000000"/>
+            </w:tcBorders>
+            <w:tcMar>
+              <w:start w:w="0" w:type="dxa"/>
+              <w:end w:w="0" w:type="dxa"/>
+            </w:tcMar>
           </w:tcPr>
           <w:p>
             <w:r>
-              <w:t>2</w:t>
+              <w:t>{{ item(0, 'position', '') }}</w:t>
+            </w:r>
+          </w:p>
+        </w:tc>
+      </w:tr>
+      <w:tr>
+        <w:trPr>
+          <w:trHeight w:hRule="exact" w:val="374"/>
+        </w:trPr>
+        <w:tc>
+          <w:tcPr>
+            <w:tcW w:type="dxa" w:w="1551"/>
+            <w:vMerge/>
+            <w:tcBorders>
+              <w:start w:sz="4.0" w:val="single" w:color="#000000"/>
+              <w:top w:sz="4.0" w:val="single" w:color="#000000"/>
+              <w:end w:sz="4.0" w:val="single" w:color="#000000"/>
+              <w:bottom w:sz="12.0" w:val="single" w:color="#000000"/>
+            </w:tcBorders>
+          </w:tcPr>
+          <w:p/>
+        </w:tc>
+        <w:tc>
+          <w:tcPr>
+            <w:tcW w:type="dxa" w:w="1551"/>
+            <w:vMerge/>
+            <w:tcBorders>
+              <w:start w:sz="4.0" w:val="single" w:color="#000000"/>
+              <w:top w:sz="4.0" w:val="single" w:color="#000000"/>
+              <w:end w:sz="4.0" w:val="single" w:color="#000000"/>
+              <w:bottom w:sz="12.0" w:val="single" w:color="#000000"/>
+            </w:tcBorders>
+          </w:tcPr>
+          <w:p/>
+        </w:tc>
+        <w:tc>
+          <w:tcPr>
+            <w:tcW w:type="dxa" w:w="3200"/>
+            <w:tcBorders>
+              <w:start w:sz="4.0" w:val="single" w:color="#000000"/>
+              <w:top w:sz="4.0" w:val="single" w:color="#000000"/>
+              <w:end w:sz="4.0" w:val="single" w:color="#000000"/>
+              <w:bottom w:sz="4.0" w:val="single" w:color="#000000"/>
+            </w:tcBorders>
+            <w:tcMar>
+              <w:start w:w="0" w:type="dxa"/>
+              <w:end w:w="0" w:type="dxa"/>
+            </w:tcMar>
+          </w:tcPr>
+          <w:p/>
+        </w:tc>
+        <w:tc>
+          <w:tcPr>
+            <w:tcW w:type="dxa" w:w="1396"/>
+            <w:tcBorders>
+              <w:start w:sz="4.0" w:val="single" w:color="#000000"/>
+              <w:top w:sz="4.0" w:val="single" w:color="#000000"/>
+              <w:end w:sz="4.0" w:val="single" w:color="#000000"/>
+              <w:bottom w:sz="4.0" w:val="single" w:color="#000000"/>
+            </w:tcBorders>
+            <w:tcMar>
+              <w:start w:w="0" w:type="dxa"/>
+              <w:end w:w="0" w:type="dxa"/>
+            </w:tcMar>
+          </w:tcPr>
+          <w:p/>
+        </w:tc>
+        <w:tc>
+          <w:tcPr>
+            <w:tcW w:type="dxa" w:w="1276"/>
+            <w:tcBorders>
+              <w:start w:sz="4.0" w:val="single" w:color="#000000"/>
+              <w:top w:sz="4.0" w:val="single" w:color="#000000"/>
+              <w:end w:sz="3.2000000000007276" w:val="single" w:color="#000000"/>
+              <w:bottom w:sz="4.0" w:val="single" w:color="#000000"/>
+            </w:tcBorders>
+            <w:tcMar>
+              <w:start w:w="0" w:type="dxa"/>
+              <w:end w:w="0" w:type="dxa"/>
+            </w:tcMar>
+          </w:tcPr>
+          <w:p/>
+        </w:tc>
+        <w:tc>
+          <w:tcPr>
+            <w:tcW w:type="dxa" w:w="1298"/>
+            <w:tcBorders>
+              <w:start w:sz="3.2000000000007276" w:val="single" w:color="#000000"/>
+              <w:top w:sz="4.0" w:val="single" w:color="#000000"/>
+              <w:end w:sz="4.0" w:val="single" w:color="#000000"/>
+              <w:bottom w:sz="4.0" w:val="single" w:color="#000000"/>
+            </w:tcBorders>
+            <w:tcMar>
+              <w:start w:w="0" w:type="dxa"/>
+              <w:end w:w="0" w:type="dxa"/>
+            </w:tcMar>
+          </w:tcPr>
+          <w:p/>
+        </w:tc>
+        <w:tc>
+          <w:tcPr>
+            <w:tcW w:type="dxa" w:w="1252"/>
+            <w:tcBorders>
+              <w:start w:sz="4.0" w:val="single" w:color="#000000"/>
+              <w:top w:sz="4.0" w:val="single" w:color="#000000"/>
+              <w:end w:sz="4.0" w:val="single" w:color="#000000"/>
+              <w:bottom w:sz="4.0" w:val="single" w:color="#000000"/>
+            </w:tcBorders>
+            <w:tcMar>
+              <w:start w:w="0" w:type="dxa"/>
+              <w:end w:w="0" w:type="dxa"/>
+            </w:tcMar>
+          </w:tcPr>
+          <w:p/>
+        </w:tc>
+        <w:tc>
+          <w:tcPr>
+            <w:tcW w:type="dxa" w:w="1102"/>
+            <w:tcBorders>
+              <w:start w:sz="4.0" w:val="single" w:color="#000000"/>
+              <w:top w:sz="4.0" w:val="single" w:color="#000000"/>
+              <w:end w:sz="4.0" w:val="single" w:color="#000000"/>
+              <w:bottom w:sz="4.0" w:val="single" w:color="#000000"/>
+            </w:tcBorders>
+            <w:tcMar>
+              <w:start w:w="0" w:type="dxa"/>
+              <w:end w:w="0" w:type="dxa"/>
+            </w:tcMar>
+          </w:tcPr>
+          <w:p/>
+        </w:tc>
+        <w:tc>
+          <w:tcPr>
+            <w:tcW w:type="dxa" w:w="1148"/>
+            <w:tcBorders>
+              <w:start w:sz="4.0" w:val="single" w:color="#000000"/>
+              <w:top w:sz="4.0" w:val="single" w:color="#000000"/>
+              <w:end w:sz="4.0" w:val="single" w:color="#000000"/>
+              <w:bottom w:sz="4.0" w:val="single" w:color="#000000"/>
+            </w:tcBorders>
+            <w:tcMar>
+              <w:start w:w="0" w:type="dxa"/>
+              <w:end w:w="0" w:type="dxa"/>
+            </w:tcMar>
+          </w:tcPr>
+          <w:p/>
+        </w:tc>
+      </w:tr>
+      <w:tr>
+        <w:trPr>
+          <w:trHeight w:hRule="exact" w:val="386"/>
+        </w:trPr>
+        <w:tc>
+          <w:tcPr>
+            <w:tcW w:type="dxa" w:w="1551"/>
+            <w:vMerge/>
+            <w:tcBorders>
+              <w:start w:sz="4.0" w:val="single" w:color="#000000"/>
+              <w:top w:sz="4.0" w:val="single" w:color="#000000"/>
+              <w:end w:sz="4.0" w:val="single" w:color="#000000"/>
+              <w:bottom w:sz="12.0" w:val="single" w:color="#000000"/>
+            </w:tcBorders>
+          </w:tcPr>
+          <w:p/>
+        </w:tc>
+        <w:tc>
+          <w:tcPr>
+            <w:tcW w:type="dxa" w:w="1551"/>
+            <w:vMerge/>
+            <w:tcBorders>
+              <w:start w:sz="4.0" w:val="single" w:color="#000000"/>
+              <w:top w:sz="4.0" w:val="single" w:color="#000000"/>
+              <w:end w:sz="4.0" w:val="single" w:color="#000000"/>
+              <w:bottom w:sz="12.0" w:val="single" w:color="#000000"/>
+            </w:tcBorders>
+          </w:tcPr>
+          <w:p/>
+        </w:tc>
+        <w:tc>
+          <w:tcPr>
+            <w:tcW w:type="dxa" w:w="3200"/>
+            <w:tcBorders>
+              <w:start w:sz="4.0" w:val="single" w:color="#000000"/>
+              <w:top w:sz="4.0" w:val="single" w:color="#000000"/>
+              <w:end w:sz="4.0" w:val="single" w:color="#000000"/>
+              <w:bottom w:sz="12.0" w:val="single" w:color="#000000"/>
+            </w:tcBorders>
+            <w:tcMar>
+              <w:start w:w="0" w:type="dxa"/>
+              <w:end w:w="0" w:type="dxa"/>
+            </w:tcMar>
+          </w:tcPr>
+          <w:p/>
+        </w:tc>
+        <w:tc>
+          <w:tcPr>
+            <w:tcW w:type="dxa" w:w="1396"/>
+            <w:tcBorders>
+              <w:start w:sz="4.0" w:val="single" w:color="#000000"/>
+              <w:top w:sz="4.0" w:val="single" w:color="#000000"/>
+              <w:end w:sz="4.0" w:val="single" w:color="#000000"/>
+              <w:bottom w:sz="12.0" w:val="single" w:color="#000000"/>
+            </w:tcBorders>
+            <w:tcMar>
+              <w:start w:w="0" w:type="dxa"/>
+              <w:end w:w="0" w:type="dxa"/>
+            </w:tcMar>
+          </w:tcPr>
+          <w:p/>
+        </w:tc>
+        <w:tc>
+          <w:tcPr>
+            <w:tcW w:type="dxa" w:w="1276"/>
+            <w:tcBorders>
+              <w:start w:sz="4.0" w:val="single" w:color="#000000"/>
+              <w:top w:sz="4.0" w:val="single" w:color="#000000"/>
+              <w:end w:sz="3.2000000000007276" w:val="single" w:color="#000000"/>
+              <w:bottom w:sz="12.0" w:val="single" w:color="#000000"/>
+            </w:tcBorders>
+            <w:tcMar>
+              <w:start w:w="0" w:type="dxa"/>
+              <w:end w:w="0" w:type="dxa"/>
+            </w:tcMar>
+          </w:tcPr>
+          <w:p/>
+        </w:tc>
+        <w:tc>
+          <w:tcPr>
+            <w:tcW w:type="dxa" w:w="1298"/>
+            <w:tcBorders>
+              <w:start w:sz="3.2000000000007276" w:val="single" w:color="#000000"/>
+              <w:top w:sz="4.0" w:val="single" w:color="#000000"/>
+              <w:end w:sz="4.0" w:val="single" w:color="#000000"/>
+              <w:bottom w:sz="12.0" w:val="single" w:color="#000000"/>
+            </w:tcBorders>
+            <w:tcMar>
+              <w:start w:w="0" w:type="dxa"/>
+              <w:end w:w="0" w:type="dxa"/>
+            </w:tcMar>
+          </w:tcPr>
+          <w:p/>
+        </w:tc>
+        <w:tc>
+          <w:tcPr>
+            <w:tcW w:type="dxa" w:w="1252"/>
+            <w:tcBorders>
+              <w:start w:sz="4.0" w:val="single" w:color="#000000"/>
+              <w:top w:sz="4.0" w:val="single" w:color="#000000"/>
+              <w:end w:sz="4.0" w:val="single" w:color="#000000"/>
+              <w:bottom w:sz="12.0" w:val="single" w:color="#000000"/>
+            </w:tcBorders>
+            <w:tcMar>
+              <w:start w:w="0" w:type="dxa"/>
+              <w:end w:w="0" w:type="dxa"/>
+            </w:tcMar>
+          </w:tcPr>
+          <w:p/>
+        </w:tc>
+        <w:tc>
+          <w:tcPr>
+            <w:tcW w:type="dxa" w:w="1102"/>
+            <w:tcBorders>
+              <w:start w:sz="4.0" w:val="single" w:color="#000000"/>
+              <w:top w:sz="4.0" w:val="single" w:color="#000000"/>
+              <w:end w:sz="4.0" w:val="single" w:color="#000000"/>
+              <w:bottom w:sz="12.0" w:val="single" w:color="#000000"/>
+            </w:tcBorders>
+            <w:tcMar>
+              <w:start w:w="0" w:type="dxa"/>
+              <w:end w:w="0" w:type="dxa"/>
+            </w:tcMar>
+          </w:tcPr>
+          <w:p/>
+        </w:tc>
+        <w:tc>
+          <w:tcPr>
+            <w:tcW w:type="dxa" w:w="1148"/>
+            <w:tcBorders>
+              <w:start w:sz="4.0" w:val="single" w:color="#000000"/>
+              <w:top w:sz="4.0" w:val="single" w:color="#000000"/>
+              <w:end w:sz="4.0" w:val="single" w:color="#000000"/>
+              <w:bottom w:sz="12.0" w:val="single" w:color="#000000"/>
+            </w:tcBorders>
+            <w:tcMar>
+              <w:start w:w="0" w:type="dxa"/>
+              <w:end w:w="0" w:type="dxa"/>
+            </w:tcMar>
+          </w:tcPr>
+          <w:p/>
+        </w:tc>
+      </w:tr>
+      <w:tr>
+        <w:trPr>
+          <w:trHeight w:hRule="exact" w:val="384"/>
+        </w:trPr>
+        <w:tc>
+          <w:tcPr>
+            <w:tcW w:type="dxa" w:w="754"/>
+            <w:vMerge w:val="restart"/>
+            <w:tcBorders>
+              <w:start w:sz="4.0" w:val="single" w:color="#000000"/>
+              <w:top w:sz="12.0" w:val="single" w:color="#000000"/>
+              <w:end w:sz="4.0" w:val="single" w:color="#000000"/>
+              <w:bottom w:sz="11.199999999999818" w:val="single" w:color="#000000"/>
+            </w:tcBorders>
+            <w:tcMar>
+              <w:start w:w="0" w:type="dxa"/>
+              <w:end w:w="0" w:type="dxa"/>
+            </w:tcMar>
+            <w:tcMar>
+              <w:start w:w="0" w:type="dxa"/>
+              <w:end w:w="0" w:type="dxa"/>
+            </w:tcMar>
+            <w:tcMar>
+              <w:start w:w="0" w:type="dxa"/>
+              <w:end w:w="0" w:type="dxa"/>
+            </w:tcMar>
+          </w:tcPr>
+          <w:p>
+            <w:pPr>
+              <w:autoSpaceDN w:val="0"/>
+              <w:autoSpaceDE w:val="0"/>
+              <w:widowControl/>
+              <w:spacing w:line="197" w:lineRule="auto" w:before="476" w:after="0"/>
+              <w:ind w:left="0" w:right="0" w:firstLine="0"/>
+              <w:jc w:val="center"/>
+            </w:pPr>
+            <w:r>
+              <w:rPr>
+                <w:rFonts w:ascii="Calibri" w:hAnsi="Calibri" w:eastAsia="Calibri"/>
+                <w:b/>
+                <w:i w:val="0"/>
+                <w:color w:val="000000"/>
+                <w:sz w:val="20"/>
+              </w:rPr>
+              <w:t xml:space="preserve">2 </w:t>
             </w:r>
           </w:p>
         </w:tc>
         <w:tc>
           <w:tcPr>
-            <w:tcW w:type="dxa" w:w="1080"/>
+            <w:tcW w:type="dxa" w:w="3654"/>
+            <w:vMerge w:val="restart"/>
+            <w:tcBorders>
+              <w:start w:sz="4.0" w:val="single" w:color="#000000"/>
+              <w:top w:sz="12.0" w:val="single" w:color="#000000"/>
+              <w:end w:sz="4.0" w:val="single" w:color="#000000"/>
+              <w:bottom w:sz="11.199999999999818" w:val="single" w:color="#000000"/>
+            </w:tcBorders>
+            <w:tcMar>
+              <w:start w:w="0" w:type="dxa"/>
+              <w:end w:w="0" w:type="dxa"/>
+            </w:tcMar>
+            <w:tcMar>
+              <w:start w:w="0" w:type="dxa"/>
+              <w:end w:w="0" w:type="dxa"/>
+            </w:tcMar>
+            <w:tcMar>
+              <w:start w:w="0" w:type="dxa"/>
+              <w:end w:w="0" w:type="dxa"/>
+            </w:tcMar>
           </w:tcPr>
           <w:p>
             <w:r>
@@ -249,7 +1732,17 @@
         </w:tc>
         <w:tc>
           <w:tcPr>
-            <w:tcW w:type="dxa" w:w="1080"/>
+            <w:tcW w:type="dxa" w:w="3200"/>
+            <w:tcBorders>
+              <w:start w:sz="4.0" w:val="single" w:color="#000000"/>
+              <w:top w:sz="12.0" w:val="single" w:color="#000000"/>
+              <w:end w:sz="4.0" w:val="single" w:color="#000000"/>
+              <w:bottom w:sz="4.0" w:val="single" w:color="#000000"/>
+            </w:tcBorders>
+            <w:tcMar>
+              <w:start w:w="0" w:type="dxa"/>
+              <w:end w:w="0" w:type="dxa"/>
+            </w:tcMar>
           </w:tcPr>
           <w:p>
             <w:r>
@@ -259,7 +1752,17 @@
         </w:tc>
         <w:tc>
           <w:tcPr>
-            <w:tcW w:type="dxa" w:w="1080"/>
+            <w:tcW w:type="dxa" w:w="1396"/>
+            <w:tcBorders>
+              <w:start w:sz="4.0" w:val="single" w:color="#000000"/>
+              <w:top w:sz="12.0" w:val="single" w:color="#000000"/>
+              <w:end w:sz="4.0" w:val="single" w:color="#000000"/>
+              <w:bottom w:sz="4.0" w:val="single" w:color="#000000"/>
+            </w:tcBorders>
+            <w:tcMar>
+              <w:start w:w="0" w:type="dxa"/>
+              <w:end w:w="0" w:type="dxa"/>
+            </w:tcMar>
           </w:tcPr>
           <w:p>
             <w:r>
@@ -269,7 +1772,17 @@
         </w:tc>
         <w:tc>
           <w:tcPr>
-            <w:tcW w:type="dxa" w:w="1080"/>
+            <w:tcW w:type="dxa" w:w="1276"/>
+            <w:tcBorders>
+              <w:start w:sz="4.0" w:val="single" w:color="#000000"/>
+              <w:top w:sz="12.0" w:val="single" w:color="#000000"/>
+              <w:end w:sz="3.2000000000007276" w:val="single" w:color="#000000"/>
+              <w:bottom w:sz="4.0" w:val="single" w:color="#000000"/>
+            </w:tcBorders>
+            <w:tcMar>
+              <w:start w:w="0" w:type="dxa"/>
+              <w:end w:w="0" w:type="dxa"/>
+            </w:tcMar>
           </w:tcPr>
           <w:p>
             <w:r>
@@ -279,7 +1792,17 @@
         </w:tc>
         <w:tc>
           <w:tcPr>
-            <w:tcW w:type="dxa" w:w="1080"/>
+            <w:tcW w:type="dxa" w:w="1298"/>
+            <w:tcBorders>
+              <w:start w:sz="3.2000000000007276" w:val="single" w:color="#000000"/>
+              <w:top w:sz="12.0" w:val="single" w:color="#000000"/>
+              <w:end w:sz="4.0" w:val="single" w:color="#000000"/>
+              <w:bottom w:sz="4.0" w:val="single" w:color="#000000"/>
+            </w:tcBorders>
+            <w:tcMar>
+              <w:start w:w="0" w:type="dxa"/>
+              <w:end w:w="0" w:type="dxa"/>
+            </w:tcMar>
           </w:tcPr>
           <w:p>
             <w:r>
@@ -289,7 +1812,17 @@
         </w:tc>
         <w:tc>
           <w:tcPr>
-            <w:tcW w:type="dxa" w:w="1080"/>
+            <w:tcW w:type="dxa" w:w="1252"/>
+            <w:tcBorders>
+              <w:start w:sz="4.0" w:val="single" w:color="#000000"/>
+              <w:top w:sz="12.0" w:val="single" w:color="#000000"/>
+              <w:end w:sz="4.0" w:val="single" w:color="#000000"/>
+              <w:bottom w:sz="4.0" w:val="single" w:color="#000000"/>
+            </w:tcBorders>
+            <w:tcMar>
+              <w:start w:w="0" w:type="dxa"/>
+              <w:end w:w="0" w:type="dxa"/>
+            </w:tcMar>
           </w:tcPr>
           <w:p>
             <w:r>
@@ -299,7 +1832,17 @@
         </w:tc>
         <w:tc>
           <w:tcPr>
-            <w:tcW w:type="dxa" w:w="1080"/>
+            <w:tcW w:type="dxa" w:w="1102"/>
+            <w:tcBorders>
+              <w:start w:sz="4.0" w:val="single" w:color="#000000"/>
+              <w:top w:sz="12.0" w:val="single" w:color="#000000"/>
+              <w:end w:sz="4.0" w:val="single" w:color="#000000"/>
+              <w:bottom w:sz="4.0" w:val="single" w:color="#000000"/>
+            </w:tcBorders>
+            <w:tcMar>
+              <w:start w:w="0" w:type="dxa"/>
+              <w:end w:w="0" w:type="dxa"/>
+            </w:tcMar>
           </w:tcPr>
           <w:p>
             <w:r>
@@ -307,21 +1850,383 @@
             </w:r>
           </w:p>
         </w:tc>
-      </w:tr>
-      <w:tr>
         <w:tc>
           <w:tcPr>
-            <w:tcW w:type="dxa" w:w="1080"/>
+            <w:tcW w:type="dxa" w:w="1148"/>
+            <w:tcBorders>
+              <w:start w:sz="4.0" w:val="single" w:color="#000000"/>
+              <w:top w:sz="12.0" w:val="single" w:color="#000000"/>
+              <w:end w:sz="4.0" w:val="single" w:color="#000000"/>
+              <w:bottom w:sz="4.0" w:val="single" w:color="#000000"/>
+            </w:tcBorders>
+            <w:tcMar>
+              <w:start w:w="0" w:type="dxa"/>
+              <w:end w:w="0" w:type="dxa"/>
+            </w:tcMar>
           </w:tcPr>
           <w:p>
             <w:r>
-              <w:t>3</w:t>
+              <w:t>{{ item(1, 'position', '') }}</w:t>
+            </w:r>
+          </w:p>
+        </w:tc>
+      </w:tr>
+      <w:tr>
+        <w:trPr>
+          <w:trHeight w:hRule="exact" w:val="374"/>
+        </w:trPr>
+        <w:tc>
+          <w:tcPr>
+            <w:tcW w:type="dxa" w:w="1551"/>
+            <w:vMerge/>
+            <w:tcBorders>
+              <w:start w:sz="4.0" w:val="single" w:color="#000000"/>
+              <w:top w:sz="12.0" w:val="single" w:color="#000000"/>
+              <w:end w:sz="4.0" w:val="single" w:color="#000000"/>
+              <w:bottom w:sz="11.199999999999818" w:val="single" w:color="#000000"/>
+            </w:tcBorders>
+          </w:tcPr>
+          <w:p/>
+        </w:tc>
+        <w:tc>
+          <w:tcPr>
+            <w:tcW w:type="dxa" w:w="1551"/>
+            <w:vMerge/>
+            <w:tcBorders>
+              <w:start w:sz="4.0" w:val="single" w:color="#000000"/>
+              <w:top w:sz="12.0" w:val="single" w:color="#000000"/>
+              <w:end w:sz="4.0" w:val="single" w:color="#000000"/>
+              <w:bottom w:sz="11.199999999999818" w:val="single" w:color="#000000"/>
+            </w:tcBorders>
+          </w:tcPr>
+          <w:p/>
+        </w:tc>
+        <w:tc>
+          <w:tcPr>
+            <w:tcW w:type="dxa" w:w="3200"/>
+            <w:tcBorders>
+              <w:start w:sz="4.0" w:val="single" w:color="#000000"/>
+              <w:top w:sz="4.0" w:val="single" w:color="#000000"/>
+              <w:end w:sz="4.0" w:val="single" w:color="#000000"/>
+              <w:bottom w:sz="3.200000000000273" w:val="single" w:color="#000000"/>
+            </w:tcBorders>
+            <w:tcMar>
+              <w:start w:w="0" w:type="dxa"/>
+              <w:end w:w="0" w:type="dxa"/>
+            </w:tcMar>
+          </w:tcPr>
+          <w:p/>
+        </w:tc>
+        <w:tc>
+          <w:tcPr>
+            <w:tcW w:type="dxa" w:w="1396"/>
+            <w:tcBorders>
+              <w:start w:sz="4.0" w:val="single" w:color="#000000"/>
+              <w:top w:sz="4.0" w:val="single" w:color="#000000"/>
+              <w:end w:sz="4.0" w:val="single" w:color="#000000"/>
+              <w:bottom w:sz="3.200000000000273" w:val="single" w:color="#000000"/>
+            </w:tcBorders>
+            <w:tcMar>
+              <w:start w:w="0" w:type="dxa"/>
+              <w:end w:w="0" w:type="dxa"/>
+            </w:tcMar>
+          </w:tcPr>
+          <w:p/>
+        </w:tc>
+        <w:tc>
+          <w:tcPr>
+            <w:tcW w:type="dxa" w:w="1276"/>
+            <w:tcBorders>
+              <w:start w:sz="4.0" w:val="single" w:color="#000000"/>
+              <w:top w:sz="4.0" w:val="single" w:color="#000000"/>
+              <w:end w:sz="3.2000000000007276" w:val="single" w:color="#000000"/>
+              <w:bottom w:sz="3.200000000000273" w:val="single" w:color="#000000"/>
+            </w:tcBorders>
+            <w:tcMar>
+              <w:start w:w="0" w:type="dxa"/>
+              <w:end w:w="0" w:type="dxa"/>
+            </w:tcMar>
+          </w:tcPr>
+          <w:p/>
+        </w:tc>
+        <w:tc>
+          <w:tcPr>
+            <w:tcW w:type="dxa" w:w="1298"/>
+            <w:tcBorders>
+              <w:start w:sz="3.2000000000007276" w:val="single" w:color="#000000"/>
+              <w:top w:sz="4.0" w:val="single" w:color="#000000"/>
+              <w:end w:sz="4.0" w:val="single" w:color="#000000"/>
+              <w:bottom w:sz="3.200000000000273" w:val="single" w:color="#000000"/>
+            </w:tcBorders>
+            <w:tcMar>
+              <w:start w:w="0" w:type="dxa"/>
+              <w:end w:w="0" w:type="dxa"/>
+            </w:tcMar>
+          </w:tcPr>
+          <w:p/>
+        </w:tc>
+        <w:tc>
+          <w:tcPr>
+            <w:tcW w:type="dxa" w:w="1252"/>
+            <w:tcBorders>
+              <w:start w:sz="4.0" w:val="single" w:color="#000000"/>
+              <w:top w:sz="4.0" w:val="single" w:color="#000000"/>
+              <w:end w:sz="4.0" w:val="single" w:color="#000000"/>
+              <w:bottom w:sz="3.200000000000273" w:val="single" w:color="#000000"/>
+            </w:tcBorders>
+            <w:tcMar>
+              <w:start w:w="0" w:type="dxa"/>
+              <w:end w:w="0" w:type="dxa"/>
+            </w:tcMar>
+          </w:tcPr>
+          <w:p/>
+        </w:tc>
+        <w:tc>
+          <w:tcPr>
+            <w:tcW w:type="dxa" w:w="1102"/>
+            <w:tcBorders>
+              <w:start w:sz="4.0" w:val="single" w:color="#000000"/>
+              <w:top w:sz="4.0" w:val="single" w:color="#000000"/>
+              <w:end w:sz="4.0" w:val="single" w:color="#000000"/>
+              <w:bottom w:sz="3.200000000000273" w:val="single" w:color="#000000"/>
+            </w:tcBorders>
+            <w:tcMar>
+              <w:start w:w="0" w:type="dxa"/>
+              <w:end w:w="0" w:type="dxa"/>
+            </w:tcMar>
+          </w:tcPr>
+          <w:p/>
+        </w:tc>
+        <w:tc>
+          <w:tcPr>
+            <w:tcW w:type="dxa" w:w="1148"/>
+            <w:tcBorders>
+              <w:start w:sz="4.0" w:val="single" w:color="#000000"/>
+              <w:top w:sz="4.0" w:val="single" w:color="#000000"/>
+              <w:end w:sz="4.0" w:val="single" w:color="#000000"/>
+              <w:bottom w:sz="3.200000000000273" w:val="single" w:color="#000000"/>
+            </w:tcBorders>
+            <w:tcMar>
+              <w:start w:w="0" w:type="dxa"/>
+              <w:end w:w="0" w:type="dxa"/>
+            </w:tcMar>
+          </w:tcPr>
+          <w:p/>
+        </w:tc>
+      </w:tr>
+      <w:tr>
+        <w:trPr>
+          <w:trHeight w:hRule="exact" w:val="384"/>
+        </w:trPr>
+        <w:tc>
+          <w:tcPr>
+            <w:tcW w:type="dxa" w:w="1551"/>
+            <w:vMerge/>
+            <w:tcBorders>
+              <w:start w:sz="4.0" w:val="single" w:color="#000000"/>
+              <w:top w:sz="12.0" w:val="single" w:color="#000000"/>
+              <w:end w:sz="4.0" w:val="single" w:color="#000000"/>
+              <w:bottom w:sz="11.199999999999818" w:val="single" w:color="#000000"/>
+            </w:tcBorders>
+          </w:tcPr>
+          <w:p/>
+        </w:tc>
+        <w:tc>
+          <w:tcPr>
+            <w:tcW w:type="dxa" w:w="1551"/>
+            <w:vMerge/>
+            <w:tcBorders>
+              <w:start w:sz="4.0" w:val="single" w:color="#000000"/>
+              <w:top w:sz="12.0" w:val="single" w:color="#000000"/>
+              <w:end w:sz="4.0" w:val="single" w:color="#000000"/>
+              <w:bottom w:sz="11.199999999999818" w:val="single" w:color="#000000"/>
+            </w:tcBorders>
+          </w:tcPr>
+          <w:p/>
+        </w:tc>
+        <w:tc>
+          <w:tcPr>
+            <w:tcW w:type="dxa" w:w="3200"/>
+            <w:tcBorders>
+              <w:start w:sz="4.0" w:val="single" w:color="#000000"/>
+              <w:top w:sz="3.200000000000273" w:val="single" w:color="#000000"/>
+              <w:end w:sz="4.0" w:val="single" w:color="#000000"/>
+              <w:bottom w:sz="11.199999999999818" w:val="single" w:color="#000000"/>
+            </w:tcBorders>
+            <w:tcMar>
+              <w:start w:w="0" w:type="dxa"/>
+              <w:end w:w="0" w:type="dxa"/>
+            </w:tcMar>
+          </w:tcPr>
+          <w:p/>
+        </w:tc>
+        <w:tc>
+          <w:tcPr>
+            <w:tcW w:type="dxa" w:w="1396"/>
+            <w:tcBorders>
+              <w:start w:sz="4.0" w:val="single" w:color="#000000"/>
+              <w:top w:sz="3.200000000000273" w:val="single" w:color="#000000"/>
+              <w:end w:sz="4.0" w:val="single" w:color="#000000"/>
+              <w:bottom w:sz="11.199999999999818" w:val="single" w:color="#000000"/>
+            </w:tcBorders>
+            <w:tcMar>
+              <w:start w:w="0" w:type="dxa"/>
+              <w:end w:w="0" w:type="dxa"/>
+            </w:tcMar>
+          </w:tcPr>
+          <w:p/>
+        </w:tc>
+        <w:tc>
+          <w:tcPr>
+            <w:tcW w:type="dxa" w:w="1276"/>
+            <w:tcBorders>
+              <w:start w:sz="4.0" w:val="single" w:color="#000000"/>
+              <w:top w:sz="3.200000000000273" w:val="single" w:color="#000000"/>
+              <w:end w:sz="3.2000000000007276" w:val="single" w:color="#000000"/>
+              <w:bottom w:sz="11.199999999999818" w:val="single" w:color="#000000"/>
+            </w:tcBorders>
+            <w:tcMar>
+              <w:start w:w="0" w:type="dxa"/>
+              <w:end w:w="0" w:type="dxa"/>
+            </w:tcMar>
+          </w:tcPr>
+          <w:p/>
+        </w:tc>
+        <w:tc>
+          <w:tcPr>
+            <w:tcW w:type="dxa" w:w="1298"/>
+            <w:tcBorders>
+              <w:start w:sz="3.2000000000007276" w:val="single" w:color="#000000"/>
+              <w:top w:sz="3.200000000000273" w:val="single" w:color="#000000"/>
+              <w:end w:sz="4.0" w:val="single" w:color="#000000"/>
+              <w:bottom w:sz="11.199999999999818" w:val="single" w:color="#000000"/>
+            </w:tcBorders>
+            <w:tcMar>
+              <w:start w:w="0" w:type="dxa"/>
+              <w:end w:w="0" w:type="dxa"/>
+            </w:tcMar>
+          </w:tcPr>
+          <w:p/>
+        </w:tc>
+        <w:tc>
+          <w:tcPr>
+            <w:tcW w:type="dxa" w:w="1252"/>
+            <w:tcBorders>
+              <w:start w:sz="4.0" w:val="single" w:color="#000000"/>
+              <w:top w:sz="3.200000000000273" w:val="single" w:color="#000000"/>
+              <w:end w:sz="4.0" w:val="single" w:color="#000000"/>
+              <w:bottom w:sz="11.199999999999818" w:val="single" w:color="#000000"/>
+            </w:tcBorders>
+            <w:tcMar>
+              <w:start w:w="0" w:type="dxa"/>
+              <w:end w:w="0" w:type="dxa"/>
+            </w:tcMar>
+          </w:tcPr>
+          <w:p/>
+        </w:tc>
+        <w:tc>
+          <w:tcPr>
+            <w:tcW w:type="dxa" w:w="1102"/>
+            <w:tcBorders>
+              <w:start w:sz="4.0" w:val="single" w:color="#000000"/>
+              <w:top w:sz="3.200000000000273" w:val="single" w:color="#000000"/>
+              <w:end w:sz="4.0" w:val="single" w:color="#000000"/>
+              <w:bottom w:sz="11.199999999999818" w:val="single" w:color="#000000"/>
+            </w:tcBorders>
+            <w:tcMar>
+              <w:start w:w="0" w:type="dxa"/>
+              <w:end w:w="0" w:type="dxa"/>
+            </w:tcMar>
+          </w:tcPr>
+          <w:p/>
+        </w:tc>
+        <w:tc>
+          <w:tcPr>
+            <w:tcW w:type="dxa" w:w="1148"/>
+            <w:tcBorders>
+              <w:start w:sz="4.0" w:val="single" w:color="#000000"/>
+              <w:top w:sz="3.200000000000273" w:val="single" w:color="#000000"/>
+              <w:end w:sz="4.0" w:val="single" w:color="#000000"/>
+              <w:bottom w:sz="11.199999999999818" w:val="single" w:color="#000000"/>
+            </w:tcBorders>
+            <w:tcMar>
+              <w:start w:w="0" w:type="dxa"/>
+              <w:end w:w="0" w:type="dxa"/>
+            </w:tcMar>
+          </w:tcPr>
+          <w:p/>
+        </w:tc>
+      </w:tr>
+      <w:tr>
+        <w:trPr>
+          <w:trHeight w:hRule="exact" w:val="386"/>
+        </w:trPr>
+        <w:tc>
+          <w:tcPr>
+            <w:tcW w:type="dxa" w:w="754"/>
+            <w:vMerge w:val="restart"/>
+            <w:tcBorders>
+              <w:start w:sz="4.0" w:val="single" w:color="#000000"/>
+              <w:top w:sz="11.199999999999818" w:val="single" w:color="#000000"/>
+              <w:end w:sz="4.0" w:val="single" w:color="#000000"/>
+              <w:bottom w:sz="11.199999999999818" w:val="single" w:color="#000000"/>
+            </w:tcBorders>
+            <w:tcMar>
+              <w:start w:w="0" w:type="dxa"/>
+              <w:end w:w="0" w:type="dxa"/>
+            </w:tcMar>
+            <w:tcMar>
+              <w:start w:w="0" w:type="dxa"/>
+              <w:end w:w="0" w:type="dxa"/>
+            </w:tcMar>
+            <w:tcMar>
+              <w:start w:w="0" w:type="dxa"/>
+              <w:end w:w="0" w:type="dxa"/>
+            </w:tcMar>
+          </w:tcPr>
+          <w:p>
+            <w:pPr>
+              <w:autoSpaceDN w:val="0"/>
+              <w:autoSpaceDE w:val="0"/>
+              <w:widowControl/>
+              <w:spacing w:line="194" w:lineRule="auto" w:before="478" w:after="0"/>
+              <w:ind w:left="0" w:right="0" w:firstLine="0"/>
+              <w:jc w:val="center"/>
+            </w:pPr>
+            <w:r>
+              <w:rPr>
+                <w:rFonts w:ascii="Calibri" w:hAnsi="Calibri" w:eastAsia="Calibri"/>
+                <w:b/>
+                <w:i w:val="0"/>
+                <w:color w:val="000000"/>
+                <w:sz w:val="20"/>
+              </w:rPr>
+              <w:t xml:space="preserve">3 </w:t>
             </w:r>
           </w:p>
         </w:tc>
         <w:tc>
           <w:tcPr>
-            <w:tcW w:type="dxa" w:w="1080"/>
+            <w:tcW w:type="dxa" w:w="3654"/>
+            <w:vMerge w:val="restart"/>
+            <w:tcBorders>
+              <w:start w:sz="4.0" w:val="single" w:color="#000000"/>
+              <w:top w:sz="11.199999999999818" w:val="single" w:color="#000000"/>
+              <w:end w:sz="4.0" w:val="single" w:color="#000000"/>
+              <w:bottom w:sz="11.199999999999818" w:val="single" w:color="#000000"/>
+            </w:tcBorders>
+            <w:tcMar>
+              <w:start w:w="0" w:type="dxa"/>
+              <w:end w:w="0" w:type="dxa"/>
+            </w:tcMar>
+            <w:tcMar>
+              <w:start w:w="0" w:type="dxa"/>
+              <w:end w:w="0" w:type="dxa"/>
+            </w:tcMar>
+            <w:tcMar>
+              <w:start w:w="0" w:type="dxa"/>
+              <w:end w:w="0" w:type="dxa"/>
+            </w:tcMar>
           </w:tcPr>
           <w:p>
             <w:r>
@@ -331,7 +2236,17 @@
         </w:tc>
         <w:tc>
           <w:tcPr>
-            <w:tcW w:type="dxa" w:w="1080"/>
+            <w:tcW w:type="dxa" w:w="3200"/>
+            <w:tcBorders>
+              <w:start w:sz="4.0" w:val="single" w:color="#000000"/>
+              <w:top w:sz="11.199999999999818" w:val="single" w:color="#000000"/>
+              <w:end w:sz="4.0" w:val="single" w:color="#000000"/>
+              <w:bottom w:sz="4.0" w:val="single" w:color="#000000"/>
+            </w:tcBorders>
+            <w:tcMar>
+              <w:start w:w="0" w:type="dxa"/>
+              <w:end w:w="0" w:type="dxa"/>
+            </w:tcMar>
           </w:tcPr>
           <w:p>
             <w:r>
@@ -341,7 +2256,17 @@
         </w:tc>
         <w:tc>
           <w:tcPr>
-            <w:tcW w:type="dxa" w:w="1080"/>
+            <w:tcW w:type="dxa" w:w="1396"/>
+            <w:tcBorders>
+              <w:start w:sz="4.0" w:val="single" w:color="#000000"/>
+              <w:top w:sz="11.199999999999818" w:val="single" w:color="#000000"/>
+              <w:end w:sz="4.0" w:val="single" w:color="#000000"/>
+              <w:bottom w:sz="4.0" w:val="single" w:color="#000000"/>
+            </w:tcBorders>
+            <w:tcMar>
+              <w:start w:w="0" w:type="dxa"/>
+              <w:end w:w="0" w:type="dxa"/>
+            </w:tcMar>
           </w:tcPr>
           <w:p>
             <w:r>
@@ -351,7 +2276,17 @@
         </w:tc>
         <w:tc>
           <w:tcPr>
-            <w:tcW w:type="dxa" w:w="1080"/>
+            <w:tcW w:type="dxa" w:w="1276"/>
+            <w:tcBorders>
+              <w:start w:sz="4.0" w:val="single" w:color="#000000"/>
+              <w:top w:sz="11.199999999999818" w:val="single" w:color="#000000"/>
+              <w:end w:sz="3.2000000000007276" w:val="single" w:color="#000000"/>
+              <w:bottom w:sz="4.0" w:val="single" w:color="#000000"/>
+            </w:tcBorders>
+            <w:tcMar>
+              <w:start w:w="0" w:type="dxa"/>
+              <w:end w:w="0" w:type="dxa"/>
+            </w:tcMar>
           </w:tcPr>
           <w:p>
             <w:r>
@@ -361,7 +2296,17 @@
         </w:tc>
         <w:tc>
           <w:tcPr>
-            <w:tcW w:type="dxa" w:w="1080"/>
+            <w:tcW w:type="dxa" w:w="1298"/>
+            <w:tcBorders>
+              <w:start w:sz="3.2000000000007276" w:val="single" w:color="#000000"/>
+              <w:top w:sz="11.199999999999818" w:val="single" w:color="#000000"/>
+              <w:end w:sz="4.0" w:val="single" w:color="#000000"/>
+              <w:bottom w:sz="4.0" w:val="single" w:color="#000000"/>
+            </w:tcBorders>
+            <w:tcMar>
+              <w:start w:w="0" w:type="dxa"/>
+              <w:end w:w="0" w:type="dxa"/>
+            </w:tcMar>
           </w:tcPr>
           <w:p>
             <w:r>
@@ -371,7 +2316,17 @@
         </w:tc>
         <w:tc>
           <w:tcPr>
-            <w:tcW w:type="dxa" w:w="1080"/>
+            <w:tcW w:type="dxa" w:w="1252"/>
+            <w:tcBorders>
+              <w:start w:sz="4.0" w:val="single" w:color="#000000"/>
+              <w:top w:sz="11.199999999999818" w:val="single" w:color="#000000"/>
+              <w:end w:sz="4.0" w:val="single" w:color="#000000"/>
+              <w:bottom w:sz="4.0" w:val="single" w:color="#000000"/>
+            </w:tcBorders>
+            <w:tcMar>
+              <w:start w:w="0" w:type="dxa"/>
+              <w:end w:w="0" w:type="dxa"/>
+            </w:tcMar>
           </w:tcPr>
           <w:p>
             <w:r>
@@ -381,7 +2336,17 @@
         </w:tc>
         <w:tc>
           <w:tcPr>
-            <w:tcW w:type="dxa" w:w="1080"/>
+            <w:tcW w:type="dxa" w:w="1102"/>
+            <w:tcBorders>
+              <w:start w:sz="4.0" w:val="single" w:color="#000000"/>
+              <w:top w:sz="11.199999999999818" w:val="single" w:color="#000000"/>
+              <w:end w:sz="4.0" w:val="single" w:color="#000000"/>
+              <w:bottom w:sz="4.0" w:val="single" w:color="#000000"/>
+            </w:tcBorders>
+            <w:tcMar>
+              <w:start w:w="0" w:type="dxa"/>
+              <w:end w:w="0" w:type="dxa"/>
+            </w:tcMar>
           </w:tcPr>
           <w:p>
             <w:r>
@@ -389,21 +2354,383 @@
             </w:r>
           </w:p>
         </w:tc>
-      </w:tr>
-      <w:tr>
         <w:tc>
           <w:tcPr>
-            <w:tcW w:type="dxa" w:w="1080"/>
+            <w:tcW w:type="dxa" w:w="1148"/>
+            <w:tcBorders>
+              <w:start w:sz="4.0" w:val="single" w:color="#000000"/>
+              <w:top w:sz="11.199999999999818" w:val="single" w:color="#000000"/>
+              <w:end w:sz="4.0" w:val="single" w:color="#000000"/>
+              <w:bottom w:sz="4.0" w:val="single" w:color="#000000"/>
+            </w:tcBorders>
+            <w:tcMar>
+              <w:start w:w="0" w:type="dxa"/>
+              <w:end w:w="0" w:type="dxa"/>
+            </w:tcMar>
           </w:tcPr>
           <w:p>
             <w:r>
-              <w:t>4</w:t>
+              <w:t>{{ item(2, 'position', '') }}</w:t>
+            </w:r>
+          </w:p>
+        </w:tc>
+      </w:tr>
+      <w:tr>
+        <w:trPr>
+          <w:trHeight w:hRule="exact" w:val="372"/>
+        </w:trPr>
+        <w:tc>
+          <w:tcPr>
+            <w:tcW w:type="dxa" w:w="1551"/>
+            <w:vMerge/>
+            <w:tcBorders>
+              <w:start w:sz="4.0" w:val="single" w:color="#000000"/>
+              <w:top w:sz="11.199999999999818" w:val="single" w:color="#000000"/>
+              <w:end w:sz="4.0" w:val="single" w:color="#000000"/>
+              <w:bottom w:sz="11.199999999999818" w:val="single" w:color="#000000"/>
+            </w:tcBorders>
+          </w:tcPr>
+          <w:p/>
+        </w:tc>
+        <w:tc>
+          <w:tcPr>
+            <w:tcW w:type="dxa" w:w="1551"/>
+            <w:vMerge/>
+            <w:tcBorders>
+              <w:start w:sz="4.0" w:val="single" w:color="#000000"/>
+              <w:top w:sz="11.199999999999818" w:val="single" w:color="#000000"/>
+              <w:end w:sz="4.0" w:val="single" w:color="#000000"/>
+              <w:bottom w:sz="11.199999999999818" w:val="single" w:color="#000000"/>
+            </w:tcBorders>
+          </w:tcPr>
+          <w:p/>
+        </w:tc>
+        <w:tc>
+          <w:tcPr>
+            <w:tcW w:type="dxa" w:w="3200"/>
+            <w:tcBorders>
+              <w:start w:sz="4.0" w:val="single" w:color="#000000"/>
+              <w:top w:sz="4.0" w:val="single" w:color="#000000"/>
+              <w:end w:sz="4.0" w:val="single" w:color="#000000"/>
+              <w:bottom w:sz="4.0" w:val="single" w:color="#000000"/>
+            </w:tcBorders>
+            <w:tcMar>
+              <w:start w:w="0" w:type="dxa"/>
+              <w:end w:w="0" w:type="dxa"/>
+            </w:tcMar>
+          </w:tcPr>
+          <w:p/>
+        </w:tc>
+        <w:tc>
+          <w:tcPr>
+            <w:tcW w:type="dxa" w:w="1396"/>
+            <w:tcBorders>
+              <w:start w:sz="4.0" w:val="single" w:color="#000000"/>
+              <w:top w:sz="4.0" w:val="single" w:color="#000000"/>
+              <w:end w:sz="4.0" w:val="single" w:color="#000000"/>
+              <w:bottom w:sz="4.0" w:val="single" w:color="#000000"/>
+            </w:tcBorders>
+            <w:tcMar>
+              <w:start w:w="0" w:type="dxa"/>
+              <w:end w:w="0" w:type="dxa"/>
+            </w:tcMar>
+          </w:tcPr>
+          <w:p/>
+        </w:tc>
+        <w:tc>
+          <w:tcPr>
+            <w:tcW w:type="dxa" w:w="1276"/>
+            <w:tcBorders>
+              <w:start w:sz="4.0" w:val="single" w:color="#000000"/>
+              <w:top w:sz="4.0" w:val="single" w:color="#000000"/>
+              <w:end w:sz="3.2000000000007276" w:val="single" w:color="#000000"/>
+              <w:bottom w:sz="4.0" w:val="single" w:color="#000000"/>
+            </w:tcBorders>
+            <w:tcMar>
+              <w:start w:w="0" w:type="dxa"/>
+              <w:end w:w="0" w:type="dxa"/>
+            </w:tcMar>
+          </w:tcPr>
+          <w:p/>
+        </w:tc>
+        <w:tc>
+          <w:tcPr>
+            <w:tcW w:type="dxa" w:w="1298"/>
+            <w:tcBorders>
+              <w:start w:sz="3.2000000000007276" w:val="single" w:color="#000000"/>
+              <w:top w:sz="4.0" w:val="single" w:color="#000000"/>
+              <w:end w:sz="4.0" w:val="single" w:color="#000000"/>
+              <w:bottom w:sz="4.0" w:val="single" w:color="#000000"/>
+            </w:tcBorders>
+            <w:tcMar>
+              <w:start w:w="0" w:type="dxa"/>
+              <w:end w:w="0" w:type="dxa"/>
+            </w:tcMar>
+          </w:tcPr>
+          <w:p/>
+        </w:tc>
+        <w:tc>
+          <w:tcPr>
+            <w:tcW w:type="dxa" w:w="1252"/>
+            <w:tcBorders>
+              <w:start w:sz="4.0" w:val="single" w:color="#000000"/>
+              <w:top w:sz="4.0" w:val="single" w:color="#000000"/>
+              <w:end w:sz="4.0" w:val="single" w:color="#000000"/>
+              <w:bottom w:sz="4.0" w:val="single" w:color="#000000"/>
+            </w:tcBorders>
+            <w:tcMar>
+              <w:start w:w="0" w:type="dxa"/>
+              <w:end w:w="0" w:type="dxa"/>
+            </w:tcMar>
+          </w:tcPr>
+          <w:p/>
+        </w:tc>
+        <w:tc>
+          <w:tcPr>
+            <w:tcW w:type="dxa" w:w="1102"/>
+            <w:tcBorders>
+              <w:start w:sz="4.0" w:val="single" w:color="#000000"/>
+              <w:top w:sz="4.0" w:val="single" w:color="#000000"/>
+              <w:end w:sz="4.0" w:val="single" w:color="#000000"/>
+              <w:bottom w:sz="4.0" w:val="single" w:color="#000000"/>
+            </w:tcBorders>
+            <w:tcMar>
+              <w:start w:w="0" w:type="dxa"/>
+              <w:end w:w="0" w:type="dxa"/>
+            </w:tcMar>
+          </w:tcPr>
+          <w:p/>
+        </w:tc>
+        <w:tc>
+          <w:tcPr>
+            <w:tcW w:type="dxa" w:w="1148"/>
+            <w:tcBorders>
+              <w:start w:sz="4.0" w:val="single" w:color="#000000"/>
+              <w:top w:sz="4.0" w:val="single" w:color="#000000"/>
+              <w:end w:sz="4.0" w:val="single" w:color="#000000"/>
+              <w:bottom w:sz="4.0" w:val="single" w:color="#000000"/>
+            </w:tcBorders>
+            <w:tcMar>
+              <w:start w:w="0" w:type="dxa"/>
+              <w:end w:w="0" w:type="dxa"/>
+            </w:tcMar>
+          </w:tcPr>
+          <w:p/>
+        </w:tc>
+      </w:tr>
+      <w:tr>
+        <w:trPr>
+          <w:trHeight w:hRule="exact" w:val="382"/>
+        </w:trPr>
+        <w:tc>
+          <w:tcPr>
+            <w:tcW w:type="dxa" w:w="1551"/>
+            <w:vMerge/>
+            <w:tcBorders>
+              <w:start w:sz="4.0" w:val="single" w:color="#000000"/>
+              <w:top w:sz="11.199999999999818" w:val="single" w:color="#000000"/>
+              <w:end w:sz="4.0" w:val="single" w:color="#000000"/>
+              <w:bottom w:sz="11.199999999999818" w:val="single" w:color="#000000"/>
+            </w:tcBorders>
+          </w:tcPr>
+          <w:p/>
+        </w:tc>
+        <w:tc>
+          <w:tcPr>
+            <w:tcW w:type="dxa" w:w="1551"/>
+            <w:vMerge/>
+            <w:tcBorders>
+              <w:start w:sz="4.0" w:val="single" w:color="#000000"/>
+              <w:top w:sz="11.199999999999818" w:val="single" w:color="#000000"/>
+              <w:end w:sz="4.0" w:val="single" w:color="#000000"/>
+              <w:bottom w:sz="11.199999999999818" w:val="single" w:color="#000000"/>
+            </w:tcBorders>
+          </w:tcPr>
+          <w:p/>
+        </w:tc>
+        <w:tc>
+          <w:tcPr>
+            <w:tcW w:type="dxa" w:w="3200"/>
+            <w:tcBorders>
+              <w:start w:sz="4.0" w:val="single" w:color="#000000"/>
+              <w:top w:sz="4.0" w:val="single" w:color="#000000"/>
+              <w:end w:sz="4.0" w:val="single" w:color="#000000"/>
+              <w:bottom w:sz="11.199999999999818" w:val="single" w:color="#000000"/>
+            </w:tcBorders>
+            <w:tcMar>
+              <w:start w:w="0" w:type="dxa"/>
+              <w:end w:w="0" w:type="dxa"/>
+            </w:tcMar>
+          </w:tcPr>
+          <w:p/>
+        </w:tc>
+        <w:tc>
+          <w:tcPr>
+            <w:tcW w:type="dxa" w:w="1396"/>
+            <w:tcBorders>
+              <w:start w:sz="4.0" w:val="single" w:color="#000000"/>
+              <w:top w:sz="4.0" w:val="single" w:color="#000000"/>
+              <w:end w:sz="4.0" w:val="single" w:color="#000000"/>
+              <w:bottom w:sz="11.199999999999818" w:val="single" w:color="#000000"/>
+            </w:tcBorders>
+            <w:tcMar>
+              <w:start w:w="0" w:type="dxa"/>
+              <w:end w:w="0" w:type="dxa"/>
+            </w:tcMar>
+          </w:tcPr>
+          <w:p/>
+        </w:tc>
+        <w:tc>
+          <w:tcPr>
+            <w:tcW w:type="dxa" w:w="1276"/>
+            <w:tcBorders>
+              <w:start w:sz="4.0" w:val="single" w:color="#000000"/>
+              <w:top w:sz="4.0" w:val="single" w:color="#000000"/>
+              <w:end w:sz="3.2000000000007276" w:val="single" w:color="#000000"/>
+              <w:bottom w:sz="11.199999999999818" w:val="single" w:color="#000000"/>
+            </w:tcBorders>
+            <w:tcMar>
+              <w:start w:w="0" w:type="dxa"/>
+              <w:end w:w="0" w:type="dxa"/>
+            </w:tcMar>
+          </w:tcPr>
+          <w:p/>
+        </w:tc>
+        <w:tc>
+          <w:tcPr>
+            <w:tcW w:type="dxa" w:w="1298"/>
+            <w:tcBorders>
+              <w:start w:sz="3.2000000000007276" w:val="single" w:color="#000000"/>
+              <w:top w:sz="4.0" w:val="single" w:color="#000000"/>
+              <w:end w:sz="4.0" w:val="single" w:color="#000000"/>
+              <w:bottom w:sz="11.199999999999818" w:val="single" w:color="#000000"/>
+            </w:tcBorders>
+            <w:tcMar>
+              <w:start w:w="0" w:type="dxa"/>
+              <w:end w:w="0" w:type="dxa"/>
+            </w:tcMar>
+          </w:tcPr>
+          <w:p/>
+        </w:tc>
+        <w:tc>
+          <w:tcPr>
+            <w:tcW w:type="dxa" w:w="1252"/>
+            <w:tcBorders>
+              <w:start w:sz="4.0" w:val="single" w:color="#000000"/>
+              <w:top w:sz="4.0" w:val="single" w:color="#000000"/>
+              <w:end w:sz="4.0" w:val="single" w:color="#000000"/>
+              <w:bottom w:sz="11.199999999999818" w:val="single" w:color="#000000"/>
+            </w:tcBorders>
+            <w:tcMar>
+              <w:start w:w="0" w:type="dxa"/>
+              <w:end w:w="0" w:type="dxa"/>
+            </w:tcMar>
+          </w:tcPr>
+          <w:p/>
+        </w:tc>
+        <w:tc>
+          <w:tcPr>
+            <w:tcW w:type="dxa" w:w="1102"/>
+            <w:tcBorders>
+              <w:start w:sz="4.0" w:val="single" w:color="#000000"/>
+              <w:top w:sz="4.0" w:val="single" w:color="#000000"/>
+              <w:end w:sz="4.0" w:val="single" w:color="#000000"/>
+              <w:bottom w:sz="11.199999999999818" w:val="single" w:color="#000000"/>
+            </w:tcBorders>
+            <w:tcMar>
+              <w:start w:w="0" w:type="dxa"/>
+              <w:end w:w="0" w:type="dxa"/>
+            </w:tcMar>
+          </w:tcPr>
+          <w:p/>
+        </w:tc>
+        <w:tc>
+          <w:tcPr>
+            <w:tcW w:type="dxa" w:w="1148"/>
+            <w:tcBorders>
+              <w:start w:sz="4.0" w:val="single" w:color="#000000"/>
+              <w:top w:sz="4.0" w:val="single" w:color="#000000"/>
+              <w:end w:sz="4.0" w:val="single" w:color="#000000"/>
+              <w:bottom w:sz="11.199999999999818" w:val="single" w:color="#000000"/>
+            </w:tcBorders>
+            <w:tcMar>
+              <w:start w:w="0" w:type="dxa"/>
+              <w:end w:w="0" w:type="dxa"/>
+            </w:tcMar>
+          </w:tcPr>
+          <w:p/>
+        </w:tc>
+      </w:tr>
+      <w:tr>
+        <w:trPr>
+          <w:trHeight w:hRule="exact" w:val="386"/>
+        </w:trPr>
+        <w:tc>
+          <w:tcPr>
+            <w:tcW w:type="dxa" w:w="754"/>
+            <w:vMerge w:val="restart"/>
+            <w:tcBorders>
+              <w:start w:sz="4.0" w:val="single" w:color="#000000"/>
+              <w:top w:sz="11.199999999999818" w:val="single" w:color="#000000"/>
+              <w:end w:sz="4.0" w:val="single" w:color="#000000"/>
+              <w:bottom w:sz="11.200000000000273" w:val="single" w:color="#000000"/>
+            </w:tcBorders>
+            <w:tcMar>
+              <w:start w:w="0" w:type="dxa"/>
+              <w:end w:w="0" w:type="dxa"/>
+            </w:tcMar>
+            <w:tcMar>
+              <w:start w:w="0" w:type="dxa"/>
+              <w:end w:w="0" w:type="dxa"/>
+            </w:tcMar>
+            <w:tcMar>
+              <w:start w:w="0" w:type="dxa"/>
+              <w:end w:w="0" w:type="dxa"/>
+            </w:tcMar>
+          </w:tcPr>
+          <w:p>
+            <w:pPr>
+              <w:autoSpaceDN w:val="0"/>
+              <w:autoSpaceDE w:val="0"/>
+              <w:widowControl/>
+              <w:spacing w:line="194" w:lineRule="auto" w:before="478" w:after="0"/>
+              <w:ind w:left="0" w:right="0" w:firstLine="0"/>
+              <w:jc w:val="center"/>
+            </w:pPr>
+            <w:r>
+              <w:rPr>
+                <w:rFonts w:ascii="Calibri" w:hAnsi="Calibri" w:eastAsia="Calibri"/>
+                <w:b/>
+                <w:i w:val="0"/>
+                <w:color w:val="000000"/>
+                <w:sz w:val="20"/>
+              </w:rPr>
+              <w:t xml:space="preserve">4 </w:t>
             </w:r>
           </w:p>
         </w:tc>
         <w:tc>
           <w:tcPr>
-            <w:tcW w:type="dxa" w:w="1080"/>
+            <w:tcW w:type="dxa" w:w="3654"/>
+            <w:vMerge w:val="restart"/>
+            <w:tcBorders>
+              <w:start w:sz="4.0" w:val="single" w:color="#000000"/>
+              <w:top w:sz="11.199999999999818" w:val="single" w:color="#000000"/>
+              <w:end w:sz="4.0" w:val="single" w:color="#000000"/>
+              <w:bottom w:sz="11.200000000000273" w:val="single" w:color="#000000"/>
+            </w:tcBorders>
+            <w:tcMar>
+              <w:start w:w="0" w:type="dxa"/>
+              <w:end w:w="0" w:type="dxa"/>
+            </w:tcMar>
+            <w:tcMar>
+              <w:start w:w="0" w:type="dxa"/>
+              <w:end w:w="0" w:type="dxa"/>
+            </w:tcMar>
+            <w:tcMar>
+              <w:start w:w="0" w:type="dxa"/>
+              <w:end w:w="0" w:type="dxa"/>
+            </w:tcMar>
           </w:tcPr>
           <w:p>
             <w:r>
@@ -413,7 +2740,17 @@
         </w:tc>
         <w:tc>
           <w:tcPr>
-            <w:tcW w:type="dxa" w:w="1080"/>
+            <w:tcW w:type="dxa" w:w="3200"/>
+            <w:tcBorders>
+              <w:start w:sz="4.0" w:val="single" w:color="#000000"/>
+              <w:top w:sz="11.199999999999818" w:val="single" w:color="#000000"/>
+              <w:end w:sz="4.0" w:val="single" w:color="#000000"/>
+              <w:bottom w:sz="4.0" w:val="single" w:color="#000000"/>
+            </w:tcBorders>
+            <w:tcMar>
+              <w:start w:w="0" w:type="dxa"/>
+              <w:end w:w="0" w:type="dxa"/>
+            </w:tcMar>
           </w:tcPr>
           <w:p>
             <w:r>
@@ -423,7 +2760,17 @@
         </w:tc>
         <w:tc>
           <w:tcPr>
-            <w:tcW w:type="dxa" w:w="1080"/>
+            <w:tcW w:type="dxa" w:w="1396"/>
+            <w:tcBorders>
+              <w:start w:sz="4.0" w:val="single" w:color="#000000"/>
+              <w:top w:sz="11.199999999999818" w:val="single" w:color="#000000"/>
+              <w:end w:sz="4.0" w:val="single" w:color="#000000"/>
+              <w:bottom w:sz="4.0" w:val="single" w:color="#000000"/>
+            </w:tcBorders>
+            <w:tcMar>
+              <w:start w:w="0" w:type="dxa"/>
+              <w:end w:w="0" w:type="dxa"/>
+            </w:tcMar>
           </w:tcPr>
           <w:p>
             <w:r>
@@ -433,7 +2780,17 @@
         </w:tc>
         <w:tc>
           <w:tcPr>
-            <w:tcW w:type="dxa" w:w="1080"/>
+            <w:tcW w:type="dxa" w:w="1276"/>
+            <w:tcBorders>
+              <w:start w:sz="4.0" w:val="single" w:color="#000000"/>
+              <w:top w:sz="11.199999999999818" w:val="single" w:color="#000000"/>
+              <w:end w:sz="3.2000000000007276" w:val="single" w:color="#000000"/>
+              <w:bottom w:sz="4.0" w:val="single" w:color="#000000"/>
+            </w:tcBorders>
+            <w:tcMar>
+              <w:start w:w="0" w:type="dxa"/>
+              <w:end w:w="0" w:type="dxa"/>
+            </w:tcMar>
           </w:tcPr>
           <w:p>
             <w:r>
@@ -443,7 +2800,17 @@
         </w:tc>
         <w:tc>
           <w:tcPr>
-            <w:tcW w:type="dxa" w:w="1080"/>
+            <w:tcW w:type="dxa" w:w="1298"/>
+            <w:tcBorders>
+              <w:start w:sz="3.2000000000007276" w:val="single" w:color="#000000"/>
+              <w:top w:sz="11.199999999999818" w:val="single" w:color="#000000"/>
+              <w:end w:sz="4.0" w:val="single" w:color="#000000"/>
+              <w:bottom w:sz="4.0" w:val="single" w:color="#000000"/>
+            </w:tcBorders>
+            <w:tcMar>
+              <w:start w:w="0" w:type="dxa"/>
+              <w:end w:w="0" w:type="dxa"/>
+            </w:tcMar>
           </w:tcPr>
           <w:p>
             <w:r>
@@ -453,7 +2820,17 @@
         </w:tc>
         <w:tc>
           <w:tcPr>
-            <w:tcW w:type="dxa" w:w="1080"/>
+            <w:tcW w:type="dxa" w:w="1252"/>
+            <w:tcBorders>
+              <w:start w:sz="4.0" w:val="single" w:color="#000000"/>
+              <w:top w:sz="11.199999999999818" w:val="single" w:color="#000000"/>
+              <w:end w:sz="4.0" w:val="single" w:color="#000000"/>
+              <w:bottom w:sz="4.0" w:val="single" w:color="#000000"/>
+            </w:tcBorders>
+            <w:tcMar>
+              <w:start w:w="0" w:type="dxa"/>
+              <w:end w:w="0" w:type="dxa"/>
+            </w:tcMar>
           </w:tcPr>
           <w:p>
             <w:r>
@@ -463,7 +2840,17 @@
         </w:tc>
         <w:tc>
           <w:tcPr>
-            <w:tcW w:type="dxa" w:w="1080"/>
+            <w:tcW w:type="dxa" w:w="1102"/>
+            <w:tcBorders>
+              <w:start w:sz="4.0" w:val="single" w:color="#000000"/>
+              <w:top w:sz="11.199999999999818" w:val="single" w:color="#000000"/>
+              <w:end w:sz="4.0" w:val="single" w:color="#000000"/>
+              <w:bottom w:sz="4.0" w:val="single" w:color="#000000"/>
+            </w:tcBorders>
+            <w:tcMar>
+              <w:start w:w="0" w:type="dxa"/>
+              <w:end w:w="0" w:type="dxa"/>
+            </w:tcMar>
           </w:tcPr>
           <w:p>
             <w:r>
@@ -471,21 +2858,383 @@
             </w:r>
           </w:p>
         </w:tc>
-      </w:tr>
-      <w:tr>
         <w:tc>
           <w:tcPr>
-            <w:tcW w:type="dxa" w:w="1080"/>
+            <w:tcW w:type="dxa" w:w="1148"/>
+            <w:tcBorders>
+              <w:start w:sz="4.0" w:val="single" w:color="#000000"/>
+              <w:top w:sz="11.199999999999818" w:val="single" w:color="#000000"/>
+              <w:end w:sz="4.0" w:val="single" w:color="#000000"/>
+              <w:bottom w:sz="4.0" w:val="single" w:color="#000000"/>
+            </w:tcBorders>
+            <w:tcMar>
+              <w:start w:w="0" w:type="dxa"/>
+              <w:end w:w="0" w:type="dxa"/>
+            </w:tcMar>
           </w:tcPr>
           <w:p>
             <w:r>
-              <w:t>5</w:t>
+              <w:t>{{ item(3, 'position', '') }}</w:t>
+            </w:r>
+          </w:p>
+        </w:tc>
+      </w:tr>
+      <w:tr>
+        <w:trPr>
+          <w:trHeight w:hRule="exact" w:val="372"/>
+        </w:trPr>
+        <w:tc>
+          <w:tcPr>
+            <w:tcW w:type="dxa" w:w="1551"/>
+            <w:vMerge/>
+            <w:tcBorders>
+              <w:start w:sz="4.0" w:val="single" w:color="#000000"/>
+              <w:top w:sz="11.199999999999818" w:val="single" w:color="#000000"/>
+              <w:end w:sz="4.0" w:val="single" w:color="#000000"/>
+              <w:bottom w:sz="11.200000000000273" w:val="single" w:color="#000000"/>
+            </w:tcBorders>
+          </w:tcPr>
+          <w:p/>
+        </w:tc>
+        <w:tc>
+          <w:tcPr>
+            <w:tcW w:type="dxa" w:w="1551"/>
+            <w:vMerge/>
+            <w:tcBorders>
+              <w:start w:sz="4.0" w:val="single" w:color="#000000"/>
+              <w:top w:sz="11.199999999999818" w:val="single" w:color="#000000"/>
+              <w:end w:sz="4.0" w:val="single" w:color="#000000"/>
+              <w:bottom w:sz="11.200000000000273" w:val="single" w:color="#000000"/>
+            </w:tcBorders>
+          </w:tcPr>
+          <w:p/>
+        </w:tc>
+        <w:tc>
+          <w:tcPr>
+            <w:tcW w:type="dxa" w:w="3200"/>
+            <w:tcBorders>
+              <w:start w:sz="4.0" w:val="single" w:color="#000000"/>
+              <w:top w:sz="4.0" w:val="single" w:color="#000000"/>
+              <w:end w:sz="4.0" w:val="single" w:color="#000000"/>
+              <w:bottom w:sz="4.0" w:val="single" w:color="#000000"/>
+            </w:tcBorders>
+            <w:tcMar>
+              <w:start w:w="0" w:type="dxa"/>
+              <w:end w:w="0" w:type="dxa"/>
+            </w:tcMar>
+          </w:tcPr>
+          <w:p/>
+        </w:tc>
+        <w:tc>
+          <w:tcPr>
+            <w:tcW w:type="dxa" w:w="1396"/>
+            <w:tcBorders>
+              <w:start w:sz="4.0" w:val="single" w:color="#000000"/>
+              <w:top w:sz="4.0" w:val="single" w:color="#000000"/>
+              <w:end w:sz="4.0" w:val="single" w:color="#000000"/>
+              <w:bottom w:sz="4.0" w:val="single" w:color="#000000"/>
+            </w:tcBorders>
+            <w:tcMar>
+              <w:start w:w="0" w:type="dxa"/>
+              <w:end w:w="0" w:type="dxa"/>
+            </w:tcMar>
+          </w:tcPr>
+          <w:p/>
+        </w:tc>
+        <w:tc>
+          <w:tcPr>
+            <w:tcW w:type="dxa" w:w="1276"/>
+            <w:tcBorders>
+              <w:start w:sz="4.0" w:val="single" w:color="#000000"/>
+              <w:top w:sz="4.0" w:val="single" w:color="#000000"/>
+              <w:end w:sz="3.2000000000007276" w:val="single" w:color="#000000"/>
+              <w:bottom w:sz="4.0" w:val="single" w:color="#000000"/>
+            </w:tcBorders>
+            <w:tcMar>
+              <w:start w:w="0" w:type="dxa"/>
+              <w:end w:w="0" w:type="dxa"/>
+            </w:tcMar>
+          </w:tcPr>
+          <w:p/>
+        </w:tc>
+        <w:tc>
+          <w:tcPr>
+            <w:tcW w:type="dxa" w:w="1298"/>
+            <w:tcBorders>
+              <w:start w:sz="3.2000000000007276" w:val="single" w:color="#000000"/>
+              <w:top w:sz="4.0" w:val="single" w:color="#000000"/>
+              <w:end w:sz="4.0" w:val="single" w:color="#000000"/>
+              <w:bottom w:sz="4.0" w:val="single" w:color="#000000"/>
+            </w:tcBorders>
+            <w:tcMar>
+              <w:start w:w="0" w:type="dxa"/>
+              <w:end w:w="0" w:type="dxa"/>
+            </w:tcMar>
+          </w:tcPr>
+          <w:p/>
+        </w:tc>
+        <w:tc>
+          <w:tcPr>
+            <w:tcW w:type="dxa" w:w="1252"/>
+            <w:tcBorders>
+              <w:start w:sz="4.0" w:val="single" w:color="#000000"/>
+              <w:top w:sz="4.0" w:val="single" w:color="#000000"/>
+              <w:end w:sz="4.0" w:val="single" w:color="#000000"/>
+              <w:bottom w:sz="4.0" w:val="single" w:color="#000000"/>
+            </w:tcBorders>
+            <w:tcMar>
+              <w:start w:w="0" w:type="dxa"/>
+              <w:end w:w="0" w:type="dxa"/>
+            </w:tcMar>
+          </w:tcPr>
+          <w:p/>
+        </w:tc>
+        <w:tc>
+          <w:tcPr>
+            <w:tcW w:type="dxa" w:w="1102"/>
+            <w:tcBorders>
+              <w:start w:sz="4.0" w:val="single" w:color="#000000"/>
+              <w:top w:sz="4.0" w:val="single" w:color="#000000"/>
+              <w:end w:sz="4.0" w:val="single" w:color="#000000"/>
+              <w:bottom w:sz="4.0" w:val="single" w:color="#000000"/>
+            </w:tcBorders>
+            <w:tcMar>
+              <w:start w:w="0" w:type="dxa"/>
+              <w:end w:w="0" w:type="dxa"/>
+            </w:tcMar>
+          </w:tcPr>
+          <w:p/>
+        </w:tc>
+        <w:tc>
+          <w:tcPr>
+            <w:tcW w:type="dxa" w:w="1148"/>
+            <w:tcBorders>
+              <w:start w:sz="4.0" w:val="single" w:color="#000000"/>
+              <w:top w:sz="4.0" w:val="single" w:color="#000000"/>
+              <w:end w:sz="4.0" w:val="single" w:color="#000000"/>
+              <w:bottom w:sz="4.0" w:val="single" w:color="#000000"/>
+            </w:tcBorders>
+            <w:tcMar>
+              <w:start w:w="0" w:type="dxa"/>
+              <w:end w:w="0" w:type="dxa"/>
+            </w:tcMar>
+          </w:tcPr>
+          <w:p/>
+        </w:tc>
+      </w:tr>
+      <w:tr>
+        <w:trPr>
+          <w:trHeight w:hRule="exact" w:val="384"/>
+        </w:trPr>
+        <w:tc>
+          <w:tcPr>
+            <w:tcW w:type="dxa" w:w="1551"/>
+            <w:vMerge/>
+            <w:tcBorders>
+              <w:start w:sz="4.0" w:val="single" w:color="#000000"/>
+              <w:top w:sz="11.199999999999818" w:val="single" w:color="#000000"/>
+              <w:end w:sz="4.0" w:val="single" w:color="#000000"/>
+              <w:bottom w:sz="11.200000000000273" w:val="single" w:color="#000000"/>
+            </w:tcBorders>
+          </w:tcPr>
+          <w:p/>
+        </w:tc>
+        <w:tc>
+          <w:tcPr>
+            <w:tcW w:type="dxa" w:w="1551"/>
+            <w:vMerge/>
+            <w:tcBorders>
+              <w:start w:sz="4.0" w:val="single" w:color="#000000"/>
+              <w:top w:sz="11.199999999999818" w:val="single" w:color="#000000"/>
+              <w:end w:sz="4.0" w:val="single" w:color="#000000"/>
+              <w:bottom w:sz="11.200000000000273" w:val="single" w:color="#000000"/>
+            </w:tcBorders>
+          </w:tcPr>
+          <w:p/>
+        </w:tc>
+        <w:tc>
+          <w:tcPr>
+            <w:tcW w:type="dxa" w:w="3200"/>
+            <w:tcBorders>
+              <w:start w:sz="4.0" w:val="single" w:color="#000000"/>
+              <w:top w:sz="4.0" w:val="single" w:color="#000000"/>
+              <w:end w:sz="4.0" w:val="single" w:color="#000000"/>
+              <w:bottom w:sz="11.200000000000273" w:val="single" w:color="#000000"/>
+            </w:tcBorders>
+            <w:tcMar>
+              <w:start w:w="0" w:type="dxa"/>
+              <w:end w:w="0" w:type="dxa"/>
+            </w:tcMar>
+          </w:tcPr>
+          <w:p/>
+        </w:tc>
+        <w:tc>
+          <w:tcPr>
+            <w:tcW w:type="dxa" w:w="1396"/>
+            <w:tcBorders>
+              <w:start w:sz="4.0" w:val="single" w:color="#000000"/>
+              <w:top w:sz="4.0" w:val="single" w:color="#000000"/>
+              <w:end w:sz="4.0" w:val="single" w:color="#000000"/>
+              <w:bottom w:sz="11.200000000000273" w:val="single" w:color="#000000"/>
+            </w:tcBorders>
+            <w:tcMar>
+              <w:start w:w="0" w:type="dxa"/>
+              <w:end w:w="0" w:type="dxa"/>
+            </w:tcMar>
+          </w:tcPr>
+          <w:p/>
+        </w:tc>
+        <w:tc>
+          <w:tcPr>
+            <w:tcW w:type="dxa" w:w="1276"/>
+            <w:tcBorders>
+              <w:start w:sz="4.0" w:val="single" w:color="#000000"/>
+              <w:top w:sz="4.0" w:val="single" w:color="#000000"/>
+              <w:end w:sz="3.2000000000007276" w:val="single" w:color="#000000"/>
+              <w:bottom w:sz="11.200000000000273" w:val="single" w:color="#000000"/>
+            </w:tcBorders>
+            <w:tcMar>
+              <w:start w:w="0" w:type="dxa"/>
+              <w:end w:w="0" w:type="dxa"/>
+            </w:tcMar>
+          </w:tcPr>
+          <w:p/>
+        </w:tc>
+        <w:tc>
+          <w:tcPr>
+            <w:tcW w:type="dxa" w:w="1298"/>
+            <w:tcBorders>
+              <w:start w:sz="3.2000000000007276" w:val="single" w:color="#000000"/>
+              <w:top w:sz="4.0" w:val="single" w:color="#000000"/>
+              <w:end w:sz="4.0" w:val="single" w:color="#000000"/>
+              <w:bottom w:sz="11.200000000000273" w:val="single" w:color="#000000"/>
+            </w:tcBorders>
+            <w:tcMar>
+              <w:start w:w="0" w:type="dxa"/>
+              <w:end w:w="0" w:type="dxa"/>
+            </w:tcMar>
+          </w:tcPr>
+          <w:p/>
+        </w:tc>
+        <w:tc>
+          <w:tcPr>
+            <w:tcW w:type="dxa" w:w="1252"/>
+            <w:tcBorders>
+              <w:start w:sz="4.0" w:val="single" w:color="#000000"/>
+              <w:top w:sz="4.0" w:val="single" w:color="#000000"/>
+              <w:end w:sz="4.0" w:val="single" w:color="#000000"/>
+              <w:bottom w:sz="11.200000000000273" w:val="single" w:color="#000000"/>
+            </w:tcBorders>
+            <w:tcMar>
+              <w:start w:w="0" w:type="dxa"/>
+              <w:end w:w="0" w:type="dxa"/>
+            </w:tcMar>
+          </w:tcPr>
+          <w:p/>
+        </w:tc>
+        <w:tc>
+          <w:tcPr>
+            <w:tcW w:type="dxa" w:w="1102"/>
+            <w:tcBorders>
+              <w:start w:sz="4.0" w:val="single" w:color="#000000"/>
+              <w:top w:sz="4.0" w:val="single" w:color="#000000"/>
+              <w:end w:sz="4.0" w:val="single" w:color="#000000"/>
+              <w:bottom w:sz="11.200000000000273" w:val="single" w:color="#000000"/>
+            </w:tcBorders>
+            <w:tcMar>
+              <w:start w:w="0" w:type="dxa"/>
+              <w:end w:w="0" w:type="dxa"/>
+            </w:tcMar>
+          </w:tcPr>
+          <w:p/>
+        </w:tc>
+        <w:tc>
+          <w:tcPr>
+            <w:tcW w:type="dxa" w:w="1148"/>
+            <w:tcBorders>
+              <w:start w:sz="4.0" w:val="single" w:color="#000000"/>
+              <w:top w:sz="4.0" w:val="single" w:color="#000000"/>
+              <w:end w:sz="4.0" w:val="single" w:color="#000000"/>
+              <w:bottom w:sz="11.200000000000273" w:val="single" w:color="#000000"/>
+            </w:tcBorders>
+            <w:tcMar>
+              <w:start w:w="0" w:type="dxa"/>
+              <w:end w:w="0" w:type="dxa"/>
+            </w:tcMar>
+          </w:tcPr>
+          <w:p/>
+        </w:tc>
+      </w:tr>
+      <w:tr>
+        <w:trPr>
+          <w:trHeight w:hRule="exact" w:val="384"/>
+        </w:trPr>
+        <w:tc>
+          <w:tcPr>
+            <w:tcW w:type="dxa" w:w="754"/>
+            <w:vMerge w:val="restart"/>
+            <w:tcBorders>
+              <w:start w:sz="4.0" w:val="single" w:color="#000000"/>
+              <w:top w:sz="11.200000000000273" w:val="single" w:color="#000000"/>
+              <w:end w:sz="4.0" w:val="single" w:color="#000000"/>
+              <w:bottom w:sz="11.200000000000273" w:val="single" w:color="#000000"/>
+            </w:tcBorders>
+            <w:tcMar>
+              <w:start w:w="0" w:type="dxa"/>
+              <w:end w:w="0" w:type="dxa"/>
+            </w:tcMar>
+            <w:tcMar>
+              <w:start w:w="0" w:type="dxa"/>
+              <w:end w:w="0" w:type="dxa"/>
+            </w:tcMar>
+            <w:tcMar>
+              <w:start w:w="0" w:type="dxa"/>
+              <w:end w:w="0" w:type="dxa"/>
+            </w:tcMar>
+          </w:tcPr>
+          <w:p>
+            <w:pPr>
+              <w:autoSpaceDN w:val="0"/>
+              <w:autoSpaceDE w:val="0"/>
+              <w:widowControl/>
+              <w:spacing w:line="197" w:lineRule="auto" w:before="478" w:after="0"/>
+              <w:ind w:left="0" w:right="0" w:firstLine="0"/>
+              <w:jc w:val="center"/>
+            </w:pPr>
+            <w:r>
+              <w:rPr>
+                <w:rFonts w:ascii="Calibri" w:hAnsi="Calibri" w:eastAsia="Calibri"/>
+                <w:b/>
+                <w:i w:val="0"/>
+                <w:color w:val="000000"/>
+                <w:sz w:val="20"/>
+              </w:rPr>
+              <w:t xml:space="preserve">5 </w:t>
             </w:r>
           </w:p>
         </w:tc>
         <w:tc>
           <w:tcPr>
-            <w:tcW w:type="dxa" w:w="1080"/>
+            <w:tcW w:type="dxa" w:w="3654"/>
+            <w:vMerge w:val="restart"/>
+            <w:tcBorders>
+              <w:start w:sz="4.0" w:val="single" w:color="#000000"/>
+              <w:top w:sz="11.200000000000273" w:val="single" w:color="#000000"/>
+              <w:end w:sz="4.0" w:val="single" w:color="#000000"/>
+              <w:bottom w:sz="11.200000000000273" w:val="single" w:color="#000000"/>
+            </w:tcBorders>
+            <w:tcMar>
+              <w:start w:w="0" w:type="dxa"/>
+              <w:end w:w="0" w:type="dxa"/>
+            </w:tcMar>
+            <w:tcMar>
+              <w:start w:w="0" w:type="dxa"/>
+              <w:end w:w="0" w:type="dxa"/>
+            </w:tcMar>
+            <w:tcMar>
+              <w:start w:w="0" w:type="dxa"/>
+              <w:end w:w="0" w:type="dxa"/>
+            </w:tcMar>
           </w:tcPr>
           <w:p>
             <w:r>
@@ -495,7 +3244,17 @@
         </w:tc>
         <w:tc>
           <w:tcPr>
-            <w:tcW w:type="dxa" w:w="1080"/>
+            <w:tcW w:type="dxa" w:w="3200"/>
+            <w:tcBorders>
+              <w:start w:sz="4.0" w:val="single" w:color="#000000"/>
+              <w:top w:sz="11.200000000000273" w:val="single" w:color="#000000"/>
+              <w:end w:sz="4.0" w:val="single" w:color="#000000"/>
+              <w:bottom w:sz="4.0" w:val="single" w:color="#000000"/>
+            </w:tcBorders>
+            <w:tcMar>
+              <w:start w:w="0" w:type="dxa"/>
+              <w:end w:w="0" w:type="dxa"/>
+            </w:tcMar>
           </w:tcPr>
           <w:p>
             <w:r>
@@ -505,7 +3264,17 @@
         </w:tc>
         <w:tc>
           <w:tcPr>
-            <w:tcW w:type="dxa" w:w="1080"/>
+            <w:tcW w:type="dxa" w:w="1396"/>
+            <w:tcBorders>
+              <w:start w:sz="4.0" w:val="single" w:color="#000000"/>
+              <w:top w:sz="11.200000000000273" w:val="single" w:color="#000000"/>
+              <w:end w:sz="4.0" w:val="single" w:color="#000000"/>
+              <w:bottom w:sz="4.0" w:val="single" w:color="#000000"/>
+            </w:tcBorders>
+            <w:tcMar>
+              <w:start w:w="0" w:type="dxa"/>
+              <w:end w:w="0" w:type="dxa"/>
+            </w:tcMar>
           </w:tcPr>
           <w:p>
             <w:r>
@@ -515,7 +3284,17 @@
         </w:tc>
         <w:tc>
           <w:tcPr>
-            <w:tcW w:type="dxa" w:w="1080"/>
+            <w:tcW w:type="dxa" w:w="1276"/>
+            <w:tcBorders>
+              <w:start w:sz="4.0" w:val="single" w:color="#000000"/>
+              <w:top w:sz="11.200000000000273" w:val="single" w:color="#000000"/>
+              <w:end w:sz="3.2000000000007276" w:val="single" w:color="#000000"/>
+              <w:bottom w:sz="4.0" w:val="single" w:color="#000000"/>
+            </w:tcBorders>
+            <w:tcMar>
+              <w:start w:w="0" w:type="dxa"/>
+              <w:end w:w="0" w:type="dxa"/>
+            </w:tcMar>
           </w:tcPr>
           <w:p>
             <w:r>
@@ -525,7 +3304,17 @@
         </w:tc>
         <w:tc>
           <w:tcPr>
-            <w:tcW w:type="dxa" w:w="1080"/>
+            <w:tcW w:type="dxa" w:w="1298"/>
+            <w:tcBorders>
+              <w:start w:sz="3.2000000000007276" w:val="single" w:color="#000000"/>
+              <w:top w:sz="11.200000000000273" w:val="single" w:color="#000000"/>
+              <w:end w:sz="4.0" w:val="single" w:color="#000000"/>
+              <w:bottom w:sz="4.0" w:val="single" w:color="#000000"/>
+            </w:tcBorders>
+            <w:tcMar>
+              <w:start w:w="0" w:type="dxa"/>
+              <w:end w:w="0" w:type="dxa"/>
+            </w:tcMar>
           </w:tcPr>
           <w:p>
             <w:r>
@@ -535,7 +3324,17 @@
         </w:tc>
         <w:tc>
           <w:tcPr>
-            <w:tcW w:type="dxa" w:w="1080"/>
+            <w:tcW w:type="dxa" w:w="1252"/>
+            <w:tcBorders>
+              <w:start w:sz="4.0" w:val="single" w:color="#000000"/>
+              <w:top w:sz="11.200000000000273" w:val="single" w:color="#000000"/>
+              <w:end w:sz="4.0" w:val="single" w:color="#000000"/>
+              <w:bottom w:sz="4.0" w:val="single" w:color="#000000"/>
+            </w:tcBorders>
+            <w:tcMar>
+              <w:start w:w="0" w:type="dxa"/>
+              <w:end w:w="0" w:type="dxa"/>
+            </w:tcMar>
           </w:tcPr>
           <w:p>
             <w:r>
@@ -545,7 +3344,17 @@
         </w:tc>
         <w:tc>
           <w:tcPr>
-            <w:tcW w:type="dxa" w:w="1080"/>
+            <w:tcW w:type="dxa" w:w="1102"/>
+            <w:tcBorders>
+              <w:start w:sz="4.0" w:val="single" w:color="#000000"/>
+              <w:top w:sz="11.200000000000273" w:val="single" w:color="#000000"/>
+              <w:end w:sz="4.0" w:val="single" w:color="#000000"/>
+              <w:bottom w:sz="4.0" w:val="single" w:color="#000000"/>
+            </w:tcBorders>
+            <w:tcMar>
+              <w:start w:w="0" w:type="dxa"/>
+              <w:end w:w="0" w:type="dxa"/>
+            </w:tcMar>
           </w:tcPr>
           <w:p>
             <w:r>
@@ -553,12 +3362,1900 @@
             </w:r>
           </w:p>
         </w:tc>
+        <w:tc>
+          <w:tcPr>
+            <w:tcW w:type="dxa" w:w="1148"/>
+            <w:tcBorders>
+              <w:start w:sz="4.0" w:val="single" w:color="#000000"/>
+              <w:top w:sz="11.200000000000273" w:val="single" w:color="#000000"/>
+              <w:end w:sz="4.0" w:val="single" w:color="#000000"/>
+              <w:bottom w:sz="4.0" w:val="single" w:color="#000000"/>
+            </w:tcBorders>
+            <w:tcMar>
+              <w:start w:w="0" w:type="dxa"/>
+              <w:end w:w="0" w:type="dxa"/>
+            </w:tcMar>
+          </w:tcPr>
+          <w:p>
+            <w:r>
+              <w:t>{{ item(4, 'position', '') }}</w:t>
+            </w:r>
+          </w:p>
+        </w:tc>
+      </w:tr>
+      <w:tr>
+        <w:trPr>
+          <w:trHeight w:hRule="exact" w:val="376"/>
+        </w:trPr>
+        <w:tc>
+          <w:tcPr>
+            <w:tcW w:type="dxa" w:w="1551"/>
+            <w:vMerge/>
+            <w:tcBorders>
+              <w:start w:sz="4.0" w:val="single" w:color="#000000"/>
+              <w:top w:sz="11.200000000000273" w:val="single" w:color="#000000"/>
+              <w:end w:sz="4.0" w:val="single" w:color="#000000"/>
+              <w:bottom w:sz="11.200000000000273" w:val="single" w:color="#000000"/>
+            </w:tcBorders>
+          </w:tcPr>
+          <w:p/>
+        </w:tc>
+        <w:tc>
+          <w:tcPr>
+            <w:tcW w:type="dxa" w:w="1551"/>
+            <w:vMerge/>
+            <w:tcBorders>
+              <w:start w:sz="4.0" w:val="single" w:color="#000000"/>
+              <w:top w:sz="11.200000000000273" w:val="single" w:color="#000000"/>
+              <w:end w:sz="4.0" w:val="single" w:color="#000000"/>
+              <w:bottom w:sz="11.200000000000273" w:val="single" w:color="#000000"/>
+            </w:tcBorders>
+          </w:tcPr>
+          <w:p/>
+        </w:tc>
+        <w:tc>
+          <w:tcPr>
+            <w:tcW w:type="dxa" w:w="3200"/>
+            <w:tcBorders>
+              <w:start w:sz="4.0" w:val="single" w:color="#000000"/>
+              <w:top w:sz="4.0" w:val="single" w:color="#000000"/>
+              <w:end w:sz="4.0" w:val="single" w:color="#000000"/>
+              <w:bottom w:sz="4.0" w:val="single" w:color="#000000"/>
+            </w:tcBorders>
+            <w:tcMar>
+              <w:start w:w="0" w:type="dxa"/>
+              <w:end w:w="0" w:type="dxa"/>
+            </w:tcMar>
+          </w:tcPr>
+          <w:p/>
+        </w:tc>
+        <w:tc>
+          <w:tcPr>
+            <w:tcW w:type="dxa" w:w="1396"/>
+            <w:tcBorders>
+              <w:start w:sz="4.0" w:val="single" w:color="#000000"/>
+              <w:top w:sz="4.0" w:val="single" w:color="#000000"/>
+              <w:end w:sz="4.0" w:val="single" w:color="#000000"/>
+              <w:bottom w:sz="4.0" w:val="single" w:color="#000000"/>
+            </w:tcBorders>
+            <w:tcMar>
+              <w:start w:w="0" w:type="dxa"/>
+              <w:end w:w="0" w:type="dxa"/>
+            </w:tcMar>
+          </w:tcPr>
+          <w:p/>
+        </w:tc>
+        <w:tc>
+          <w:tcPr>
+            <w:tcW w:type="dxa" w:w="1276"/>
+            <w:tcBorders>
+              <w:start w:sz="4.0" w:val="single" w:color="#000000"/>
+              <w:top w:sz="4.0" w:val="single" w:color="#000000"/>
+              <w:end w:sz="3.2000000000007276" w:val="single" w:color="#000000"/>
+              <w:bottom w:sz="4.0" w:val="single" w:color="#000000"/>
+            </w:tcBorders>
+            <w:tcMar>
+              <w:start w:w="0" w:type="dxa"/>
+              <w:end w:w="0" w:type="dxa"/>
+            </w:tcMar>
+          </w:tcPr>
+          <w:p/>
+        </w:tc>
+        <w:tc>
+          <w:tcPr>
+            <w:tcW w:type="dxa" w:w="1298"/>
+            <w:tcBorders>
+              <w:start w:sz="3.2000000000007276" w:val="single" w:color="#000000"/>
+              <w:top w:sz="4.0" w:val="single" w:color="#000000"/>
+              <w:end w:sz="4.0" w:val="single" w:color="#000000"/>
+              <w:bottom w:sz="4.0" w:val="single" w:color="#000000"/>
+            </w:tcBorders>
+            <w:tcMar>
+              <w:start w:w="0" w:type="dxa"/>
+              <w:end w:w="0" w:type="dxa"/>
+            </w:tcMar>
+          </w:tcPr>
+          <w:p/>
+        </w:tc>
+        <w:tc>
+          <w:tcPr>
+            <w:tcW w:type="dxa" w:w="1252"/>
+            <w:tcBorders>
+              <w:start w:sz="4.0" w:val="single" w:color="#000000"/>
+              <w:top w:sz="4.0" w:val="single" w:color="#000000"/>
+              <w:end w:sz="4.0" w:val="single" w:color="#000000"/>
+              <w:bottom w:sz="4.0" w:val="single" w:color="#000000"/>
+            </w:tcBorders>
+            <w:tcMar>
+              <w:start w:w="0" w:type="dxa"/>
+              <w:end w:w="0" w:type="dxa"/>
+            </w:tcMar>
+          </w:tcPr>
+          <w:p/>
+        </w:tc>
+        <w:tc>
+          <w:tcPr>
+            <w:tcW w:type="dxa" w:w="1102"/>
+            <w:tcBorders>
+              <w:start w:sz="4.0" w:val="single" w:color="#000000"/>
+              <w:top w:sz="4.0" w:val="single" w:color="#000000"/>
+              <w:end w:sz="4.0" w:val="single" w:color="#000000"/>
+              <w:bottom w:sz="4.0" w:val="single" w:color="#000000"/>
+            </w:tcBorders>
+            <w:tcMar>
+              <w:start w:w="0" w:type="dxa"/>
+              <w:end w:w="0" w:type="dxa"/>
+            </w:tcMar>
+          </w:tcPr>
+          <w:p/>
+        </w:tc>
+        <w:tc>
+          <w:tcPr>
+            <w:tcW w:type="dxa" w:w="1148"/>
+            <w:tcBorders>
+              <w:start w:sz="4.0" w:val="single" w:color="#000000"/>
+              <w:top w:sz="4.0" w:val="single" w:color="#000000"/>
+              <w:end w:sz="4.0" w:val="single" w:color="#000000"/>
+              <w:bottom w:sz="4.0" w:val="single" w:color="#000000"/>
+            </w:tcBorders>
+            <w:tcMar>
+              <w:start w:w="0" w:type="dxa"/>
+              <w:end w:w="0" w:type="dxa"/>
+            </w:tcMar>
+          </w:tcPr>
+          <w:p/>
+        </w:tc>
+      </w:tr>
+      <w:tr>
+        <w:trPr>
+          <w:trHeight w:hRule="exact" w:val="384"/>
+        </w:trPr>
+        <w:tc>
+          <w:tcPr>
+            <w:tcW w:type="dxa" w:w="1551"/>
+            <w:vMerge/>
+            <w:tcBorders>
+              <w:start w:sz="4.0" w:val="single" w:color="#000000"/>
+              <w:top w:sz="11.200000000000273" w:val="single" w:color="#000000"/>
+              <w:end w:sz="4.0" w:val="single" w:color="#000000"/>
+              <w:bottom w:sz="11.200000000000273" w:val="single" w:color="#000000"/>
+            </w:tcBorders>
+          </w:tcPr>
+          <w:p/>
+        </w:tc>
+        <w:tc>
+          <w:tcPr>
+            <w:tcW w:type="dxa" w:w="1551"/>
+            <w:vMerge/>
+            <w:tcBorders>
+              <w:start w:sz="4.0" w:val="single" w:color="#000000"/>
+              <w:top w:sz="11.200000000000273" w:val="single" w:color="#000000"/>
+              <w:end w:sz="4.0" w:val="single" w:color="#000000"/>
+              <w:bottom w:sz="11.200000000000273" w:val="single" w:color="#000000"/>
+            </w:tcBorders>
+          </w:tcPr>
+          <w:p/>
+        </w:tc>
+        <w:tc>
+          <w:tcPr>
+            <w:tcW w:type="dxa" w:w="3200"/>
+            <w:tcBorders>
+              <w:start w:sz="4.0" w:val="single" w:color="#000000"/>
+              <w:top w:sz="4.0" w:val="single" w:color="#000000"/>
+              <w:end w:sz="4.0" w:val="single" w:color="#000000"/>
+              <w:bottom w:sz="11.200000000000273" w:val="single" w:color="#000000"/>
+            </w:tcBorders>
+            <w:tcMar>
+              <w:start w:w="0" w:type="dxa"/>
+              <w:end w:w="0" w:type="dxa"/>
+            </w:tcMar>
+          </w:tcPr>
+          <w:p/>
+        </w:tc>
+        <w:tc>
+          <w:tcPr>
+            <w:tcW w:type="dxa" w:w="1396"/>
+            <w:tcBorders>
+              <w:start w:sz="4.0" w:val="single" w:color="#000000"/>
+              <w:top w:sz="4.0" w:val="single" w:color="#000000"/>
+              <w:end w:sz="4.0" w:val="single" w:color="#000000"/>
+              <w:bottom w:sz="11.200000000000273" w:val="single" w:color="#000000"/>
+            </w:tcBorders>
+            <w:tcMar>
+              <w:start w:w="0" w:type="dxa"/>
+              <w:end w:w="0" w:type="dxa"/>
+            </w:tcMar>
+          </w:tcPr>
+          <w:p/>
+        </w:tc>
+        <w:tc>
+          <w:tcPr>
+            <w:tcW w:type="dxa" w:w="1276"/>
+            <w:tcBorders>
+              <w:start w:sz="4.0" w:val="single" w:color="#000000"/>
+              <w:top w:sz="4.0" w:val="single" w:color="#000000"/>
+              <w:end w:sz="3.2000000000007276" w:val="single" w:color="#000000"/>
+              <w:bottom w:sz="11.200000000000273" w:val="single" w:color="#000000"/>
+            </w:tcBorders>
+            <w:tcMar>
+              <w:start w:w="0" w:type="dxa"/>
+              <w:end w:w="0" w:type="dxa"/>
+            </w:tcMar>
+          </w:tcPr>
+          <w:p/>
+        </w:tc>
+        <w:tc>
+          <w:tcPr>
+            <w:tcW w:type="dxa" w:w="1298"/>
+            <w:tcBorders>
+              <w:start w:sz="3.2000000000007276" w:val="single" w:color="#000000"/>
+              <w:top w:sz="4.0" w:val="single" w:color="#000000"/>
+              <w:end w:sz="4.0" w:val="single" w:color="#000000"/>
+              <w:bottom w:sz="11.200000000000273" w:val="single" w:color="#000000"/>
+            </w:tcBorders>
+            <w:tcMar>
+              <w:start w:w="0" w:type="dxa"/>
+              <w:end w:w="0" w:type="dxa"/>
+            </w:tcMar>
+          </w:tcPr>
+          <w:p/>
+        </w:tc>
+        <w:tc>
+          <w:tcPr>
+            <w:tcW w:type="dxa" w:w="1252"/>
+            <w:tcBorders>
+              <w:start w:sz="4.0" w:val="single" w:color="#000000"/>
+              <w:top w:sz="4.0" w:val="single" w:color="#000000"/>
+              <w:end w:sz="4.0" w:val="single" w:color="#000000"/>
+              <w:bottom w:sz="11.200000000000273" w:val="single" w:color="#000000"/>
+            </w:tcBorders>
+            <w:tcMar>
+              <w:start w:w="0" w:type="dxa"/>
+              <w:end w:w="0" w:type="dxa"/>
+            </w:tcMar>
+          </w:tcPr>
+          <w:p/>
+        </w:tc>
+        <w:tc>
+          <w:tcPr>
+            <w:tcW w:type="dxa" w:w="1102"/>
+            <w:tcBorders>
+              <w:start w:sz="4.0" w:val="single" w:color="#000000"/>
+              <w:top w:sz="4.0" w:val="single" w:color="#000000"/>
+              <w:end w:sz="4.0" w:val="single" w:color="#000000"/>
+              <w:bottom w:sz="11.200000000000273" w:val="single" w:color="#000000"/>
+            </w:tcBorders>
+            <w:tcMar>
+              <w:start w:w="0" w:type="dxa"/>
+              <w:end w:w="0" w:type="dxa"/>
+            </w:tcMar>
+          </w:tcPr>
+          <w:p/>
+        </w:tc>
+        <w:tc>
+          <w:tcPr>
+            <w:tcW w:type="dxa" w:w="1148"/>
+            <w:tcBorders>
+              <w:start w:sz="4.0" w:val="single" w:color="#000000"/>
+              <w:top w:sz="4.0" w:val="single" w:color="#000000"/>
+              <w:end w:sz="4.0" w:val="single" w:color="#000000"/>
+              <w:bottom w:sz="11.200000000000273" w:val="single" w:color="#000000"/>
+            </w:tcBorders>
+            <w:tcMar>
+              <w:start w:w="0" w:type="dxa"/>
+              <w:end w:w="0" w:type="dxa"/>
+            </w:tcMar>
+          </w:tcPr>
+          <w:p/>
+        </w:tc>
       </w:tr>
     </w:tbl>
+    <w:p>
+      <w:pPr>
+        <w:autoSpaceDN w:val="0"/>
+        <w:autoSpaceDE w:val="0"/>
+        <w:widowControl/>
+        <w:spacing w:line="240" w:lineRule="auto" w:before="762" w:after="174"/>
+        <w:ind w:left="0" w:right="0" w:firstLine="0"/>
+        <w:jc w:val="left"/>
+      </w:pPr>
+      <w:r>
+        <w:drawing>
+          <wp:inline xmlns:a="http://schemas.openxmlformats.org/drawingml/2006/main" xmlns:pic="http://schemas.openxmlformats.org/drawingml/2006/picture">
+            <wp:extent cx="6337300" cy="215900"/>
+            <wp:docPr id="3" name="Picture 3"/>
+            <wp:cNvGraphicFramePr>
+              <a:graphicFrameLocks noChangeAspect="1"/>
+            </wp:cNvGraphicFramePr>
+            <a:graphic>
+              <a:graphicData uri="http://schemas.openxmlformats.org/drawingml/2006/picture">
+                <pic:pic>
+                  <pic:nvPicPr>
+                    <pic:cNvPr id="0" name="image.png"/>
+                    <pic:cNvPicPr/>
+                  </pic:nvPicPr>
+                  <pic:blipFill>
+                    <a:blip r:embed="rId11"/>
+                    <a:stretch>
+                      <a:fillRect/>
+                    </a:stretch>
+                  </pic:blipFill>
+                  <pic:spPr>
+                    <a:xfrm>
+                      <a:off x="0" y="0"/>
+                      <a:ext cx="6337300" cy="215900"/>
+                    </a:xfrm>
+                    <a:prstGeom prst="rect"/>
+                  </pic:spPr>
+                </pic:pic>
+              </a:graphicData>
+            </a:graphic>
+          </wp:inline>
+        </w:drawing>
+      </w:r>
+    </w:p>
+    <w:tbl>
+      <w:tblPr>
+        <w:tblW w:type="auto" w:w="0"/>
+        <w:tblLayout w:type="fixed"/>
+        <w:tblLook w:firstColumn="1" w:firstRow="1" w:lastColumn="0" w:lastRow="0" w:noHBand="0" w:noVBand="1" w:val="04A0"/>
+        <w:tblInd w:w="600.0" w:type="dxa"/>
+      </w:tblPr>
+      <w:tblGrid>
+        <w:gridCol w:w="2326"/>
+        <w:gridCol w:w="2326"/>
+        <w:gridCol w:w="2326"/>
+        <w:gridCol w:w="2326"/>
+        <w:gridCol w:w="2326"/>
+        <w:gridCol w:w="2326"/>
+      </w:tblGrid>
+      <w:tr>
+        <w:trPr>
+          <w:trHeight w:hRule="exact" w:val="293"/>
+        </w:trPr>
+        <w:tc>
+          <w:tcPr>
+            <w:tcW w:type="dxa" w:w="1060"/>
+            <w:vMerge w:val="restart"/>
+            <w:tcBorders/>
+            <w:tcMar>
+              <w:start w:w="0" w:type="dxa"/>
+              <w:end w:w="0" w:type="dxa"/>
+            </w:tcMar>
+            <w:tcMar>
+              <w:start w:w="0" w:type="dxa"/>
+              <w:end w:w="0" w:type="dxa"/>
+            </w:tcMar>
+          </w:tcPr>
+          <w:p>
+            <w:pPr>
+              <w:autoSpaceDN w:val="0"/>
+              <w:autoSpaceDE w:val="0"/>
+              <w:widowControl/>
+              <w:spacing w:line="240" w:lineRule="auto" w:before="110" w:after="0"/>
+              <w:ind w:left="0" w:right="36" w:firstLine="0"/>
+              <w:jc w:val="right"/>
+            </w:pPr>
+            <w:r>
+              <w:drawing>
+                <wp:inline xmlns:a="http://schemas.openxmlformats.org/drawingml/2006/main" xmlns:pic="http://schemas.openxmlformats.org/drawingml/2006/picture">
+                  <wp:extent cx="252730" cy="252729"/>
+                  <wp:docPr id="4" name="Picture 4"/>
+                  <wp:cNvGraphicFramePr>
+                    <a:graphicFrameLocks noChangeAspect="1"/>
+                  </wp:cNvGraphicFramePr>
+                  <a:graphic>
+                    <a:graphicData uri="http://schemas.openxmlformats.org/drawingml/2006/picture">
+                      <pic:pic>
+                        <pic:nvPicPr>
+                          <pic:cNvPr id="0" name="image.png"/>
+                          <pic:cNvPicPr/>
+                        </pic:nvPicPr>
+                        <pic:blipFill>
+                          <a:blip r:embed="rId12"/>
+                          <a:stretch>
+                            <a:fillRect/>
+                          </a:stretch>
+                        </pic:blipFill>
+                        <pic:spPr>
+                          <a:xfrm>
+                            <a:off x="0" y="0"/>
+                            <a:ext cx="252730" cy="252729"/>
+                          </a:xfrm>
+                          <a:prstGeom prst="rect"/>
+                        </pic:spPr>
+                      </pic:pic>
+                    </a:graphicData>
+                  </a:graphic>
+                </wp:inline>
+              </w:drawing>
+            </w:r>
+          </w:p>
+        </w:tc>
+        <w:tc>
+          <w:tcPr>
+            <w:tcW w:type="dxa" w:w="2300"/>
+            <w:vMerge w:val="restart"/>
+            <w:tcBorders/>
+            <w:tcMar>
+              <w:start w:w="0" w:type="dxa"/>
+              <w:end w:w="0" w:type="dxa"/>
+            </w:tcMar>
+            <w:tcMar>
+              <w:start w:w="0" w:type="dxa"/>
+              <w:end w:w="0" w:type="dxa"/>
+            </w:tcMar>
+          </w:tcPr>
+          <w:p>
+            <w:pPr>
+              <w:autoSpaceDN w:val="0"/>
+              <w:autoSpaceDE w:val="0"/>
+              <w:widowControl/>
+              <w:spacing w:line="197" w:lineRule="auto" w:before="248" w:after="0"/>
+              <w:ind w:left="52" w:right="0" w:firstLine="0"/>
+              <w:jc w:val="left"/>
+            </w:pPr>
+            <w:r>
+              <w:rPr>
+                <w:rFonts w:ascii="Calibri" w:hAnsi="Calibri" w:eastAsia="Calibri"/>
+                <w:b w:val="0"/>
+                <w:i w:val="0"/>
+                <w:color w:val="A09F9F"/>
+                <w:sz w:val="16"/>
+              </w:rPr>
+              <w:t>Abu Dhabi, United Arab Emirates</w:t>
+            </w:r>
+          </w:p>
+        </w:tc>
+        <w:tc>
+          <w:tcPr>
+            <w:tcW w:type="dxa" w:w="840"/>
+            <w:vMerge w:val="restart"/>
+            <w:tcBorders/>
+            <w:tcMar>
+              <w:start w:w="0" w:type="dxa"/>
+              <w:end w:w="0" w:type="dxa"/>
+            </w:tcMar>
+            <w:tcMar>
+              <w:start w:w="0" w:type="dxa"/>
+              <w:end w:w="0" w:type="dxa"/>
+            </w:tcMar>
+          </w:tcPr>
+          <w:p>
+            <w:pPr>
+              <w:autoSpaceDN w:val="0"/>
+              <w:autoSpaceDE w:val="0"/>
+              <w:widowControl/>
+              <w:spacing w:line="240" w:lineRule="auto" w:before="78" w:after="0"/>
+              <w:ind w:left="0" w:right="124" w:firstLine="0"/>
+              <w:jc w:val="right"/>
+            </w:pPr>
+            <w:r>
+              <w:drawing>
+                <wp:inline xmlns:a="http://schemas.openxmlformats.org/drawingml/2006/main" xmlns:pic="http://schemas.openxmlformats.org/drawingml/2006/picture">
+                  <wp:extent cx="252730" cy="252729"/>
+                  <wp:docPr id="5" name="Picture 5"/>
+                  <wp:cNvGraphicFramePr>
+                    <a:graphicFrameLocks noChangeAspect="1"/>
+                  </wp:cNvGraphicFramePr>
+                  <a:graphic>
+                    <a:graphicData uri="http://schemas.openxmlformats.org/drawingml/2006/picture">
+                      <pic:pic>
+                        <pic:nvPicPr>
+                          <pic:cNvPr id="0" name="image.png"/>
+                          <pic:cNvPicPr/>
+                        </pic:nvPicPr>
+                        <pic:blipFill>
+                          <a:blip r:embed="rId13"/>
+                          <a:stretch>
+                            <a:fillRect/>
+                          </a:stretch>
+                        </pic:blipFill>
+                        <pic:spPr>
+                          <a:xfrm>
+                            <a:off x="0" y="0"/>
+                            <a:ext cx="252730" cy="252729"/>
+                          </a:xfrm>
+                          <a:prstGeom prst="rect"/>
+                        </pic:spPr>
+                      </pic:pic>
+                    </a:graphicData>
+                  </a:graphic>
+                </wp:inline>
+              </w:drawing>
+            </w:r>
+          </w:p>
+        </w:tc>
+        <w:tc>
+          <w:tcPr>
+            <w:tcW w:type="dxa" w:w="2040"/>
+            <w:tcBorders/>
+            <w:tcMar>
+              <w:start w:w="0" w:type="dxa"/>
+              <w:end w:w="0" w:type="dxa"/>
+            </w:tcMar>
+          </w:tcPr>
+          <w:p>
+            <w:pPr>
+              <w:autoSpaceDN w:val="0"/>
+              <w:autoSpaceDE w:val="0"/>
+              <w:widowControl/>
+              <w:spacing w:line="175" w:lineRule="auto" w:before="48" w:after="0"/>
+              <w:ind w:left="124" w:right="0" w:firstLine="0"/>
+              <w:jc w:val="left"/>
+            </w:pPr>
+            <w:r>
+              <w:rPr>
+                <w:rFonts w:ascii="Myanmar Text" w:hAnsi="Myanmar Text" w:eastAsia="Myanmar Text"/>
+                <w:b w:val="0"/>
+                <w:i w:val="0"/>
+                <w:color w:val="A09F9F"/>
+                <w:sz w:val="18"/>
+              </w:rPr>
+              <w:hyperlink r:id="rId14" w:history="1">
+                <w:r>
+                  <w:rPr>
+                    <w:rStyle w:val="Hyperlink"/>
+                  </w:rPr>
+                  <w:t>info@gss-group.net</w:t>
+                </w:r>
+              </w:hyperlink>
+            </w:r>
+          </w:p>
+        </w:tc>
+        <w:tc>
+          <w:tcPr>
+            <w:tcW w:type="dxa" w:w="960"/>
+            <w:vMerge w:val="restart"/>
+            <w:tcBorders/>
+            <w:tcMar>
+              <w:start w:w="0" w:type="dxa"/>
+              <w:end w:w="0" w:type="dxa"/>
+            </w:tcMar>
+            <w:tcMar>
+              <w:start w:w="0" w:type="dxa"/>
+              <w:end w:w="0" w:type="dxa"/>
+            </w:tcMar>
+          </w:tcPr>
+          <w:p>
+            <w:pPr>
+              <w:autoSpaceDN w:val="0"/>
+              <w:autoSpaceDE w:val="0"/>
+              <w:widowControl/>
+              <w:spacing w:line="240" w:lineRule="auto" w:before="92" w:after="0"/>
+              <w:ind w:left="0" w:right="84" w:firstLine="0"/>
+              <w:jc w:val="right"/>
+            </w:pPr>
+            <w:r>
+              <w:drawing>
+                <wp:inline xmlns:a="http://schemas.openxmlformats.org/drawingml/2006/main" xmlns:pic="http://schemas.openxmlformats.org/drawingml/2006/picture">
+                  <wp:extent cx="251460" cy="252730"/>
+                  <wp:docPr id="6" name="Picture 6"/>
+                  <wp:cNvGraphicFramePr>
+                    <a:graphicFrameLocks noChangeAspect="1"/>
+                  </wp:cNvGraphicFramePr>
+                  <a:graphic>
+                    <a:graphicData uri="http://schemas.openxmlformats.org/drawingml/2006/picture">
+                      <pic:pic>
+                        <pic:nvPicPr>
+                          <pic:cNvPr id="0" name="image.png"/>
+                          <pic:cNvPicPr/>
+                        </pic:nvPicPr>
+                        <pic:blipFill>
+                          <a:blip r:embed="rId15"/>
+                          <a:stretch>
+                            <a:fillRect/>
+                          </a:stretch>
+                        </pic:blipFill>
+                        <pic:spPr>
+                          <a:xfrm>
+                            <a:off x="0" y="0"/>
+                            <a:ext cx="251460" cy="252730"/>
+                          </a:xfrm>
+                          <a:prstGeom prst="rect"/>
+                        </pic:spPr>
+                      </pic:pic>
+                    </a:graphicData>
+                  </a:graphic>
+                </wp:inline>
+              </w:drawing>
+            </w:r>
+          </w:p>
+        </w:tc>
+        <w:tc>
+          <w:tcPr>
+            <w:tcW w:type="dxa" w:w="5400"/>
+            <w:tcBorders/>
+            <w:tcMar>
+              <w:start w:w="0" w:type="dxa"/>
+              <w:end w:w="0" w:type="dxa"/>
+            </w:tcMar>
+          </w:tcPr>
+          <w:p>
+            <w:pPr>
+              <w:autoSpaceDN w:val="0"/>
+              <w:autoSpaceDE w:val="0"/>
+              <w:widowControl/>
+              <w:spacing w:line="175" w:lineRule="auto" w:before="48" w:after="0"/>
+              <w:ind w:left="104" w:right="0" w:firstLine="0"/>
+              <w:jc w:val="left"/>
+            </w:pPr>
+            <w:r>
+              <w:rPr>
+                <w:rFonts w:ascii="Myanmar Text" w:hAnsi="Myanmar Text" w:eastAsia="Myanmar Text"/>
+                <w:b w:val="0"/>
+                <w:i w:val="0"/>
+                <w:color w:val="A09F9F"/>
+                <w:sz w:val="18"/>
+              </w:rPr>
+              <w:t>Phone: +9712 6666898</w:t>
+            </w:r>
+          </w:p>
+        </w:tc>
+      </w:tr>
+      <w:tr>
+        <w:trPr>
+          <w:trHeight w:hRule="exact" w:val="219"/>
+        </w:trPr>
+        <w:tc>
+          <w:tcPr>
+            <w:tcW w:type="dxa" w:w="2326"/>
+            <w:vMerge/>
+            <w:tcBorders/>
+          </w:tcPr>
+          <w:p/>
+        </w:tc>
+        <w:tc>
+          <w:tcPr>
+            <w:tcW w:type="dxa" w:w="2326"/>
+            <w:vMerge/>
+            <w:tcBorders/>
+          </w:tcPr>
+          <w:p/>
+        </w:tc>
+        <w:tc>
+          <w:tcPr>
+            <w:tcW w:type="dxa" w:w="2326"/>
+            <w:vMerge/>
+            <w:tcBorders/>
+          </w:tcPr>
+          <w:p/>
+        </w:tc>
+        <w:tc>
+          <w:tcPr>
+            <w:tcW w:type="dxa" w:w="2040"/>
+            <w:tcBorders/>
+            <w:tcMar>
+              <w:start w:w="0" w:type="dxa"/>
+              <w:end w:w="0" w:type="dxa"/>
+            </w:tcMar>
+          </w:tcPr>
+          <w:p>
+            <w:pPr>
+              <w:autoSpaceDN w:val="0"/>
+              <w:autoSpaceDE w:val="0"/>
+              <w:widowControl/>
+              <w:spacing w:line="175" w:lineRule="auto" w:before="0" w:after="0"/>
+              <w:ind w:left="140" w:right="0" w:firstLine="0"/>
+              <w:jc w:val="left"/>
+            </w:pPr>
+            <w:r>
+              <w:rPr>
+                <w:rFonts w:ascii="Myanmar Text" w:hAnsi="Myanmar Text" w:eastAsia="Myanmar Text"/>
+                <w:b w:val="0"/>
+                <w:i w:val="0"/>
+                <w:color w:val="A09F9F"/>
+                <w:sz w:val="18"/>
+              </w:rPr>
+              <w:hyperlink r:id="rId16" w:history="1">
+                <w:r>
+                  <w:rPr>
+                    <w:rStyle w:val="Hyperlink"/>
+                  </w:rPr>
+                  <w:t>www.gss-group.net</w:t>
+                </w:r>
+              </w:hyperlink>
+            </w:r>
+          </w:p>
+        </w:tc>
+        <w:tc>
+          <w:tcPr>
+            <w:tcW w:type="dxa" w:w="2326"/>
+            <w:vMerge/>
+            <w:tcBorders/>
+          </w:tcPr>
+          <w:p/>
+        </w:tc>
+        <w:tc>
+          <w:tcPr>
+            <w:tcW w:type="dxa" w:w="5400"/>
+            <w:tcBorders/>
+            <w:tcMar>
+              <w:start w:w="0" w:type="dxa"/>
+              <w:end w:w="0" w:type="dxa"/>
+            </w:tcMar>
+          </w:tcPr>
+          <w:p>
+            <w:pPr>
+              <w:autoSpaceDN w:val="0"/>
+              <w:autoSpaceDE w:val="0"/>
+              <w:widowControl/>
+              <w:spacing w:line="238" w:lineRule="auto" w:before="0" w:after="0"/>
+              <w:ind w:left="104" w:right="0" w:firstLine="0"/>
+              <w:jc w:val="left"/>
+            </w:pPr>
+            <w:r>
+              <w:rPr>
+                <w:rFonts w:ascii="Gill Sans MT" w:hAnsi="Gill Sans MT" w:eastAsia="Gill Sans MT"/>
+                <w:b w:val="0"/>
+                <w:i w:val="0"/>
+                <w:color w:val="A09F9F"/>
+                <w:sz w:val="19"/>
+              </w:rPr>
+              <w:t>Fax: +971 2 666 8980</w:t>
+            </w:r>
+          </w:p>
+        </w:tc>
+      </w:tr>
+    </w:tbl>
+    <w:p>
+      <w:pPr>
+        <w:autoSpaceDN w:val="0"/>
+        <w:autoSpaceDE w:val="0"/>
+        <w:widowControl/>
+        <w:spacing w:line="14" w:lineRule="exact" w:before="0" w:after="0"/>
+        <w:ind w:left="0" w:right="0"/>
+      </w:pPr>
+    </w:p>
+    <w:p>
+      <w:pPr>
+        <w:sectPr>
+          <w:pgSz w:w="16838" w:h="11906"/>
+          <w:pgMar w:top="390" w:right="0" w:bottom="210" w:left="0" w:header="720" w:footer="720" w:gutter="0"/>
+          <w:cols/>
+          <w:docGrid w:linePitch="360"/>
+        </w:sectPr>
+      </w:pPr>
+    </w:p>
+    <w:p>
+      <w:pPr>
+        <w:autoSpaceDN w:val="0"/>
+        <w:autoSpaceDE w:val="0"/>
+        <w:widowControl/>
+        <w:spacing w:line="220" w:lineRule="exact" w:before="0" w:after="210"/>
+        <w:ind w:left="0" w:right="0"/>
+      </w:pPr>
+    </w:p>
+    <w:p>
+      <w:pPr>
+        <w:autoSpaceDN w:val="0"/>
+        <w:autoSpaceDE w:val="0"/>
+        <w:widowControl/>
+        <w:spacing w:line="240" w:lineRule="auto" w:before="0" w:after="0"/>
+        <w:ind w:left="1160" w:right="0" w:firstLine="0"/>
+        <w:jc w:val="left"/>
+      </w:pPr>
+      <w:r>
+        <w:drawing>
+          <wp:inline xmlns:a="http://schemas.openxmlformats.org/drawingml/2006/main" xmlns:pic="http://schemas.openxmlformats.org/drawingml/2006/picture">
+            <wp:extent cx="1917700" cy="558800"/>
+            <wp:docPr id="7" name="Picture 7"/>
+            <wp:cNvGraphicFramePr>
+              <a:graphicFrameLocks noChangeAspect="1"/>
+            </wp:cNvGraphicFramePr>
+            <a:graphic>
+              <a:graphicData uri="http://schemas.openxmlformats.org/drawingml/2006/picture">
+                <pic:pic>
+                  <pic:nvPicPr>
+                    <pic:cNvPr id="0" name="image.png"/>
+                    <pic:cNvPicPr/>
+                  </pic:nvPicPr>
+                  <pic:blipFill>
+                    <a:blip r:embed="rId9"/>
+                    <a:stretch>
+                      <a:fillRect/>
+                    </a:stretch>
+                  </pic:blipFill>
+                  <pic:spPr>
+                    <a:xfrm>
+                      <a:off x="0" y="0"/>
+                      <a:ext cx="1917700" cy="558800"/>
+                    </a:xfrm>
+                    <a:prstGeom prst="rect"/>
+                  </pic:spPr>
+                </pic:pic>
+              </a:graphicData>
+            </a:graphic>
+          </wp:inline>
+        </w:drawing>
+      </w:r>
+    </w:p>
+    <w:p>
+      <w:pPr>
+        <w:autoSpaceDN w:val="0"/>
+        <w:autoSpaceDE w:val="0"/>
+        <w:widowControl/>
+        <w:spacing w:line="240" w:lineRule="auto" w:before="520" w:after="256"/>
+        <w:ind w:left="1140" w:right="0" w:firstLine="0"/>
+        <w:jc w:val="left"/>
+      </w:pPr>
+      <w:r>
+        <w:drawing>
+          <wp:inline xmlns:a="http://schemas.openxmlformats.org/drawingml/2006/main" xmlns:pic="http://schemas.openxmlformats.org/drawingml/2006/picture">
+            <wp:extent cx="9969500" cy="254000"/>
+            <wp:docPr id="8" name="Picture 8"/>
+            <wp:cNvGraphicFramePr>
+              <a:graphicFrameLocks noChangeAspect="1"/>
+            </wp:cNvGraphicFramePr>
+            <a:graphic>
+              <a:graphicData uri="http://schemas.openxmlformats.org/drawingml/2006/picture">
+                <pic:pic>
+                  <pic:nvPicPr>
+                    <pic:cNvPr id="0" name="image.png"/>
+                    <pic:cNvPicPr/>
+                  </pic:nvPicPr>
+                  <pic:blipFill>
+                    <a:blip r:embed="rId17"/>
+                    <a:stretch>
+                      <a:fillRect/>
+                    </a:stretch>
+                  </pic:blipFill>
+                  <pic:spPr>
+                    <a:xfrm>
+                      <a:off x="0" y="0"/>
+                      <a:ext cx="9969500" cy="254000"/>
+                    </a:xfrm>
+                    <a:prstGeom prst="rect"/>
+                  </pic:spPr>
+                </pic:pic>
+              </a:graphicData>
+            </a:graphic>
+          </wp:inline>
+        </w:drawing>
+      </w:r>
+    </w:p>
+    <w:tbl>
+      <w:tblPr>
+        <w:tblW w:type="auto" w:w="0"/>
+        <w:tblLayout w:type="fixed"/>
+        <w:tblLook w:firstColumn="1" w:firstRow="1" w:lastColumn="0" w:lastRow="0" w:noHBand="0" w:noVBand="1" w:val="04A0"/>
+        <w:tblInd w:w="1040.0" w:type="dxa"/>
+      </w:tblPr>
+      <w:tblGrid>
+        <w:gridCol w:w="2326"/>
+        <w:gridCol w:w="2326"/>
+        <w:gridCol w:w="2326"/>
+        <w:gridCol w:w="2326"/>
+        <w:gridCol w:w="2326"/>
+        <w:gridCol w:w="2326"/>
+      </w:tblGrid>
+      <w:tr>
+        <w:trPr>
+          <w:trHeight w:hRule="exact" w:val="430"/>
+        </w:trPr>
+        <w:tc>
+          <w:tcPr>
+            <w:tcW w:type="dxa" w:w="15158"/>
+            <w:gridSpan w:val="6"/>
+            <w:tcBorders>
+              <w:start w:sz="4.0" w:val="single" w:color="#000000"/>
+              <w:top w:sz="4.0" w:val="single" w:color="#000000"/>
+              <w:end w:sz="4.0" w:val="single" w:color="#000000"/>
+              <w:bottom w:sz="4.0" w:val="single" w:color="#000000"/>
+            </w:tcBorders>
+            <w:shd w:fill="c00000"/>
+            <w:tcMar>
+              <w:start w:w="0" w:type="dxa"/>
+              <w:end w:w="0" w:type="dxa"/>
+            </w:tcMar>
+            <w:tcMar>
+              <w:start w:w="0" w:type="dxa"/>
+              <w:end w:w="0" w:type="dxa"/>
+            </w:tcMar>
+            <w:tcMar>
+              <w:start w:w="0" w:type="dxa"/>
+              <w:end w:w="0" w:type="dxa"/>
+            </w:tcMar>
+            <w:tcMar>
+              <w:start w:w="0" w:type="dxa"/>
+              <w:end w:w="0" w:type="dxa"/>
+            </w:tcMar>
+            <w:tcMar>
+              <w:start w:w="0" w:type="dxa"/>
+              <w:end w:w="0" w:type="dxa"/>
+            </w:tcMar>
+            <w:tcMar>
+              <w:start w:w="0" w:type="dxa"/>
+              <w:end w:w="0" w:type="dxa"/>
+            </w:tcMar>
+          </w:tcPr>
+          <w:p>
+            <w:pPr>
+              <w:autoSpaceDN w:val="0"/>
+              <w:autoSpaceDE w:val="0"/>
+              <w:widowControl/>
+              <w:spacing w:line="194" w:lineRule="auto" w:before="132" w:after="0"/>
+              <w:ind w:left="0" w:right="0" w:firstLine="0"/>
+              <w:jc w:val="center"/>
+            </w:pPr>
+            <w:r>
+              <w:rPr>
+                <w:rFonts w:ascii="Calibri" w:hAnsi="Calibri" w:eastAsia="Calibri"/>
+                <w:b/>
+                <w:i w:val="0"/>
+                <w:color w:val="FFFFFF"/>
+                <w:sz w:val="20"/>
+              </w:rPr>
+              <w:t xml:space="preserve">Authorization </w:t>
+            </w:r>
+          </w:p>
+        </w:tc>
+      </w:tr>
+      <w:tr>
+        <w:trPr>
+          <w:trHeight w:hRule="exact" w:val="430"/>
+        </w:trPr>
+        <w:tc>
+          <w:tcPr>
+            <w:tcW w:type="dxa" w:w="2528"/>
+            <w:tcBorders>
+              <w:start w:sz="4.0" w:val="single" w:color="#000000"/>
+              <w:top w:sz="4.0" w:val="single" w:color="#000000"/>
+              <w:end w:sz="4.0" w:val="single" w:color="#000000"/>
+              <w:bottom w:sz="4.0" w:val="single" w:color="#000000"/>
+            </w:tcBorders>
+            <w:shd w:fill="d8d9d8"/>
+            <w:tcMar>
+              <w:start w:w="0" w:type="dxa"/>
+              <w:end w:w="0" w:type="dxa"/>
+            </w:tcMar>
+          </w:tcPr>
+          <w:p>
+            <w:pPr>
+              <w:autoSpaceDN w:val="0"/>
+              <w:autoSpaceDE w:val="0"/>
+              <w:widowControl/>
+              <w:spacing w:line="194" w:lineRule="auto" w:before="132" w:after="0"/>
+              <w:ind w:left="0" w:right="0" w:firstLine="0"/>
+              <w:jc w:val="center"/>
+            </w:pPr>
+            <w:r>
+              <w:rPr>
+                <w:rFonts w:ascii="Calibri" w:hAnsi="Calibri" w:eastAsia="Calibri"/>
+                <w:b/>
+                <w:i w:val="0"/>
+                <w:color w:val="000000"/>
+                <w:sz w:val="20"/>
+              </w:rPr>
+              <w:t xml:space="preserve">Interviewer’s Name </w:t>
+            </w:r>
+          </w:p>
+        </w:tc>
+        <w:tc>
+          <w:tcPr>
+            <w:tcW w:type="dxa" w:w="2528"/>
+            <w:tcBorders>
+              <w:start w:sz="4.0" w:val="single" w:color="#000000"/>
+              <w:top w:sz="4.0" w:val="single" w:color="#000000"/>
+              <w:end w:sz="4.0" w:val="single" w:color="#000000"/>
+              <w:bottom w:sz="4.0" w:val="single" w:color="#000000"/>
+            </w:tcBorders>
+            <w:tcMar>
+              <w:start w:w="0" w:type="dxa"/>
+              <w:end w:w="0" w:type="dxa"/>
+            </w:tcMar>
+          </w:tcPr>
+          <w:p/>
+        </w:tc>
+        <w:tc>
+          <w:tcPr>
+            <w:tcW w:type="dxa" w:w="2524"/>
+            <w:tcBorders>
+              <w:start w:sz="4.0" w:val="single" w:color="#000000"/>
+              <w:top w:sz="4.0" w:val="single" w:color="#000000"/>
+              <w:end w:sz="3.199999999999818" w:val="single" w:color="#000000"/>
+              <w:bottom w:sz="4.0" w:val="single" w:color="#000000"/>
+            </w:tcBorders>
+            <w:shd w:fill="d8d9d8"/>
+            <w:tcMar>
+              <w:start w:w="0" w:type="dxa"/>
+              <w:end w:w="0" w:type="dxa"/>
+            </w:tcMar>
+          </w:tcPr>
+          <w:p>
+            <w:pPr>
+              <w:autoSpaceDN w:val="0"/>
+              <w:autoSpaceDE w:val="0"/>
+              <w:widowControl/>
+              <w:spacing w:line="194" w:lineRule="auto" w:before="132" w:after="0"/>
+              <w:ind w:left="0" w:right="0" w:firstLine="0"/>
+              <w:jc w:val="center"/>
+            </w:pPr>
+            <w:r>
+              <w:rPr>
+                <w:rFonts w:ascii="Calibri" w:hAnsi="Calibri" w:eastAsia="Calibri"/>
+                <w:b/>
+                <w:i w:val="0"/>
+                <w:color w:val="000000"/>
+                <w:sz w:val="20"/>
+              </w:rPr>
+              <w:t xml:space="preserve">Signature </w:t>
+            </w:r>
+          </w:p>
+        </w:tc>
+        <w:tc>
+          <w:tcPr>
+            <w:tcW w:type="dxa" w:w="2524"/>
+            <w:tcBorders>
+              <w:start w:sz="3.199999999999818" w:val="single" w:color="#000000"/>
+              <w:top w:sz="4.0" w:val="single" w:color="#000000"/>
+              <w:end w:sz="4.0" w:val="single" w:color="#000000"/>
+              <w:bottom w:sz="4.0" w:val="single" w:color="#000000"/>
+            </w:tcBorders>
+            <w:tcMar>
+              <w:start w:w="0" w:type="dxa"/>
+              <w:end w:w="0" w:type="dxa"/>
+            </w:tcMar>
+          </w:tcPr>
+          <w:p/>
+        </w:tc>
+        <w:tc>
+          <w:tcPr>
+            <w:tcW w:type="dxa" w:w="2526"/>
+            <w:tcBorders>
+              <w:start w:sz="4.0" w:val="single" w:color="#000000"/>
+              <w:top w:sz="4.0" w:val="single" w:color="#000000"/>
+              <w:end w:sz="3.2000000000007276" w:val="single" w:color="#000000"/>
+              <w:bottom w:sz="4.0" w:val="single" w:color="#000000"/>
+            </w:tcBorders>
+            <w:shd w:fill="d8d9d8"/>
+            <w:tcMar>
+              <w:start w:w="0" w:type="dxa"/>
+              <w:end w:w="0" w:type="dxa"/>
+            </w:tcMar>
+          </w:tcPr>
+          <w:p>
+            <w:pPr>
+              <w:autoSpaceDN w:val="0"/>
+              <w:autoSpaceDE w:val="0"/>
+              <w:widowControl/>
+              <w:spacing w:line="194" w:lineRule="auto" w:before="132" w:after="0"/>
+              <w:ind w:left="0" w:right="0" w:firstLine="0"/>
+              <w:jc w:val="center"/>
+            </w:pPr>
+            <w:r>
+              <w:rPr>
+                <w:rFonts w:ascii="Calibri" w:hAnsi="Calibri" w:eastAsia="Calibri"/>
+                <w:b/>
+                <w:i w:val="0"/>
+                <w:color w:val="000000"/>
+                <w:sz w:val="20"/>
+              </w:rPr>
+              <w:t xml:space="preserve">Date </w:t>
+            </w:r>
+          </w:p>
+        </w:tc>
+        <w:tc>
+          <w:tcPr>
+            <w:tcW w:type="dxa" w:w="2528"/>
+            <w:tcBorders>
+              <w:start w:sz="3.2000000000007276" w:val="single" w:color="#000000"/>
+              <w:top w:sz="4.0" w:val="single" w:color="#000000"/>
+              <w:end w:sz="4.0" w:val="single" w:color="#000000"/>
+              <w:bottom w:sz="4.0" w:val="single" w:color="#000000"/>
+            </w:tcBorders>
+            <w:tcMar>
+              <w:start w:w="0" w:type="dxa"/>
+              <w:end w:w="0" w:type="dxa"/>
+            </w:tcMar>
+          </w:tcPr>
+          <w:p/>
+        </w:tc>
+      </w:tr>
+      <w:tr>
+        <w:trPr>
+          <w:trHeight w:hRule="exact" w:val="432"/>
+        </w:trPr>
+        <w:tc>
+          <w:tcPr>
+            <w:tcW w:type="dxa" w:w="2528"/>
+            <w:tcBorders>
+              <w:start w:sz="4.0" w:val="single" w:color="#000000"/>
+              <w:top w:sz="4.0" w:val="single" w:color="#000000"/>
+              <w:end w:sz="4.0" w:val="single" w:color="#000000"/>
+              <w:bottom w:sz="4.0" w:val="single" w:color="#000000"/>
+            </w:tcBorders>
+            <w:shd w:fill="d8d9d8"/>
+            <w:tcMar>
+              <w:start w:w="0" w:type="dxa"/>
+              <w:end w:w="0" w:type="dxa"/>
+            </w:tcMar>
+          </w:tcPr>
+          <w:p>
+            <w:pPr>
+              <w:autoSpaceDN w:val="0"/>
+              <w:autoSpaceDE w:val="0"/>
+              <w:widowControl/>
+              <w:spacing w:line="194" w:lineRule="auto" w:before="132" w:after="0"/>
+              <w:ind w:left="0" w:right="0" w:firstLine="0"/>
+              <w:jc w:val="center"/>
+            </w:pPr>
+            <w:r>
+              <w:rPr>
+                <w:rFonts w:ascii="Calibri" w:hAnsi="Calibri" w:eastAsia="Calibri"/>
+                <w:b/>
+                <w:i w:val="0"/>
+                <w:color w:val="000000"/>
+                <w:sz w:val="20"/>
+              </w:rPr>
+              <w:t xml:space="preserve">Interviewer’s Name </w:t>
+            </w:r>
+          </w:p>
+        </w:tc>
+        <w:tc>
+          <w:tcPr>
+            <w:tcW w:type="dxa" w:w="2528"/>
+            <w:tcBorders>
+              <w:start w:sz="4.0" w:val="single" w:color="#000000"/>
+              <w:top w:sz="4.0" w:val="single" w:color="#000000"/>
+              <w:end w:sz="4.0" w:val="single" w:color="#000000"/>
+              <w:bottom w:sz="4.0" w:val="single" w:color="#000000"/>
+            </w:tcBorders>
+            <w:tcMar>
+              <w:start w:w="0" w:type="dxa"/>
+              <w:end w:w="0" w:type="dxa"/>
+            </w:tcMar>
+          </w:tcPr>
+          <w:p/>
+        </w:tc>
+        <w:tc>
+          <w:tcPr>
+            <w:tcW w:type="dxa" w:w="2524"/>
+            <w:tcBorders>
+              <w:start w:sz="4.0" w:val="single" w:color="#000000"/>
+              <w:top w:sz="4.0" w:val="single" w:color="#000000"/>
+              <w:end w:sz="3.199999999999818" w:val="single" w:color="#000000"/>
+              <w:bottom w:sz="4.0" w:val="single" w:color="#000000"/>
+            </w:tcBorders>
+            <w:shd w:fill="d8d9d8"/>
+            <w:tcMar>
+              <w:start w:w="0" w:type="dxa"/>
+              <w:end w:w="0" w:type="dxa"/>
+            </w:tcMar>
+          </w:tcPr>
+          <w:p>
+            <w:pPr>
+              <w:autoSpaceDN w:val="0"/>
+              <w:autoSpaceDE w:val="0"/>
+              <w:widowControl/>
+              <w:spacing w:line="194" w:lineRule="auto" w:before="132" w:after="0"/>
+              <w:ind w:left="0" w:right="0" w:firstLine="0"/>
+              <w:jc w:val="center"/>
+            </w:pPr>
+            <w:r>
+              <w:rPr>
+                <w:rFonts w:ascii="Calibri" w:hAnsi="Calibri" w:eastAsia="Calibri"/>
+                <w:b/>
+                <w:i w:val="0"/>
+                <w:color w:val="000000"/>
+                <w:sz w:val="20"/>
+              </w:rPr>
+              <w:t xml:space="preserve">Signature </w:t>
+            </w:r>
+          </w:p>
+        </w:tc>
+        <w:tc>
+          <w:tcPr>
+            <w:tcW w:type="dxa" w:w="2524"/>
+            <w:tcBorders>
+              <w:start w:sz="3.199999999999818" w:val="single" w:color="#000000"/>
+              <w:top w:sz="4.0" w:val="single" w:color="#000000"/>
+              <w:end w:sz="4.0" w:val="single" w:color="#000000"/>
+              <w:bottom w:sz="4.0" w:val="single" w:color="#000000"/>
+            </w:tcBorders>
+            <w:tcMar>
+              <w:start w:w="0" w:type="dxa"/>
+              <w:end w:w="0" w:type="dxa"/>
+            </w:tcMar>
+          </w:tcPr>
+          <w:p/>
+        </w:tc>
+        <w:tc>
+          <w:tcPr>
+            <w:tcW w:type="dxa" w:w="2526"/>
+            <w:tcBorders>
+              <w:start w:sz="4.0" w:val="single" w:color="#000000"/>
+              <w:top w:sz="4.0" w:val="single" w:color="#000000"/>
+              <w:end w:sz="3.2000000000007276" w:val="single" w:color="#000000"/>
+              <w:bottom w:sz="4.0" w:val="single" w:color="#000000"/>
+            </w:tcBorders>
+            <w:shd w:fill="d8d9d8"/>
+            <w:tcMar>
+              <w:start w:w="0" w:type="dxa"/>
+              <w:end w:w="0" w:type="dxa"/>
+            </w:tcMar>
+          </w:tcPr>
+          <w:p>
+            <w:pPr>
+              <w:autoSpaceDN w:val="0"/>
+              <w:autoSpaceDE w:val="0"/>
+              <w:widowControl/>
+              <w:spacing w:line="194" w:lineRule="auto" w:before="132" w:after="0"/>
+              <w:ind w:left="0" w:right="0" w:firstLine="0"/>
+              <w:jc w:val="center"/>
+            </w:pPr>
+            <w:r>
+              <w:rPr>
+                <w:rFonts w:ascii="Calibri" w:hAnsi="Calibri" w:eastAsia="Calibri"/>
+                <w:b/>
+                <w:i w:val="0"/>
+                <w:color w:val="000000"/>
+                <w:sz w:val="20"/>
+              </w:rPr>
+              <w:t xml:space="preserve">Date </w:t>
+            </w:r>
+          </w:p>
+        </w:tc>
+        <w:tc>
+          <w:tcPr>
+            <w:tcW w:type="dxa" w:w="2528"/>
+            <w:tcBorders>
+              <w:start w:sz="3.2000000000007276" w:val="single" w:color="#000000"/>
+              <w:top w:sz="4.0" w:val="single" w:color="#000000"/>
+              <w:end w:sz="4.0" w:val="single" w:color="#000000"/>
+              <w:bottom w:sz="4.0" w:val="single" w:color="#000000"/>
+            </w:tcBorders>
+            <w:tcMar>
+              <w:start w:w="0" w:type="dxa"/>
+              <w:end w:w="0" w:type="dxa"/>
+            </w:tcMar>
+          </w:tcPr>
+          <w:p/>
+        </w:tc>
+      </w:tr>
+      <w:tr>
+        <w:trPr>
+          <w:trHeight w:hRule="exact" w:val="430"/>
+        </w:trPr>
+        <w:tc>
+          <w:tcPr>
+            <w:tcW w:type="dxa" w:w="2528"/>
+            <w:tcBorders>
+              <w:start w:sz="4.0" w:val="single" w:color="#000000"/>
+              <w:top w:sz="4.0" w:val="single" w:color="#000000"/>
+              <w:end w:sz="4.0" w:val="single" w:color="#000000"/>
+              <w:bottom w:sz="4.0" w:val="single" w:color="#000000"/>
+            </w:tcBorders>
+            <w:shd w:fill="d8d9d8"/>
+            <w:tcMar>
+              <w:start w:w="0" w:type="dxa"/>
+              <w:end w:w="0" w:type="dxa"/>
+            </w:tcMar>
+          </w:tcPr>
+          <w:p>
+            <w:pPr>
+              <w:autoSpaceDN w:val="0"/>
+              <w:autoSpaceDE w:val="0"/>
+              <w:widowControl/>
+              <w:spacing w:line="197" w:lineRule="auto" w:before="128" w:after="0"/>
+              <w:ind w:left="0" w:right="0" w:firstLine="0"/>
+              <w:jc w:val="center"/>
+            </w:pPr>
+            <w:r>
+              <w:rPr>
+                <w:rFonts w:ascii="Calibri" w:hAnsi="Calibri" w:eastAsia="Calibri"/>
+                <w:b/>
+                <w:i w:val="0"/>
+                <w:color w:val="000000"/>
+                <w:sz w:val="20"/>
+              </w:rPr>
+              <w:t xml:space="preserve">Interviewer’s Name </w:t>
+            </w:r>
+          </w:p>
+        </w:tc>
+        <w:tc>
+          <w:tcPr>
+            <w:tcW w:type="dxa" w:w="2528"/>
+            <w:tcBorders>
+              <w:start w:sz="4.0" w:val="single" w:color="#000000"/>
+              <w:top w:sz="4.0" w:val="single" w:color="#000000"/>
+              <w:end w:sz="4.0" w:val="single" w:color="#000000"/>
+              <w:bottom w:sz="4.0" w:val="single" w:color="#000000"/>
+            </w:tcBorders>
+            <w:tcMar>
+              <w:start w:w="0" w:type="dxa"/>
+              <w:end w:w="0" w:type="dxa"/>
+            </w:tcMar>
+          </w:tcPr>
+          <w:p/>
+        </w:tc>
+        <w:tc>
+          <w:tcPr>
+            <w:tcW w:type="dxa" w:w="2524"/>
+            <w:tcBorders>
+              <w:start w:sz="4.0" w:val="single" w:color="#000000"/>
+              <w:top w:sz="4.0" w:val="single" w:color="#000000"/>
+              <w:end w:sz="3.199999999999818" w:val="single" w:color="#000000"/>
+              <w:bottom w:sz="4.0" w:val="single" w:color="#000000"/>
+            </w:tcBorders>
+            <w:shd w:fill="d8d9d8"/>
+            <w:tcMar>
+              <w:start w:w="0" w:type="dxa"/>
+              <w:end w:w="0" w:type="dxa"/>
+            </w:tcMar>
+          </w:tcPr>
+          <w:p>
+            <w:pPr>
+              <w:autoSpaceDN w:val="0"/>
+              <w:autoSpaceDE w:val="0"/>
+              <w:widowControl/>
+              <w:spacing w:line="197" w:lineRule="auto" w:before="128" w:after="0"/>
+              <w:ind w:left="0" w:right="0" w:firstLine="0"/>
+              <w:jc w:val="center"/>
+            </w:pPr>
+            <w:r>
+              <w:rPr>
+                <w:rFonts w:ascii="Calibri" w:hAnsi="Calibri" w:eastAsia="Calibri"/>
+                <w:b/>
+                <w:i w:val="0"/>
+                <w:color w:val="000000"/>
+                <w:sz w:val="20"/>
+              </w:rPr>
+              <w:t xml:space="preserve">Signature </w:t>
+            </w:r>
+          </w:p>
+        </w:tc>
+        <w:tc>
+          <w:tcPr>
+            <w:tcW w:type="dxa" w:w="2524"/>
+            <w:tcBorders>
+              <w:start w:sz="3.199999999999818" w:val="single" w:color="#000000"/>
+              <w:top w:sz="4.0" w:val="single" w:color="#000000"/>
+              <w:end w:sz="4.0" w:val="single" w:color="#000000"/>
+              <w:bottom w:sz="4.0" w:val="single" w:color="#000000"/>
+            </w:tcBorders>
+            <w:tcMar>
+              <w:start w:w="0" w:type="dxa"/>
+              <w:end w:w="0" w:type="dxa"/>
+            </w:tcMar>
+          </w:tcPr>
+          <w:p/>
+        </w:tc>
+        <w:tc>
+          <w:tcPr>
+            <w:tcW w:type="dxa" w:w="2526"/>
+            <w:tcBorders>
+              <w:start w:sz="4.0" w:val="single" w:color="#000000"/>
+              <w:top w:sz="4.0" w:val="single" w:color="#000000"/>
+              <w:end w:sz="3.2000000000007276" w:val="single" w:color="#000000"/>
+              <w:bottom w:sz="4.0" w:val="single" w:color="#000000"/>
+            </w:tcBorders>
+            <w:shd w:fill="d8d9d8"/>
+            <w:tcMar>
+              <w:start w:w="0" w:type="dxa"/>
+              <w:end w:w="0" w:type="dxa"/>
+            </w:tcMar>
+          </w:tcPr>
+          <w:p>
+            <w:pPr>
+              <w:autoSpaceDN w:val="0"/>
+              <w:autoSpaceDE w:val="0"/>
+              <w:widowControl/>
+              <w:spacing w:line="197" w:lineRule="auto" w:before="128" w:after="0"/>
+              <w:ind w:left="0" w:right="0" w:firstLine="0"/>
+              <w:jc w:val="center"/>
+            </w:pPr>
+            <w:r>
+              <w:rPr>
+                <w:rFonts w:ascii="Calibri" w:hAnsi="Calibri" w:eastAsia="Calibri"/>
+                <w:b/>
+                <w:i w:val="0"/>
+                <w:color w:val="000000"/>
+                <w:sz w:val="20"/>
+              </w:rPr>
+              <w:t xml:space="preserve">Date </w:t>
+            </w:r>
+          </w:p>
+        </w:tc>
+        <w:tc>
+          <w:tcPr>
+            <w:tcW w:type="dxa" w:w="2528"/>
+            <w:tcBorders>
+              <w:start w:sz="3.2000000000007276" w:val="single" w:color="#000000"/>
+              <w:top w:sz="4.0" w:val="single" w:color="#000000"/>
+              <w:end w:sz="4.0" w:val="single" w:color="#000000"/>
+              <w:bottom w:sz="4.0" w:val="single" w:color="#000000"/>
+            </w:tcBorders>
+            <w:tcMar>
+              <w:start w:w="0" w:type="dxa"/>
+              <w:end w:w="0" w:type="dxa"/>
+            </w:tcMar>
+          </w:tcPr>
+          <w:p/>
+        </w:tc>
+      </w:tr>
+    </w:tbl>
+    <w:p>
+      <w:pPr>
+        <w:autoSpaceDN w:val="0"/>
+        <w:autoSpaceDE w:val="0"/>
+        <w:widowControl/>
+        <w:spacing w:line="240" w:lineRule="auto" w:before="5752" w:after="234"/>
+        <w:ind w:left="0" w:right="0" w:firstLine="0"/>
+        <w:jc w:val="left"/>
+      </w:pPr>
+      <w:r>
+        <w:drawing>
+          <wp:inline xmlns:a="http://schemas.openxmlformats.org/drawingml/2006/main" xmlns:pic="http://schemas.openxmlformats.org/drawingml/2006/picture">
+            <wp:extent cx="6337300" cy="203200"/>
+            <wp:docPr id="9" name="Picture 9"/>
+            <wp:cNvGraphicFramePr>
+              <a:graphicFrameLocks noChangeAspect="1"/>
+            </wp:cNvGraphicFramePr>
+            <a:graphic>
+              <a:graphicData uri="http://schemas.openxmlformats.org/drawingml/2006/picture">
+                <pic:pic>
+                  <pic:nvPicPr>
+                    <pic:cNvPr id="0" name="image.png"/>
+                    <pic:cNvPicPr/>
+                  </pic:nvPicPr>
+                  <pic:blipFill>
+                    <a:blip r:embed="rId18"/>
+                    <a:stretch>
+                      <a:fillRect/>
+                    </a:stretch>
+                  </pic:blipFill>
+                  <pic:spPr>
+                    <a:xfrm>
+                      <a:off x="0" y="0"/>
+                      <a:ext cx="6337300" cy="203200"/>
+                    </a:xfrm>
+                    <a:prstGeom prst="rect"/>
+                  </pic:spPr>
+                </pic:pic>
+              </a:graphicData>
+            </a:graphic>
+          </wp:inline>
+        </w:drawing>
+      </w:r>
+    </w:p>
+    <w:tbl>
+      <w:tblPr>
+        <w:tblW w:type="auto" w:w="0"/>
+        <w:tblLayout w:type="fixed"/>
+        <w:tblLook w:firstColumn="1" w:firstRow="1" w:lastColumn="0" w:lastRow="0" w:noHBand="0" w:noVBand="1" w:val="04A0"/>
+        <w:tblInd w:w="600.0" w:type="dxa"/>
+      </w:tblPr>
+      <w:tblGrid>
+        <w:gridCol w:w="2326"/>
+        <w:gridCol w:w="2326"/>
+        <w:gridCol w:w="2326"/>
+        <w:gridCol w:w="2326"/>
+        <w:gridCol w:w="2326"/>
+        <w:gridCol w:w="2326"/>
+      </w:tblGrid>
+      <w:tr>
+        <w:trPr>
+          <w:trHeight w:hRule="exact" w:val="293"/>
+        </w:trPr>
+        <w:tc>
+          <w:tcPr>
+            <w:tcW w:type="dxa" w:w="1060"/>
+            <w:vMerge w:val="restart"/>
+            <w:tcBorders/>
+            <w:tcMar>
+              <w:start w:w="0" w:type="dxa"/>
+              <w:end w:w="0" w:type="dxa"/>
+            </w:tcMar>
+            <w:tcMar>
+              <w:start w:w="0" w:type="dxa"/>
+              <w:end w:w="0" w:type="dxa"/>
+            </w:tcMar>
+          </w:tcPr>
+          <w:p>
+            <w:pPr>
+              <w:autoSpaceDN w:val="0"/>
+              <w:autoSpaceDE w:val="0"/>
+              <w:widowControl/>
+              <w:spacing w:line="240" w:lineRule="auto" w:before="110" w:after="0"/>
+              <w:ind w:left="0" w:right="36" w:firstLine="0"/>
+              <w:jc w:val="right"/>
+            </w:pPr>
+            <w:r>
+              <w:drawing>
+                <wp:inline xmlns:a="http://schemas.openxmlformats.org/drawingml/2006/main" xmlns:pic="http://schemas.openxmlformats.org/drawingml/2006/picture">
+                  <wp:extent cx="252730" cy="252729"/>
+                  <wp:docPr id="10" name="Picture 10"/>
+                  <wp:cNvGraphicFramePr>
+                    <a:graphicFrameLocks noChangeAspect="1"/>
+                  </wp:cNvGraphicFramePr>
+                  <a:graphic>
+                    <a:graphicData uri="http://schemas.openxmlformats.org/drawingml/2006/picture">
+                      <pic:pic>
+                        <pic:nvPicPr>
+                          <pic:cNvPr id="0" name="image.png"/>
+                          <pic:cNvPicPr/>
+                        </pic:nvPicPr>
+                        <pic:blipFill>
+                          <a:blip r:embed="rId12"/>
+                          <a:stretch>
+                            <a:fillRect/>
+                          </a:stretch>
+                        </pic:blipFill>
+                        <pic:spPr>
+                          <a:xfrm>
+                            <a:off x="0" y="0"/>
+                            <a:ext cx="252730" cy="252729"/>
+                          </a:xfrm>
+                          <a:prstGeom prst="rect"/>
+                        </pic:spPr>
+                      </pic:pic>
+                    </a:graphicData>
+                  </a:graphic>
+                </wp:inline>
+              </w:drawing>
+            </w:r>
+          </w:p>
+        </w:tc>
+        <w:tc>
+          <w:tcPr>
+            <w:tcW w:type="dxa" w:w="2300"/>
+            <w:vMerge w:val="restart"/>
+            <w:tcBorders/>
+            <w:tcMar>
+              <w:start w:w="0" w:type="dxa"/>
+              <w:end w:w="0" w:type="dxa"/>
+            </w:tcMar>
+            <w:tcMar>
+              <w:start w:w="0" w:type="dxa"/>
+              <w:end w:w="0" w:type="dxa"/>
+            </w:tcMar>
+          </w:tcPr>
+          <w:p>
+            <w:pPr>
+              <w:autoSpaceDN w:val="0"/>
+              <w:autoSpaceDE w:val="0"/>
+              <w:widowControl/>
+              <w:spacing w:line="197" w:lineRule="auto" w:before="248" w:after="0"/>
+              <w:ind w:left="52" w:right="0" w:firstLine="0"/>
+              <w:jc w:val="left"/>
+            </w:pPr>
+            <w:r>
+              <w:rPr>
+                <w:rFonts w:ascii="Calibri" w:hAnsi="Calibri" w:eastAsia="Calibri"/>
+                <w:b w:val="0"/>
+                <w:i w:val="0"/>
+                <w:color w:val="A09F9F"/>
+                <w:sz w:val="16"/>
+              </w:rPr>
+              <w:t>Abu Dhabi, United Arab Emirates</w:t>
+            </w:r>
+          </w:p>
+        </w:tc>
+        <w:tc>
+          <w:tcPr>
+            <w:tcW w:type="dxa" w:w="840"/>
+            <w:vMerge w:val="restart"/>
+            <w:tcBorders/>
+            <w:tcMar>
+              <w:start w:w="0" w:type="dxa"/>
+              <w:end w:w="0" w:type="dxa"/>
+            </w:tcMar>
+            <w:tcMar>
+              <w:start w:w="0" w:type="dxa"/>
+              <w:end w:w="0" w:type="dxa"/>
+            </w:tcMar>
+          </w:tcPr>
+          <w:p>
+            <w:pPr>
+              <w:autoSpaceDN w:val="0"/>
+              <w:autoSpaceDE w:val="0"/>
+              <w:widowControl/>
+              <w:spacing w:line="240" w:lineRule="auto" w:before="78" w:after="0"/>
+              <w:ind w:left="0" w:right="124" w:firstLine="0"/>
+              <w:jc w:val="right"/>
+            </w:pPr>
+            <w:r>
+              <w:drawing>
+                <wp:inline xmlns:a="http://schemas.openxmlformats.org/drawingml/2006/main" xmlns:pic="http://schemas.openxmlformats.org/drawingml/2006/picture">
+                  <wp:extent cx="252730" cy="252729"/>
+                  <wp:docPr id="11" name="Picture 11"/>
+                  <wp:cNvGraphicFramePr>
+                    <a:graphicFrameLocks noChangeAspect="1"/>
+                  </wp:cNvGraphicFramePr>
+                  <a:graphic>
+                    <a:graphicData uri="http://schemas.openxmlformats.org/drawingml/2006/picture">
+                      <pic:pic>
+                        <pic:nvPicPr>
+                          <pic:cNvPr id="0" name="image.png"/>
+                          <pic:cNvPicPr/>
+                        </pic:nvPicPr>
+                        <pic:blipFill>
+                          <a:blip r:embed="rId13"/>
+                          <a:stretch>
+                            <a:fillRect/>
+                          </a:stretch>
+                        </pic:blipFill>
+                        <pic:spPr>
+                          <a:xfrm>
+                            <a:off x="0" y="0"/>
+                            <a:ext cx="252730" cy="252729"/>
+                          </a:xfrm>
+                          <a:prstGeom prst="rect"/>
+                        </pic:spPr>
+                      </pic:pic>
+                    </a:graphicData>
+                  </a:graphic>
+                </wp:inline>
+              </w:drawing>
+            </w:r>
+          </w:p>
+        </w:tc>
+        <w:tc>
+          <w:tcPr>
+            <w:tcW w:type="dxa" w:w="2040"/>
+            <w:tcBorders/>
+            <w:tcMar>
+              <w:start w:w="0" w:type="dxa"/>
+              <w:end w:w="0" w:type="dxa"/>
+            </w:tcMar>
+          </w:tcPr>
+          <w:p>
+            <w:pPr>
+              <w:autoSpaceDN w:val="0"/>
+              <w:autoSpaceDE w:val="0"/>
+              <w:widowControl/>
+              <w:spacing w:line="175" w:lineRule="auto" w:before="48" w:after="0"/>
+              <w:ind w:left="124" w:right="0" w:firstLine="0"/>
+              <w:jc w:val="left"/>
+            </w:pPr>
+            <w:r>
+              <w:rPr>
+                <w:rFonts w:ascii="Myanmar Text" w:hAnsi="Myanmar Text" w:eastAsia="Myanmar Text"/>
+                <w:b w:val="0"/>
+                <w:i w:val="0"/>
+                <w:color w:val="A09F9F"/>
+                <w:sz w:val="18"/>
+              </w:rPr>
+              <w:hyperlink r:id="rId16" w:history="1">
+                <w:r>
+                  <w:rPr>
+                    <w:rStyle w:val="Hyperlink"/>
+                  </w:rPr>
+                  <w:t>info@gss-group.net</w:t>
+                </w:r>
+              </w:hyperlink>
+            </w:r>
+          </w:p>
+        </w:tc>
+        <w:tc>
+          <w:tcPr>
+            <w:tcW w:type="dxa" w:w="960"/>
+            <w:vMerge w:val="restart"/>
+            <w:tcBorders/>
+            <w:tcMar>
+              <w:start w:w="0" w:type="dxa"/>
+              <w:end w:w="0" w:type="dxa"/>
+            </w:tcMar>
+            <w:tcMar>
+              <w:start w:w="0" w:type="dxa"/>
+              <w:end w:w="0" w:type="dxa"/>
+            </w:tcMar>
+          </w:tcPr>
+          <w:p>
+            <w:pPr>
+              <w:autoSpaceDN w:val="0"/>
+              <w:autoSpaceDE w:val="0"/>
+              <w:widowControl/>
+              <w:spacing w:line="240" w:lineRule="auto" w:before="92" w:after="0"/>
+              <w:ind w:left="0" w:right="84" w:firstLine="0"/>
+              <w:jc w:val="right"/>
+            </w:pPr>
+            <w:r>
+              <w:drawing>
+                <wp:inline xmlns:a="http://schemas.openxmlformats.org/drawingml/2006/main" xmlns:pic="http://schemas.openxmlformats.org/drawingml/2006/picture">
+                  <wp:extent cx="251460" cy="252730"/>
+                  <wp:docPr id="12" name="Picture 12"/>
+                  <wp:cNvGraphicFramePr>
+                    <a:graphicFrameLocks noChangeAspect="1"/>
+                  </wp:cNvGraphicFramePr>
+                  <a:graphic>
+                    <a:graphicData uri="http://schemas.openxmlformats.org/drawingml/2006/picture">
+                      <pic:pic>
+                        <pic:nvPicPr>
+                          <pic:cNvPr id="0" name="image.png"/>
+                          <pic:cNvPicPr/>
+                        </pic:nvPicPr>
+                        <pic:blipFill>
+                          <a:blip r:embed="rId15"/>
+                          <a:stretch>
+                            <a:fillRect/>
+                          </a:stretch>
+                        </pic:blipFill>
+                        <pic:spPr>
+                          <a:xfrm>
+                            <a:off x="0" y="0"/>
+                            <a:ext cx="251460" cy="252730"/>
+                          </a:xfrm>
+                          <a:prstGeom prst="rect"/>
+                        </pic:spPr>
+                      </pic:pic>
+                    </a:graphicData>
+                  </a:graphic>
+                </wp:inline>
+              </w:drawing>
+            </w:r>
+          </w:p>
+        </w:tc>
+        <w:tc>
+          <w:tcPr>
+            <w:tcW w:type="dxa" w:w="5400"/>
+            <w:tcBorders/>
+            <w:tcMar>
+              <w:start w:w="0" w:type="dxa"/>
+              <w:end w:w="0" w:type="dxa"/>
+            </w:tcMar>
+          </w:tcPr>
+          <w:p>
+            <w:pPr>
+              <w:autoSpaceDN w:val="0"/>
+              <w:autoSpaceDE w:val="0"/>
+              <w:widowControl/>
+              <w:spacing w:line="175" w:lineRule="auto" w:before="48" w:after="0"/>
+              <w:ind w:left="104" w:right="0" w:firstLine="0"/>
+              <w:jc w:val="left"/>
+            </w:pPr>
+            <w:r>
+              <w:rPr>
+                <w:rFonts w:ascii="Myanmar Text" w:hAnsi="Myanmar Text" w:eastAsia="Myanmar Text"/>
+                <w:b w:val="0"/>
+                <w:i w:val="0"/>
+                <w:color w:val="A09F9F"/>
+                <w:sz w:val="18"/>
+              </w:rPr>
+              <w:t>Phone: +9712 6666898</w:t>
+            </w:r>
+          </w:p>
+        </w:tc>
+      </w:tr>
+      <w:tr>
+        <w:trPr>
+          <w:trHeight w:hRule="exact" w:val="219"/>
+        </w:trPr>
+        <w:tc>
+          <w:tcPr>
+            <w:tcW w:type="dxa" w:w="2326"/>
+            <w:vMerge/>
+            <w:tcBorders/>
+          </w:tcPr>
+          <w:p/>
+        </w:tc>
+        <w:tc>
+          <w:tcPr>
+            <w:tcW w:type="dxa" w:w="2326"/>
+            <w:vMerge/>
+            <w:tcBorders/>
+          </w:tcPr>
+          <w:p/>
+        </w:tc>
+        <w:tc>
+          <w:tcPr>
+            <w:tcW w:type="dxa" w:w="2326"/>
+            <w:vMerge/>
+            <w:tcBorders/>
+          </w:tcPr>
+          <w:p/>
+        </w:tc>
+        <w:tc>
+          <w:tcPr>
+            <w:tcW w:type="dxa" w:w="2040"/>
+            <w:tcBorders/>
+            <w:tcMar>
+              <w:start w:w="0" w:type="dxa"/>
+              <w:end w:w="0" w:type="dxa"/>
+            </w:tcMar>
+          </w:tcPr>
+          <w:p>
+            <w:pPr>
+              <w:autoSpaceDN w:val="0"/>
+              <w:autoSpaceDE w:val="0"/>
+              <w:widowControl/>
+              <w:spacing w:line="175" w:lineRule="auto" w:before="0" w:after="0"/>
+              <w:ind w:left="140" w:right="0" w:firstLine="0"/>
+              <w:jc w:val="left"/>
+            </w:pPr>
+            <w:r>
+              <w:rPr>
+                <w:rFonts w:ascii="Myanmar Text" w:hAnsi="Myanmar Text" w:eastAsia="Myanmar Text"/>
+                <w:b w:val="0"/>
+                <w:i w:val="0"/>
+                <w:color w:val="A09F9F"/>
+                <w:sz w:val="18"/>
+              </w:rPr>
+              <w:hyperlink r:id="rId16" w:history="1">
+                <w:r>
+                  <w:rPr>
+                    <w:rStyle w:val="Hyperlink"/>
+                  </w:rPr>
+                  <w:t>www.gss-group.net</w:t>
+                </w:r>
+              </w:hyperlink>
+            </w:r>
+          </w:p>
+        </w:tc>
+        <w:tc>
+          <w:tcPr>
+            <w:tcW w:type="dxa" w:w="2326"/>
+            <w:vMerge/>
+            <w:tcBorders/>
+          </w:tcPr>
+          <w:p/>
+        </w:tc>
+        <w:tc>
+          <w:tcPr>
+            <w:tcW w:type="dxa" w:w="5400"/>
+            <w:tcBorders/>
+            <w:tcMar>
+              <w:start w:w="0" w:type="dxa"/>
+              <w:end w:w="0" w:type="dxa"/>
+            </w:tcMar>
+          </w:tcPr>
+          <w:p>
+            <w:pPr>
+              <w:autoSpaceDN w:val="0"/>
+              <w:autoSpaceDE w:val="0"/>
+              <w:widowControl/>
+              <w:spacing w:line="238" w:lineRule="auto" w:before="0" w:after="0"/>
+              <w:ind w:left="104" w:right="0" w:firstLine="0"/>
+              <w:jc w:val="left"/>
+            </w:pPr>
+            <w:r>
+              <w:rPr>
+                <w:rFonts w:ascii="Gill Sans MT" w:hAnsi="Gill Sans MT" w:eastAsia="Gill Sans MT"/>
+                <w:b w:val="0"/>
+                <w:i w:val="0"/>
+                <w:color w:val="A09F9F"/>
+                <w:sz w:val="19"/>
+              </w:rPr>
+              <w:t>Fax: +971 2 666 8980</w:t>
+            </w:r>
+          </w:p>
+        </w:tc>
+      </w:tr>
+    </w:tbl>
+    <w:p>
+      <w:pPr>
+        <w:autoSpaceDN w:val="0"/>
+        <w:autoSpaceDE w:val="0"/>
+        <w:widowControl/>
+        <w:spacing w:line="14" w:lineRule="exact" w:before="0" w:after="0"/>
+        <w:ind w:left="0" w:right="0"/>
+      </w:pPr>
+    </w:p>
     <w:sectPr>
-      <w:pgSz w:w="12240" w:h="15840"/>
-      <w:pgMar w:top="1440" w:right="1800" w:bottom="1440" w:left="1800" w:header="720" w:footer="720" w:gutter="0"/>
-      <w:cols w:space="720"/>
+      <w:pgSz w:w="16838" w:h="11906"/>
+      <w:pgMar w:top="430" w:right="0" w:bottom="210" w:left="0" w:header="720" w:footer="720" w:gutter="0"/>
+      <w:cols/>
       <w:docGrid w:linePitch="360"/>
     </w:sectPr>
   </w:body>
@@ -928,10 +5625,6 @@
     <w:name w:val="Normal"/>
     <w:qFormat/>
     <w:rsid w:val="00FC693F"/>
-    <w:rPr>
-      <w:rFonts w:ascii="Arial" w:hAnsi="Arial"/>
-      <w:sz w:val="20"/>
-    </w:rPr>
   </w:style>
   <w:style w:type="paragraph" w:styleId="Header">
     <w:name w:val="header"/>

--- a/backend/templates/GSSG-HR_300-012_Interview_Scores_Form.docx
+++ b/backend/templates/GSSG-HR_300-012_Interview_Scores_Form.docx
@@ -1219,8 +1219,13 @@
               <w:start w:w="0" w:type="dxa"/>
               <w:end w:w="0" w:type="dxa"/>
             </w:tcMar>
+            <w:vAlign w:val="center"/>
           </w:tcPr>
           <w:p>
+            <w:pPr>
+              <w:spacing w:before="0" w:after="0" w:line="240" w:lineRule="auto"/>
+              <w:jc w:val="center"/>
+            </w:pPr>
             <w:r>
               <w:t>{{ item(0, 'applicant', '') }}</w:t>
             </w:r>
@@ -1239,8 +1244,13 @@
               <w:start w:w="0" w:type="dxa"/>
               <w:end w:w="0" w:type="dxa"/>
             </w:tcMar>
+            <w:vAlign w:val="center"/>
           </w:tcPr>
           <w:p>
+            <w:pPr>
+              <w:spacing w:before="0" w:after="0" w:line="240" w:lineRule="auto"/>
+              <w:jc w:val="center"/>
+            </w:pPr>
             <w:r>
               <w:t>{{ item(0, 'interviewer', '') }}</w:t>
             </w:r>
@@ -1259,8 +1269,13 @@
               <w:start w:w="0" w:type="dxa"/>
               <w:end w:w="0" w:type="dxa"/>
             </w:tcMar>
+            <w:vAlign w:val="center"/>
           </w:tcPr>
           <w:p>
+            <w:pPr>
+              <w:spacing w:before="0" w:after="0" w:line="240" w:lineRule="auto"/>
+              <w:jc w:val="center"/>
+            </w:pPr>
             <w:r>
               <w:t>{{ item(0, 'section_a', '') }}</w:t>
             </w:r>
@@ -1279,8 +1294,13 @@
               <w:start w:w="0" w:type="dxa"/>
               <w:end w:w="0" w:type="dxa"/>
             </w:tcMar>
+            <w:vAlign w:val="center"/>
           </w:tcPr>
           <w:p>
+            <w:pPr>
+              <w:spacing w:before="0" w:after="0" w:line="240" w:lineRule="auto"/>
+              <w:jc w:val="center"/>
+            </w:pPr>
             <w:r>
               <w:t>{{ item(0, 'section_b', '') }}</w:t>
             </w:r>
@@ -1299,8 +1319,13 @@
               <w:start w:w="0" w:type="dxa"/>
               <w:end w:w="0" w:type="dxa"/>
             </w:tcMar>
+            <w:vAlign w:val="center"/>
           </w:tcPr>
           <w:p>
+            <w:pPr>
+              <w:spacing w:before="0" w:after="0" w:line="240" w:lineRule="auto"/>
+              <w:jc w:val="center"/>
+            </w:pPr>
             <w:r>
               <w:t>{{ item(0, 'section_c', '') }}</w:t>
             </w:r>
@@ -1319,8 +1344,13 @@
               <w:start w:w="0" w:type="dxa"/>
               <w:end w:w="0" w:type="dxa"/>
             </w:tcMar>
+            <w:vAlign w:val="center"/>
           </w:tcPr>
           <w:p>
+            <w:pPr>
+              <w:spacing w:before="0" w:after="0" w:line="240" w:lineRule="auto"/>
+              <w:jc w:val="center"/>
+            </w:pPr>
             <w:r>
               <w:t>{{ item(0, 'section_d', '') }}</w:t>
             </w:r>
@@ -1339,8 +1369,13 @@
               <w:start w:w="0" w:type="dxa"/>
               <w:end w:w="0" w:type="dxa"/>
             </w:tcMar>
+            <w:vAlign w:val="center"/>
           </w:tcPr>
           <w:p>
+            <w:pPr>
+              <w:spacing w:before="0" w:after="0" w:line="240" w:lineRule="auto"/>
+              <w:jc w:val="center"/>
+            </w:pPr>
             <w:r>
               <w:t>{{ item(0, 'total', '') }}</w:t>
             </w:r>
@@ -1359,8 +1394,13 @@
               <w:start w:w="0" w:type="dxa"/>
               <w:end w:w="0" w:type="dxa"/>
             </w:tcMar>
+            <w:vAlign w:val="center"/>
           </w:tcPr>
           <w:p>
+            <w:pPr>
+              <w:spacing w:before="0" w:after="0" w:line="240" w:lineRule="auto"/>
+              <w:jc w:val="center"/>
+            </w:pPr>
             <w:r>
               <w:t>{{ item(0, 'position', '') }}</w:t>
             </w:r>
@@ -1723,8 +1763,13 @@
               <w:start w:w="0" w:type="dxa"/>
               <w:end w:w="0" w:type="dxa"/>
             </w:tcMar>
+            <w:vAlign w:val="center"/>
           </w:tcPr>
           <w:p>
+            <w:pPr>
+              <w:spacing w:before="0" w:after="0" w:line="240" w:lineRule="auto"/>
+              <w:jc w:val="center"/>
+            </w:pPr>
             <w:r>
               <w:t>{{ item(1, 'applicant', '') }}</w:t>
             </w:r>
@@ -1743,8 +1788,13 @@
               <w:start w:w="0" w:type="dxa"/>
               <w:end w:w="0" w:type="dxa"/>
             </w:tcMar>
+            <w:vAlign w:val="center"/>
           </w:tcPr>
           <w:p>
+            <w:pPr>
+              <w:spacing w:before="0" w:after="0" w:line="240" w:lineRule="auto"/>
+              <w:jc w:val="center"/>
+            </w:pPr>
             <w:r>
               <w:t>{{ item(1, 'interviewer', '') }}</w:t>
             </w:r>
@@ -1763,8 +1813,13 @@
               <w:start w:w="0" w:type="dxa"/>
               <w:end w:w="0" w:type="dxa"/>
             </w:tcMar>
+            <w:vAlign w:val="center"/>
           </w:tcPr>
           <w:p>
+            <w:pPr>
+              <w:spacing w:before="0" w:after="0" w:line="240" w:lineRule="auto"/>
+              <w:jc w:val="center"/>
+            </w:pPr>
             <w:r>
               <w:t>{{ item(1, 'section_a', '') }}</w:t>
             </w:r>
@@ -1783,8 +1838,13 @@
               <w:start w:w="0" w:type="dxa"/>
               <w:end w:w="0" w:type="dxa"/>
             </w:tcMar>
+            <w:vAlign w:val="center"/>
           </w:tcPr>
           <w:p>
+            <w:pPr>
+              <w:spacing w:before="0" w:after="0" w:line="240" w:lineRule="auto"/>
+              <w:jc w:val="center"/>
+            </w:pPr>
             <w:r>
               <w:t>{{ item(1, 'section_b', '') }}</w:t>
             </w:r>
@@ -1803,8 +1863,13 @@
               <w:start w:w="0" w:type="dxa"/>
               <w:end w:w="0" w:type="dxa"/>
             </w:tcMar>
+            <w:vAlign w:val="center"/>
           </w:tcPr>
           <w:p>
+            <w:pPr>
+              <w:spacing w:before="0" w:after="0" w:line="240" w:lineRule="auto"/>
+              <w:jc w:val="center"/>
+            </w:pPr>
             <w:r>
               <w:t>{{ item(1, 'section_c', '') }}</w:t>
             </w:r>
@@ -1823,8 +1888,13 @@
               <w:start w:w="0" w:type="dxa"/>
               <w:end w:w="0" w:type="dxa"/>
             </w:tcMar>
+            <w:vAlign w:val="center"/>
           </w:tcPr>
           <w:p>
+            <w:pPr>
+              <w:spacing w:before="0" w:after="0" w:line="240" w:lineRule="auto"/>
+              <w:jc w:val="center"/>
+            </w:pPr>
             <w:r>
               <w:t>{{ item(1, 'section_d', '') }}</w:t>
             </w:r>
@@ -1843,8 +1913,13 @@
               <w:start w:w="0" w:type="dxa"/>
               <w:end w:w="0" w:type="dxa"/>
             </w:tcMar>
+            <w:vAlign w:val="center"/>
           </w:tcPr>
           <w:p>
+            <w:pPr>
+              <w:spacing w:before="0" w:after="0" w:line="240" w:lineRule="auto"/>
+              <w:jc w:val="center"/>
+            </w:pPr>
             <w:r>
               <w:t>{{ item(1, 'total', '') }}</w:t>
             </w:r>
@@ -1863,8 +1938,13 @@
               <w:start w:w="0" w:type="dxa"/>
               <w:end w:w="0" w:type="dxa"/>
             </w:tcMar>
+            <w:vAlign w:val="center"/>
           </w:tcPr>
           <w:p>
+            <w:pPr>
+              <w:spacing w:before="0" w:after="0" w:line="240" w:lineRule="auto"/>
+              <w:jc w:val="center"/>
+            </w:pPr>
             <w:r>
               <w:t>{{ item(1, 'position', '') }}</w:t>
             </w:r>
@@ -2227,8 +2307,13 @@
               <w:start w:w="0" w:type="dxa"/>
               <w:end w:w="0" w:type="dxa"/>
             </w:tcMar>
+            <w:vAlign w:val="center"/>
           </w:tcPr>
           <w:p>
+            <w:pPr>
+              <w:spacing w:before="0" w:after="0" w:line="240" w:lineRule="auto"/>
+              <w:jc w:val="center"/>
+            </w:pPr>
             <w:r>
               <w:t>{{ item(2, 'applicant', '') }}</w:t>
             </w:r>
@@ -2247,8 +2332,13 @@
               <w:start w:w="0" w:type="dxa"/>
               <w:end w:w="0" w:type="dxa"/>
             </w:tcMar>
+            <w:vAlign w:val="center"/>
           </w:tcPr>
           <w:p>
+            <w:pPr>
+              <w:spacing w:before="0" w:after="0" w:line="240" w:lineRule="auto"/>
+              <w:jc w:val="center"/>
+            </w:pPr>
             <w:r>
               <w:t>{{ item(2, 'interviewer', '') }}</w:t>
             </w:r>
@@ -2267,8 +2357,13 @@
               <w:start w:w="0" w:type="dxa"/>
               <w:end w:w="0" w:type="dxa"/>
             </w:tcMar>
+            <w:vAlign w:val="center"/>
           </w:tcPr>
           <w:p>
+            <w:pPr>
+              <w:spacing w:before="0" w:after="0" w:line="240" w:lineRule="auto"/>
+              <w:jc w:val="center"/>
+            </w:pPr>
             <w:r>
               <w:t>{{ item(2, 'section_a', '') }}</w:t>
             </w:r>
@@ -2287,8 +2382,13 @@
               <w:start w:w="0" w:type="dxa"/>
               <w:end w:w="0" w:type="dxa"/>
             </w:tcMar>
+            <w:vAlign w:val="center"/>
           </w:tcPr>
           <w:p>
+            <w:pPr>
+              <w:spacing w:before="0" w:after="0" w:line="240" w:lineRule="auto"/>
+              <w:jc w:val="center"/>
+            </w:pPr>
             <w:r>
               <w:t>{{ item(2, 'section_b', '') }}</w:t>
             </w:r>
@@ -2307,8 +2407,13 @@
               <w:start w:w="0" w:type="dxa"/>
               <w:end w:w="0" w:type="dxa"/>
             </w:tcMar>
+            <w:vAlign w:val="center"/>
           </w:tcPr>
           <w:p>
+            <w:pPr>
+              <w:spacing w:before="0" w:after="0" w:line="240" w:lineRule="auto"/>
+              <w:jc w:val="center"/>
+            </w:pPr>
             <w:r>
               <w:t>{{ item(2, 'section_c', '') }}</w:t>
             </w:r>
@@ -2327,8 +2432,13 @@
               <w:start w:w="0" w:type="dxa"/>
               <w:end w:w="0" w:type="dxa"/>
             </w:tcMar>
+            <w:vAlign w:val="center"/>
           </w:tcPr>
           <w:p>
+            <w:pPr>
+              <w:spacing w:before="0" w:after="0" w:line="240" w:lineRule="auto"/>
+              <w:jc w:val="center"/>
+            </w:pPr>
             <w:r>
               <w:t>{{ item(2, 'section_d', '') }}</w:t>
             </w:r>
@@ -2347,8 +2457,13 @@
               <w:start w:w="0" w:type="dxa"/>
               <w:end w:w="0" w:type="dxa"/>
             </w:tcMar>
+            <w:vAlign w:val="center"/>
           </w:tcPr>
           <w:p>
+            <w:pPr>
+              <w:spacing w:before="0" w:after="0" w:line="240" w:lineRule="auto"/>
+              <w:jc w:val="center"/>
+            </w:pPr>
             <w:r>
               <w:t>{{ item(2, 'total', '') }}</w:t>
             </w:r>
@@ -2367,8 +2482,13 @@
               <w:start w:w="0" w:type="dxa"/>
               <w:end w:w="0" w:type="dxa"/>
             </w:tcMar>
+            <w:vAlign w:val="center"/>
           </w:tcPr>
           <w:p>
+            <w:pPr>
+              <w:spacing w:before="0" w:after="0" w:line="240" w:lineRule="auto"/>
+              <w:jc w:val="center"/>
+            </w:pPr>
             <w:r>
               <w:t>{{ item(2, 'position', '') }}</w:t>
             </w:r>
@@ -2731,8 +2851,13 @@
               <w:start w:w="0" w:type="dxa"/>
               <w:end w:w="0" w:type="dxa"/>
             </w:tcMar>
+            <w:vAlign w:val="center"/>
           </w:tcPr>
           <w:p>
+            <w:pPr>
+              <w:spacing w:before="0" w:after="0" w:line="240" w:lineRule="auto"/>
+              <w:jc w:val="center"/>
+            </w:pPr>
             <w:r>
               <w:t>{{ item(3, 'applicant', '') }}</w:t>
             </w:r>
@@ -2751,8 +2876,13 @@
               <w:start w:w="0" w:type="dxa"/>
               <w:end w:w="0" w:type="dxa"/>
             </w:tcMar>
+            <w:vAlign w:val="center"/>
           </w:tcPr>
           <w:p>
+            <w:pPr>
+              <w:spacing w:before="0" w:after="0" w:line="240" w:lineRule="auto"/>
+              <w:jc w:val="center"/>
+            </w:pPr>
             <w:r>
               <w:t>{{ item(3, 'interviewer', '') }}</w:t>
             </w:r>
@@ -2771,8 +2901,13 @@
               <w:start w:w="0" w:type="dxa"/>
               <w:end w:w="0" w:type="dxa"/>
             </w:tcMar>
+            <w:vAlign w:val="center"/>
           </w:tcPr>
           <w:p>
+            <w:pPr>
+              <w:spacing w:before="0" w:after="0" w:line="240" w:lineRule="auto"/>
+              <w:jc w:val="center"/>
+            </w:pPr>
             <w:r>
               <w:t>{{ item(3, 'section_a', '') }}</w:t>
             </w:r>
@@ -2791,8 +2926,13 @@
               <w:start w:w="0" w:type="dxa"/>
               <w:end w:w="0" w:type="dxa"/>
             </w:tcMar>
+            <w:vAlign w:val="center"/>
           </w:tcPr>
           <w:p>
+            <w:pPr>
+              <w:spacing w:before="0" w:after="0" w:line="240" w:lineRule="auto"/>
+              <w:jc w:val="center"/>
+            </w:pPr>
             <w:r>
               <w:t>{{ item(3, 'section_b', '') }}</w:t>
             </w:r>
@@ -2811,8 +2951,13 @@
               <w:start w:w="0" w:type="dxa"/>
               <w:end w:w="0" w:type="dxa"/>
             </w:tcMar>
+            <w:vAlign w:val="center"/>
           </w:tcPr>
           <w:p>
+            <w:pPr>
+              <w:spacing w:before="0" w:after="0" w:line="240" w:lineRule="auto"/>
+              <w:jc w:val="center"/>
+            </w:pPr>
             <w:r>
               <w:t>{{ item(3, 'section_c', '') }}</w:t>
             </w:r>
@@ -2831,8 +2976,13 @@
               <w:start w:w="0" w:type="dxa"/>
               <w:end w:w="0" w:type="dxa"/>
             </w:tcMar>
+            <w:vAlign w:val="center"/>
           </w:tcPr>
           <w:p>
+            <w:pPr>
+              <w:spacing w:before="0" w:after="0" w:line="240" w:lineRule="auto"/>
+              <w:jc w:val="center"/>
+            </w:pPr>
             <w:r>
               <w:t>{{ item(3, 'section_d', '') }}</w:t>
             </w:r>
@@ -2851,8 +3001,13 @@
               <w:start w:w="0" w:type="dxa"/>
               <w:end w:w="0" w:type="dxa"/>
             </w:tcMar>
+            <w:vAlign w:val="center"/>
           </w:tcPr>
           <w:p>
+            <w:pPr>
+              <w:spacing w:before="0" w:after="0" w:line="240" w:lineRule="auto"/>
+              <w:jc w:val="center"/>
+            </w:pPr>
             <w:r>
               <w:t>{{ item(3, 'total', '') }}</w:t>
             </w:r>
@@ -2871,8 +3026,13 @@
               <w:start w:w="0" w:type="dxa"/>
               <w:end w:w="0" w:type="dxa"/>
             </w:tcMar>
+            <w:vAlign w:val="center"/>
           </w:tcPr>
           <w:p>
+            <w:pPr>
+              <w:spacing w:before="0" w:after="0" w:line="240" w:lineRule="auto"/>
+              <w:jc w:val="center"/>
+            </w:pPr>
             <w:r>
               <w:t>{{ item(3, 'position', '') }}</w:t>
             </w:r>
@@ -3235,8 +3395,13 @@
               <w:start w:w="0" w:type="dxa"/>
               <w:end w:w="0" w:type="dxa"/>
             </w:tcMar>
+            <w:vAlign w:val="center"/>
           </w:tcPr>
           <w:p>
+            <w:pPr>
+              <w:spacing w:before="0" w:after="0" w:line="240" w:lineRule="auto"/>
+              <w:jc w:val="center"/>
+            </w:pPr>
             <w:r>
               <w:t>{{ item(4, 'applicant', '') }}</w:t>
             </w:r>
@@ -3255,8 +3420,13 @@
               <w:start w:w="0" w:type="dxa"/>
               <w:end w:w="0" w:type="dxa"/>
             </w:tcMar>
+            <w:vAlign w:val="center"/>
           </w:tcPr>
           <w:p>
+            <w:pPr>
+              <w:spacing w:before="0" w:after="0" w:line="240" w:lineRule="auto"/>
+              <w:jc w:val="center"/>
+            </w:pPr>
             <w:r>
               <w:t>{{ item(4, 'interviewer', '') }}</w:t>
             </w:r>
@@ -3275,8 +3445,13 @@
               <w:start w:w="0" w:type="dxa"/>
               <w:end w:w="0" w:type="dxa"/>
             </w:tcMar>
+            <w:vAlign w:val="center"/>
           </w:tcPr>
           <w:p>
+            <w:pPr>
+              <w:spacing w:before="0" w:after="0" w:line="240" w:lineRule="auto"/>
+              <w:jc w:val="center"/>
+            </w:pPr>
             <w:r>
               <w:t>{{ item(4, 'section_a', '') }}</w:t>
             </w:r>
@@ -3295,8 +3470,13 @@
               <w:start w:w="0" w:type="dxa"/>
               <w:end w:w="0" w:type="dxa"/>
             </w:tcMar>
+            <w:vAlign w:val="center"/>
           </w:tcPr>
           <w:p>
+            <w:pPr>
+              <w:spacing w:before="0" w:after="0" w:line="240" w:lineRule="auto"/>
+              <w:jc w:val="center"/>
+            </w:pPr>
             <w:r>
               <w:t>{{ item(4, 'section_b', '') }}</w:t>
             </w:r>
@@ -3315,8 +3495,13 @@
               <w:start w:w="0" w:type="dxa"/>
               <w:end w:w="0" w:type="dxa"/>
             </w:tcMar>
+            <w:vAlign w:val="center"/>
           </w:tcPr>
           <w:p>
+            <w:pPr>
+              <w:spacing w:before="0" w:after="0" w:line="240" w:lineRule="auto"/>
+              <w:jc w:val="center"/>
+            </w:pPr>
             <w:r>
               <w:t>{{ item(4, 'section_c', '') }}</w:t>
             </w:r>
@@ -3335,8 +3520,13 @@
               <w:start w:w="0" w:type="dxa"/>
               <w:end w:w="0" w:type="dxa"/>
             </w:tcMar>
+            <w:vAlign w:val="center"/>
           </w:tcPr>
           <w:p>
+            <w:pPr>
+              <w:spacing w:before="0" w:after="0" w:line="240" w:lineRule="auto"/>
+              <w:jc w:val="center"/>
+            </w:pPr>
             <w:r>
               <w:t>{{ item(4, 'section_d', '') }}</w:t>
             </w:r>
@@ -3355,8 +3545,13 @@
               <w:start w:w="0" w:type="dxa"/>
               <w:end w:w="0" w:type="dxa"/>
             </w:tcMar>
+            <w:vAlign w:val="center"/>
           </w:tcPr>
           <w:p>
+            <w:pPr>
+              <w:spacing w:before="0" w:after="0" w:line="240" w:lineRule="auto"/>
+              <w:jc w:val="center"/>
+            </w:pPr>
             <w:r>
               <w:t>{{ item(4, 'total', '') }}</w:t>
             </w:r>
@@ -3375,8 +3570,13 @@
               <w:start w:w="0" w:type="dxa"/>
               <w:end w:w="0" w:type="dxa"/>
             </w:tcMar>
+            <w:vAlign w:val="center"/>
           </w:tcPr>
           <w:p>
+            <w:pPr>
+              <w:spacing w:before="0" w:after="0" w:line="240" w:lineRule="auto"/>
+              <w:jc w:val="center"/>
+            </w:pPr>
             <w:r>
               <w:t>{{ item(4, 'position', '') }}</w:t>
             </w:r>
@@ -3675,454 +3875,6 @@
         <w:autoSpaceDN w:val="0"/>
         <w:autoSpaceDE w:val="0"/>
         <w:widowControl/>
-        <w:spacing w:line="240" w:lineRule="auto" w:before="762" w:after="174"/>
-        <w:ind w:left="0" w:right="0" w:firstLine="0"/>
-        <w:jc w:val="left"/>
-      </w:pPr>
-      <w:r>
-        <w:drawing>
-          <wp:inline xmlns:a="http://schemas.openxmlformats.org/drawingml/2006/main" xmlns:pic="http://schemas.openxmlformats.org/drawingml/2006/picture">
-            <wp:extent cx="6337300" cy="215900"/>
-            <wp:docPr id="3" name="Picture 3"/>
-            <wp:cNvGraphicFramePr>
-              <a:graphicFrameLocks noChangeAspect="1"/>
-            </wp:cNvGraphicFramePr>
-            <a:graphic>
-              <a:graphicData uri="http://schemas.openxmlformats.org/drawingml/2006/picture">
-                <pic:pic>
-                  <pic:nvPicPr>
-                    <pic:cNvPr id="0" name="image.png"/>
-                    <pic:cNvPicPr/>
-                  </pic:nvPicPr>
-                  <pic:blipFill>
-                    <a:blip r:embed="rId11"/>
-                    <a:stretch>
-                      <a:fillRect/>
-                    </a:stretch>
-                  </pic:blipFill>
-                  <pic:spPr>
-                    <a:xfrm>
-                      <a:off x="0" y="0"/>
-                      <a:ext cx="6337300" cy="215900"/>
-                    </a:xfrm>
-                    <a:prstGeom prst="rect"/>
-                  </pic:spPr>
-                </pic:pic>
-              </a:graphicData>
-            </a:graphic>
-          </wp:inline>
-        </w:drawing>
-      </w:r>
-    </w:p>
-    <w:tbl>
-      <w:tblPr>
-        <w:tblW w:type="auto" w:w="0"/>
-        <w:tblLayout w:type="fixed"/>
-        <w:tblLook w:firstColumn="1" w:firstRow="1" w:lastColumn="0" w:lastRow="0" w:noHBand="0" w:noVBand="1" w:val="04A0"/>
-        <w:tblInd w:w="600.0" w:type="dxa"/>
-      </w:tblPr>
-      <w:tblGrid>
-        <w:gridCol w:w="2326"/>
-        <w:gridCol w:w="2326"/>
-        <w:gridCol w:w="2326"/>
-        <w:gridCol w:w="2326"/>
-        <w:gridCol w:w="2326"/>
-        <w:gridCol w:w="2326"/>
-      </w:tblGrid>
-      <w:tr>
-        <w:trPr>
-          <w:trHeight w:hRule="exact" w:val="293"/>
-        </w:trPr>
-        <w:tc>
-          <w:tcPr>
-            <w:tcW w:type="dxa" w:w="1060"/>
-            <w:vMerge w:val="restart"/>
-            <w:tcBorders/>
-            <w:tcMar>
-              <w:start w:w="0" w:type="dxa"/>
-              <w:end w:w="0" w:type="dxa"/>
-            </w:tcMar>
-            <w:tcMar>
-              <w:start w:w="0" w:type="dxa"/>
-              <w:end w:w="0" w:type="dxa"/>
-            </w:tcMar>
-          </w:tcPr>
-          <w:p>
-            <w:pPr>
-              <w:autoSpaceDN w:val="0"/>
-              <w:autoSpaceDE w:val="0"/>
-              <w:widowControl/>
-              <w:spacing w:line="240" w:lineRule="auto" w:before="110" w:after="0"/>
-              <w:ind w:left="0" w:right="36" w:firstLine="0"/>
-              <w:jc w:val="right"/>
-            </w:pPr>
-            <w:r>
-              <w:drawing>
-                <wp:inline xmlns:a="http://schemas.openxmlformats.org/drawingml/2006/main" xmlns:pic="http://schemas.openxmlformats.org/drawingml/2006/picture">
-                  <wp:extent cx="252730" cy="252729"/>
-                  <wp:docPr id="4" name="Picture 4"/>
-                  <wp:cNvGraphicFramePr>
-                    <a:graphicFrameLocks noChangeAspect="1"/>
-                  </wp:cNvGraphicFramePr>
-                  <a:graphic>
-                    <a:graphicData uri="http://schemas.openxmlformats.org/drawingml/2006/picture">
-                      <pic:pic>
-                        <pic:nvPicPr>
-                          <pic:cNvPr id="0" name="image.png"/>
-                          <pic:cNvPicPr/>
-                        </pic:nvPicPr>
-                        <pic:blipFill>
-                          <a:blip r:embed="rId12"/>
-                          <a:stretch>
-                            <a:fillRect/>
-                          </a:stretch>
-                        </pic:blipFill>
-                        <pic:spPr>
-                          <a:xfrm>
-                            <a:off x="0" y="0"/>
-                            <a:ext cx="252730" cy="252729"/>
-                          </a:xfrm>
-                          <a:prstGeom prst="rect"/>
-                        </pic:spPr>
-                      </pic:pic>
-                    </a:graphicData>
-                  </a:graphic>
-                </wp:inline>
-              </w:drawing>
-            </w:r>
-          </w:p>
-        </w:tc>
-        <w:tc>
-          <w:tcPr>
-            <w:tcW w:type="dxa" w:w="2300"/>
-            <w:vMerge w:val="restart"/>
-            <w:tcBorders/>
-            <w:tcMar>
-              <w:start w:w="0" w:type="dxa"/>
-              <w:end w:w="0" w:type="dxa"/>
-            </w:tcMar>
-            <w:tcMar>
-              <w:start w:w="0" w:type="dxa"/>
-              <w:end w:w="0" w:type="dxa"/>
-            </w:tcMar>
-          </w:tcPr>
-          <w:p>
-            <w:pPr>
-              <w:autoSpaceDN w:val="0"/>
-              <w:autoSpaceDE w:val="0"/>
-              <w:widowControl/>
-              <w:spacing w:line="197" w:lineRule="auto" w:before="248" w:after="0"/>
-              <w:ind w:left="52" w:right="0" w:firstLine="0"/>
-              <w:jc w:val="left"/>
-            </w:pPr>
-            <w:r>
-              <w:rPr>
-                <w:rFonts w:ascii="Calibri" w:hAnsi="Calibri" w:eastAsia="Calibri"/>
-                <w:b w:val="0"/>
-                <w:i w:val="0"/>
-                <w:color w:val="A09F9F"/>
-                <w:sz w:val="16"/>
-              </w:rPr>
-              <w:t>Abu Dhabi, United Arab Emirates</w:t>
-            </w:r>
-          </w:p>
-        </w:tc>
-        <w:tc>
-          <w:tcPr>
-            <w:tcW w:type="dxa" w:w="840"/>
-            <w:vMerge w:val="restart"/>
-            <w:tcBorders/>
-            <w:tcMar>
-              <w:start w:w="0" w:type="dxa"/>
-              <w:end w:w="0" w:type="dxa"/>
-            </w:tcMar>
-            <w:tcMar>
-              <w:start w:w="0" w:type="dxa"/>
-              <w:end w:w="0" w:type="dxa"/>
-            </w:tcMar>
-          </w:tcPr>
-          <w:p>
-            <w:pPr>
-              <w:autoSpaceDN w:val="0"/>
-              <w:autoSpaceDE w:val="0"/>
-              <w:widowControl/>
-              <w:spacing w:line="240" w:lineRule="auto" w:before="78" w:after="0"/>
-              <w:ind w:left="0" w:right="124" w:firstLine="0"/>
-              <w:jc w:val="right"/>
-            </w:pPr>
-            <w:r>
-              <w:drawing>
-                <wp:inline xmlns:a="http://schemas.openxmlformats.org/drawingml/2006/main" xmlns:pic="http://schemas.openxmlformats.org/drawingml/2006/picture">
-                  <wp:extent cx="252730" cy="252729"/>
-                  <wp:docPr id="5" name="Picture 5"/>
-                  <wp:cNvGraphicFramePr>
-                    <a:graphicFrameLocks noChangeAspect="1"/>
-                  </wp:cNvGraphicFramePr>
-                  <a:graphic>
-                    <a:graphicData uri="http://schemas.openxmlformats.org/drawingml/2006/picture">
-                      <pic:pic>
-                        <pic:nvPicPr>
-                          <pic:cNvPr id="0" name="image.png"/>
-                          <pic:cNvPicPr/>
-                        </pic:nvPicPr>
-                        <pic:blipFill>
-                          <a:blip r:embed="rId13"/>
-                          <a:stretch>
-                            <a:fillRect/>
-                          </a:stretch>
-                        </pic:blipFill>
-                        <pic:spPr>
-                          <a:xfrm>
-                            <a:off x="0" y="0"/>
-                            <a:ext cx="252730" cy="252729"/>
-                          </a:xfrm>
-                          <a:prstGeom prst="rect"/>
-                        </pic:spPr>
-                      </pic:pic>
-                    </a:graphicData>
-                  </a:graphic>
-                </wp:inline>
-              </w:drawing>
-            </w:r>
-          </w:p>
-        </w:tc>
-        <w:tc>
-          <w:tcPr>
-            <w:tcW w:type="dxa" w:w="2040"/>
-            <w:tcBorders/>
-            <w:tcMar>
-              <w:start w:w="0" w:type="dxa"/>
-              <w:end w:w="0" w:type="dxa"/>
-            </w:tcMar>
-          </w:tcPr>
-          <w:p>
-            <w:pPr>
-              <w:autoSpaceDN w:val="0"/>
-              <w:autoSpaceDE w:val="0"/>
-              <w:widowControl/>
-              <w:spacing w:line="175" w:lineRule="auto" w:before="48" w:after="0"/>
-              <w:ind w:left="124" w:right="0" w:firstLine="0"/>
-              <w:jc w:val="left"/>
-            </w:pPr>
-            <w:r>
-              <w:rPr>
-                <w:rFonts w:ascii="Myanmar Text" w:hAnsi="Myanmar Text" w:eastAsia="Myanmar Text"/>
-                <w:b w:val="0"/>
-                <w:i w:val="0"/>
-                <w:color w:val="A09F9F"/>
-                <w:sz w:val="18"/>
-              </w:rPr>
-              <w:hyperlink r:id="rId14" w:history="1">
-                <w:r>
-                  <w:rPr>
-                    <w:rStyle w:val="Hyperlink"/>
-                  </w:rPr>
-                  <w:t>info@gss-group.net</w:t>
-                </w:r>
-              </w:hyperlink>
-            </w:r>
-          </w:p>
-        </w:tc>
-        <w:tc>
-          <w:tcPr>
-            <w:tcW w:type="dxa" w:w="960"/>
-            <w:vMerge w:val="restart"/>
-            <w:tcBorders/>
-            <w:tcMar>
-              <w:start w:w="0" w:type="dxa"/>
-              <w:end w:w="0" w:type="dxa"/>
-            </w:tcMar>
-            <w:tcMar>
-              <w:start w:w="0" w:type="dxa"/>
-              <w:end w:w="0" w:type="dxa"/>
-            </w:tcMar>
-          </w:tcPr>
-          <w:p>
-            <w:pPr>
-              <w:autoSpaceDN w:val="0"/>
-              <w:autoSpaceDE w:val="0"/>
-              <w:widowControl/>
-              <w:spacing w:line="240" w:lineRule="auto" w:before="92" w:after="0"/>
-              <w:ind w:left="0" w:right="84" w:firstLine="0"/>
-              <w:jc w:val="right"/>
-            </w:pPr>
-            <w:r>
-              <w:drawing>
-                <wp:inline xmlns:a="http://schemas.openxmlformats.org/drawingml/2006/main" xmlns:pic="http://schemas.openxmlformats.org/drawingml/2006/picture">
-                  <wp:extent cx="251460" cy="252730"/>
-                  <wp:docPr id="6" name="Picture 6"/>
-                  <wp:cNvGraphicFramePr>
-                    <a:graphicFrameLocks noChangeAspect="1"/>
-                  </wp:cNvGraphicFramePr>
-                  <a:graphic>
-                    <a:graphicData uri="http://schemas.openxmlformats.org/drawingml/2006/picture">
-                      <pic:pic>
-                        <pic:nvPicPr>
-                          <pic:cNvPr id="0" name="image.png"/>
-                          <pic:cNvPicPr/>
-                        </pic:nvPicPr>
-                        <pic:blipFill>
-                          <a:blip r:embed="rId15"/>
-                          <a:stretch>
-                            <a:fillRect/>
-                          </a:stretch>
-                        </pic:blipFill>
-                        <pic:spPr>
-                          <a:xfrm>
-                            <a:off x="0" y="0"/>
-                            <a:ext cx="251460" cy="252730"/>
-                          </a:xfrm>
-                          <a:prstGeom prst="rect"/>
-                        </pic:spPr>
-                      </pic:pic>
-                    </a:graphicData>
-                  </a:graphic>
-                </wp:inline>
-              </w:drawing>
-            </w:r>
-          </w:p>
-        </w:tc>
-        <w:tc>
-          <w:tcPr>
-            <w:tcW w:type="dxa" w:w="5400"/>
-            <w:tcBorders/>
-            <w:tcMar>
-              <w:start w:w="0" w:type="dxa"/>
-              <w:end w:w="0" w:type="dxa"/>
-            </w:tcMar>
-          </w:tcPr>
-          <w:p>
-            <w:pPr>
-              <w:autoSpaceDN w:val="0"/>
-              <w:autoSpaceDE w:val="0"/>
-              <w:widowControl/>
-              <w:spacing w:line="175" w:lineRule="auto" w:before="48" w:after="0"/>
-              <w:ind w:left="104" w:right="0" w:firstLine="0"/>
-              <w:jc w:val="left"/>
-            </w:pPr>
-            <w:r>
-              <w:rPr>
-                <w:rFonts w:ascii="Myanmar Text" w:hAnsi="Myanmar Text" w:eastAsia="Myanmar Text"/>
-                <w:b w:val="0"/>
-                <w:i w:val="0"/>
-                <w:color w:val="A09F9F"/>
-                <w:sz w:val="18"/>
-              </w:rPr>
-              <w:t>Phone: +9712 6666898</w:t>
-            </w:r>
-          </w:p>
-        </w:tc>
-      </w:tr>
-      <w:tr>
-        <w:trPr>
-          <w:trHeight w:hRule="exact" w:val="219"/>
-        </w:trPr>
-        <w:tc>
-          <w:tcPr>
-            <w:tcW w:type="dxa" w:w="2326"/>
-            <w:vMerge/>
-            <w:tcBorders/>
-          </w:tcPr>
-          <w:p/>
-        </w:tc>
-        <w:tc>
-          <w:tcPr>
-            <w:tcW w:type="dxa" w:w="2326"/>
-            <w:vMerge/>
-            <w:tcBorders/>
-          </w:tcPr>
-          <w:p/>
-        </w:tc>
-        <w:tc>
-          <w:tcPr>
-            <w:tcW w:type="dxa" w:w="2326"/>
-            <w:vMerge/>
-            <w:tcBorders/>
-          </w:tcPr>
-          <w:p/>
-        </w:tc>
-        <w:tc>
-          <w:tcPr>
-            <w:tcW w:type="dxa" w:w="2040"/>
-            <w:tcBorders/>
-            <w:tcMar>
-              <w:start w:w="0" w:type="dxa"/>
-              <w:end w:w="0" w:type="dxa"/>
-            </w:tcMar>
-          </w:tcPr>
-          <w:p>
-            <w:pPr>
-              <w:autoSpaceDN w:val="0"/>
-              <w:autoSpaceDE w:val="0"/>
-              <w:widowControl/>
-              <w:spacing w:line="175" w:lineRule="auto" w:before="0" w:after="0"/>
-              <w:ind w:left="140" w:right="0" w:firstLine="0"/>
-              <w:jc w:val="left"/>
-            </w:pPr>
-            <w:r>
-              <w:rPr>
-                <w:rFonts w:ascii="Myanmar Text" w:hAnsi="Myanmar Text" w:eastAsia="Myanmar Text"/>
-                <w:b w:val="0"/>
-                <w:i w:val="0"/>
-                <w:color w:val="A09F9F"/>
-                <w:sz w:val="18"/>
-              </w:rPr>
-              <w:hyperlink r:id="rId16" w:history="1">
-                <w:r>
-                  <w:rPr>
-                    <w:rStyle w:val="Hyperlink"/>
-                  </w:rPr>
-                  <w:t>www.gss-group.net</w:t>
-                </w:r>
-              </w:hyperlink>
-            </w:r>
-          </w:p>
-        </w:tc>
-        <w:tc>
-          <w:tcPr>
-            <w:tcW w:type="dxa" w:w="2326"/>
-            <w:vMerge/>
-            <w:tcBorders/>
-          </w:tcPr>
-          <w:p/>
-        </w:tc>
-        <w:tc>
-          <w:tcPr>
-            <w:tcW w:type="dxa" w:w="5400"/>
-            <w:tcBorders/>
-            <w:tcMar>
-              <w:start w:w="0" w:type="dxa"/>
-              <w:end w:w="0" w:type="dxa"/>
-            </w:tcMar>
-          </w:tcPr>
-          <w:p>
-            <w:pPr>
-              <w:autoSpaceDN w:val="0"/>
-              <w:autoSpaceDE w:val="0"/>
-              <w:widowControl/>
-              <w:spacing w:line="238" w:lineRule="auto" w:before="0" w:after="0"/>
-              <w:ind w:left="104" w:right="0" w:firstLine="0"/>
-              <w:jc w:val="left"/>
-            </w:pPr>
-            <w:r>
-              <w:rPr>
-                <w:rFonts w:ascii="Gill Sans MT" w:hAnsi="Gill Sans MT" w:eastAsia="Gill Sans MT"/>
-                <w:b w:val="0"/>
-                <w:i w:val="0"/>
-                <w:color w:val="A09F9F"/>
-                <w:sz w:val="19"/>
-              </w:rPr>
-              <w:t>Fax: +971 2 666 8980</w:t>
-            </w:r>
-          </w:p>
-        </w:tc>
-      </w:tr>
-    </w:tbl>
-    <w:p>
-      <w:pPr>
-        <w:autoSpaceDN w:val="0"/>
-        <w:autoSpaceDE w:val="0"/>
-        <w:widowControl/>
         <w:spacing w:line="14" w:lineRule="exact" w:before="0" w:after="0"/>
         <w:ind w:left="0" w:right="0"/>
       </w:pPr>
@@ -4130,8 +3882,9 @@
     <w:p>
       <w:pPr>
         <w:sectPr>
+          <w:footerReference w:type="default" r:id="rIdFtr1"/>
           <w:pgSz w:w="16838" w:h="11906"/>
-          <w:pgMar w:top="390" w:right="0" w:bottom="210" w:left="0" w:header="720" w:footer="720" w:gutter="0"/>
+          <w:pgMar w:top="390" w:right="0" w:bottom="1440" w:left="0" w:header="720" w:footer="200" w:gutter="0"/>
           <w:cols/>
           <w:docGrid w:linePitch="360"/>
         </w:sectPr>
@@ -4800,466 +4553,477 @@
         <w:autoSpaceDN w:val="0"/>
         <w:autoSpaceDE w:val="0"/>
         <w:widowControl/>
-        <w:spacing w:line="240" w:lineRule="auto" w:before="5752" w:after="234"/>
-        <w:ind w:left="0" w:right="0" w:firstLine="0"/>
-        <w:jc w:val="left"/>
-      </w:pPr>
-      <w:r>
-        <w:drawing>
-          <wp:inline xmlns:a="http://schemas.openxmlformats.org/drawingml/2006/main" xmlns:pic="http://schemas.openxmlformats.org/drawingml/2006/picture">
-            <wp:extent cx="6337300" cy="203200"/>
-            <wp:docPr id="9" name="Picture 9"/>
-            <wp:cNvGraphicFramePr>
-              <a:graphicFrameLocks noChangeAspect="1"/>
-            </wp:cNvGraphicFramePr>
-            <a:graphic>
-              <a:graphicData uri="http://schemas.openxmlformats.org/drawingml/2006/picture">
-                <pic:pic>
-                  <pic:nvPicPr>
-                    <pic:cNvPr id="0" name="image.png"/>
-                    <pic:cNvPicPr/>
-                  </pic:nvPicPr>
-                  <pic:blipFill>
-                    <a:blip r:embed="rId18"/>
-                    <a:stretch>
-                      <a:fillRect/>
-                    </a:stretch>
-                  </pic:blipFill>
-                  <pic:spPr>
-                    <a:xfrm>
-                      <a:off x="0" y="0"/>
-                      <a:ext cx="6337300" cy="203200"/>
-                    </a:xfrm>
-                    <a:prstGeom prst="rect"/>
-                  </pic:spPr>
-                </pic:pic>
-              </a:graphicData>
-            </a:graphic>
-          </wp:inline>
-        </w:drawing>
-      </w:r>
-    </w:p>
-    <w:tbl>
-      <w:tblPr>
-        <w:tblW w:type="auto" w:w="0"/>
-        <w:tblLayout w:type="fixed"/>
-        <w:tblLook w:firstColumn="1" w:firstRow="1" w:lastColumn="0" w:lastRow="0" w:noHBand="0" w:noVBand="1" w:val="04A0"/>
-        <w:tblInd w:w="600.0" w:type="dxa"/>
-      </w:tblPr>
-      <w:tblGrid>
-        <w:gridCol w:w="2326"/>
-        <w:gridCol w:w="2326"/>
-        <w:gridCol w:w="2326"/>
-        <w:gridCol w:w="2326"/>
-        <w:gridCol w:w="2326"/>
-        <w:gridCol w:w="2326"/>
-      </w:tblGrid>
-      <w:tr>
-        <w:trPr>
-          <w:trHeight w:hRule="exact" w:val="293"/>
-        </w:trPr>
-        <w:tc>
-          <w:tcPr>
-            <w:tcW w:type="dxa" w:w="1060"/>
-            <w:vMerge w:val="restart"/>
-            <w:tcBorders/>
-            <w:tcMar>
-              <w:start w:w="0" w:type="dxa"/>
-              <w:end w:w="0" w:type="dxa"/>
-            </w:tcMar>
-            <w:tcMar>
-              <w:start w:w="0" w:type="dxa"/>
-              <w:end w:w="0" w:type="dxa"/>
-            </w:tcMar>
-          </w:tcPr>
-          <w:p>
-            <w:pPr>
-              <w:autoSpaceDN w:val="0"/>
-              <w:autoSpaceDE w:val="0"/>
-              <w:widowControl/>
-              <w:spacing w:line="240" w:lineRule="auto" w:before="110" w:after="0"/>
-              <w:ind w:left="0" w:right="36" w:firstLine="0"/>
-              <w:jc w:val="right"/>
-            </w:pPr>
-            <w:r>
-              <w:drawing>
-                <wp:inline xmlns:a="http://schemas.openxmlformats.org/drawingml/2006/main" xmlns:pic="http://schemas.openxmlformats.org/drawingml/2006/picture">
-                  <wp:extent cx="252730" cy="252729"/>
-                  <wp:docPr id="10" name="Picture 10"/>
-                  <wp:cNvGraphicFramePr>
-                    <a:graphicFrameLocks noChangeAspect="1"/>
-                  </wp:cNvGraphicFramePr>
-                  <a:graphic>
-                    <a:graphicData uri="http://schemas.openxmlformats.org/drawingml/2006/picture">
-                      <pic:pic>
-                        <pic:nvPicPr>
-                          <pic:cNvPr id="0" name="image.png"/>
-                          <pic:cNvPicPr/>
-                        </pic:nvPicPr>
-                        <pic:blipFill>
-                          <a:blip r:embed="rId12"/>
-                          <a:stretch>
-                            <a:fillRect/>
-                          </a:stretch>
-                        </pic:blipFill>
-                        <pic:spPr>
-                          <a:xfrm>
-                            <a:off x="0" y="0"/>
-                            <a:ext cx="252730" cy="252729"/>
-                          </a:xfrm>
-                          <a:prstGeom prst="rect"/>
-                        </pic:spPr>
-                      </pic:pic>
-                    </a:graphicData>
-                  </a:graphic>
-                </wp:inline>
-              </w:drawing>
-            </w:r>
-          </w:p>
-        </w:tc>
-        <w:tc>
-          <w:tcPr>
-            <w:tcW w:type="dxa" w:w="2300"/>
-            <w:vMerge w:val="restart"/>
-            <w:tcBorders/>
-            <w:tcMar>
-              <w:start w:w="0" w:type="dxa"/>
-              <w:end w:w="0" w:type="dxa"/>
-            </w:tcMar>
-            <w:tcMar>
-              <w:start w:w="0" w:type="dxa"/>
-              <w:end w:w="0" w:type="dxa"/>
-            </w:tcMar>
-          </w:tcPr>
-          <w:p>
-            <w:pPr>
-              <w:autoSpaceDN w:val="0"/>
-              <w:autoSpaceDE w:val="0"/>
-              <w:widowControl/>
-              <w:spacing w:line="197" w:lineRule="auto" w:before="248" w:after="0"/>
-              <w:ind w:left="52" w:right="0" w:firstLine="0"/>
-              <w:jc w:val="left"/>
-            </w:pPr>
-            <w:r>
-              <w:rPr>
-                <w:rFonts w:ascii="Calibri" w:hAnsi="Calibri" w:eastAsia="Calibri"/>
-                <w:b w:val="0"/>
-                <w:i w:val="0"/>
-                <w:color w:val="A09F9F"/>
-                <w:sz w:val="16"/>
-              </w:rPr>
-              <w:t>Abu Dhabi, United Arab Emirates</w:t>
-            </w:r>
-          </w:p>
-        </w:tc>
-        <w:tc>
-          <w:tcPr>
-            <w:tcW w:type="dxa" w:w="840"/>
-            <w:vMerge w:val="restart"/>
-            <w:tcBorders/>
-            <w:tcMar>
-              <w:start w:w="0" w:type="dxa"/>
-              <w:end w:w="0" w:type="dxa"/>
-            </w:tcMar>
-            <w:tcMar>
-              <w:start w:w="0" w:type="dxa"/>
-              <w:end w:w="0" w:type="dxa"/>
-            </w:tcMar>
-          </w:tcPr>
-          <w:p>
-            <w:pPr>
-              <w:autoSpaceDN w:val="0"/>
-              <w:autoSpaceDE w:val="0"/>
-              <w:widowControl/>
-              <w:spacing w:line="240" w:lineRule="auto" w:before="78" w:after="0"/>
-              <w:ind w:left="0" w:right="124" w:firstLine="0"/>
-              <w:jc w:val="right"/>
-            </w:pPr>
-            <w:r>
-              <w:drawing>
-                <wp:inline xmlns:a="http://schemas.openxmlformats.org/drawingml/2006/main" xmlns:pic="http://schemas.openxmlformats.org/drawingml/2006/picture">
-                  <wp:extent cx="252730" cy="252729"/>
-                  <wp:docPr id="11" name="Picture 11"/>
-                  <wp:cNvGraphicFramePr>
-                    <a:graphicFrameLocks noChangeAspect="1"/>
-                  </wp:cNvGraphicFramePr>
-                  <a:graphic>
-                    <a:graphicData uri="http://schemas.openxmlformats.org/drawingml/2006/picture">
-                      <pic:pic>
-                        <pic:nvPicPr>
-                          <pic:cNvPr id="0" name="image.png"/>
-                          <pic:cNvPicPr/>
-                        </pic:nvPicPr>
-                        <pic:blipFill>
-                          <a:blip r:embed="rId13"/>
-                          <a:stretch>
-                            <a:fillRect/>
-                          </a:stretch>
-                        </pic:blipFill>
-                        <pic:spPr>
-                          <a:xfrm>
-                            <a:off x="0" y="0"/>
-                            <a:ext cx="252730" cy="252729"/>
-                          </a:xfrm>
-                          <a:prstGeom prst="rect"/>
-                        </pic:spPr>
-                      </pic:pic>
-                    </a:graphicData>
-                  </a:graphic>
-                </wp:inline>
-              </w:drawing>
-            </w:r>
-          </w:p>
-        </w:tc>
-        <w:tc>
-          <w:tcPr>
-            <w:tcW w:type="dxa" w:w="2040"/>
-            <w:tcBorders/>
-            <w:tcMar>
-              <w:start w:w="0" w:type="dxa"/>
-              <w:end w:w="0" w:type="dxa"/>
-            </w:tcMar>
-          </w:tcPr>
-          <w:p>
-            <w:pPr>
-              <w:autoSpaceDN w:val="0"/>
-              <w:autoSpaceDE w:val="0"/>
-              <w:widowControl/>
-              <w:spacing w:line="175" w:lineRule="auto" w:before="48" w:after="0"/>
-              <w:ind w:left="124" w:right="0" w:firstLine="0"/>
-              <w:jc w:val="left"/>
-            </w:pPr>
-            <w:r>
-              <w:rPr>
-                <w:rFonts w:ascii="Myanmar Text" w:hAnsi="Myanmar Text" w:eastAsia="Myanmar Text"/>
-                <w:b w:val="0"/>
-                <w:i w:val="0"/>
-                <w:color w:val="A09F9F"/>
-                <w:sz w:val="18"/>
-              </w:rPr>
-              <w:hyperlink r:id="rId16" w:history="1">
-                <w:r>
-                  <w:rPr>
-                    <w:rStyle w:val="Hyperlink"/>
-                  </w:rPr>
-                  <w:t>info@gss-group.net</w:t>
-                </w:r>
-              </w:hyperlink>
-            </w:r>
-          </w:p>
-        </w:tc>
-        <w:tc>
-          <w:tcPr>
-            <w:tcW w:type="dxa" w:w="960"/>
-            <w:vMerge w:val="restart"/>
-            <w:tcBorders/>
-            <w:tcMar>
-              <w:start w:w="0" w:type="dxa"/>
-              <w:end w:w="0" w:type="dxa"/>
-            </w:tcMar>
-            <w:tcMar>
-              <w:start w:w="0" w:type="dxa"/>
-              <w:end w:w="0" w:type="dxa"/>
-            </w:tcMar>
-          </w:tcPr>
-          <w:p>
-            <w:pPr>
-              <w:autoSpaceDN w:val="0"/>
-              <w:autoSpaceDE w:val="0"/>
-              <w:widowControl/>
-              <w:spacing w:line="240" w:lineRule="auto" w:before="92" w:after="0"/>
-              <w:ind w:left="0" w:right="84" w:firstLine="0"/>
-              <w:jc w:val="right"/>
-            </w:pPr>
-            <w:r>
-              <w:drawing>
-                <wp:inline xmlns:a="http://schemas.openxmlformats.org/drawingml/2006/main" xmlns:pic="http://schemas.openxmlformats.org/drawingml/2006/picture">
-                  <wp:extent cx="251460" cy="252730"/>
-                  <wp:docPr id="12" name="Picture 12"/>
-                  <wp:cNvGraphicFramePr>
-                    <a:graphicFrameLocks noChangeAspect="1"/>
-                  </wp:cNvGraphicFramePr>
-                  <a:graphic>
-                    <a:graphicData uri="http://schemas.openxmlformats.org/drawingml/2006/picture">
-                      <pic:pic>
-                        <pic:nvPicPr>
-                          <pic:cNvPr id="0" name="image.png"/>
-                          <pic:cNvPicPr/>
-                        </pic:nvPicPr>
-                        <pic:blipFill>
-                          <a:blip r:embed="rId15"/>
-                          <a:stretch>
-                            <a:fillRect/>
-                          </a:stretch>
-                        </pic:blipFill>
-                        <pic:spPr>
-                          <a:xfrm>
-                            <a:off x="0" y="0"/>
-                            <a:ext cx="251460" cy="252730"/>
-                          </a:xfrm>
-                          <a:prstGeom prst="rect"/>
-                        </pic:spPr>
-                      </pic:pic>
-                    </a:graphicData>
-                  </a:graphic>
-                </wp:inline>
-              </w:drawing>
-            </w:r>
-          </w:p>
-        </w:tc>
-        <w:tc>
-          <w:tcPr>
-            <w:tcW w:type="dxa" w:w="5400"/>
-            <w:tcBorders/>
-            <w:tcMar>
-              <w:start w:w="0" w:type="dxa"/>
-              <w:end w:w="0" w:type="dxa"/>
-            </w:tcMar>
-          </w:tcPr>
-          <w:p>
-            <w:pPr>
-              <w:autoSpaceDN w:val="0"/>
-              <w:autoSpaceDE w:val="0"/>
-              <w:widowControl/>
-              <w:spacing w:line="175" w:lineRule="auto" w:before="48" w:after="0"/>
-              <w:ind w:left="104" w:right="0" w:firstLine="0"/>
-              <w:jc w:val="left"/>
-            </w:pPr>
-            <w:r>
-              <w:rPr>
-                <w:rFonts w:ascii="Myanmar Text" w:hAnsi="Myanmar Text" w:eastAsia="Myanmar Text"/>
-                <w:b w:val="0"/>
-                <w:i w:val="0"/>
-                <w:color w:val="A09F9F"/>
-                <w:sz w:val="18"/>
-              </w:rPr>
-              <w:t>Phone: +9712 6666898</w:t>
-            </w:r>
-          </w:p>
-        </w:tc>
-      </w:tr>
-      <w:tr>
-        <w:trPr>
-          <w:trHeight w:hRule="exact" w:val="219"/>
-        </w:trPr>
-        <w:tc>
-          <w:tcPr>
-            <w:tcW w:type="dxa" w:w="2326"/>
-            <w:vMerge/>
-            <w:tcBorders/>
-          </w:tcPr>
-          <w:p/>
-        </w:tc>
-        <w:tc>
-          <w:tcPr>
-            <w:tcW w:type="dxa" w:w="2326"/>
-            <w:vMerge/>
-            <w:tcBorders/>
-          </w:tcPr>
-          <w:p/>
-        </w:tc>
-        <w:tc>
-          <w:tcPr>
-            <w:tcW w:type="dxa" w:w="2326"/>
-            <w:vMerge/>
-            <w:tcBorders/>
-          </w:tcPr>
-          <w:p/>
-        </w:tc>
-        <w:tc>
-          <w:tcPr>
-            <w:tcW w:type="dxa" w:w="2040"/>
-            <w:tcBorders/>
-            <w:tcMar>
-              <w:start w:w="0" w:type="dxa"/>
-              <w:end w:w="0" w:type="dxa"/>
-            </w:tcMar>
-          </w:tcPr>
-          <w:p>
-            <w:pPr>
-              <w:autoSpaceDN w:val="0"/>
-              <w:autoSpaceDE w:val="0"/>
-              <w:widowControl/>
-              <w:spacing w:line="175" w:lineRule="auto" w:before="0" w:after="0"/>
-              <w:ind w:left="140" w:right="0" w:firstLine="0"/>
-              <w:jc w:val="left"/>
-            </w:pPr>
-            <w:r>
-              <w:rPr>
-                <w:rFonts w:ascii="Myanmar Text" w:hAnsi="Myanmar Text" w:eastAsia="Myanmar Text"/>
-                <w:b w:val="0"/>
-                <w:i w:val="0"/>
-                <w:color w:val="A09F9F"/>
-                <w:sz w:val="18"/>
-              </w:rPr>
-              <w:hyperlink r:id="rId16" w:history="1">
-                <w:r>
-                  <w:rPr>
-                    <w:rStyle w:val="Hyperlink"/>
-                  </w:rPr>
-                  <w:t>www.gss-group.net</w:t>
-                </w:r>
-              </w:hyperlink>
-            </w:r>
-          </w:p>
-        </w:tc>
-        <w:tc>
-          <w:tcPr>
-            <w:tcW w:type="dxa" w:w="2326"/>
-            <w:vMerge/>
-            <w:tcBorders/>
-          </w:tcPr>
-          <w:p/>
-        </w:tc>
-        <w:tc>
-          <w:tcPr>
-            <w:tcW w:type="dxa" w:w="5400"/>
-            <w:tcBorders/>
-            <w:tcMar>
-              <w:start w:w="0" w:type="dxa"/>
-              <w:end w:w="0" w:type="dxa"/>
-            </w:tcMar>
-          </w:tcPr>
-          <w:p>
-            <w:pPr>
-              <w:autoSpaceDN w:val="0"/>
-              <w:autoSpaceDE w:val="0"/>
-              <w:widowControl/>
-              <w:spacing w:line="238" w:lineRule="auto" w:before="0" w:after="0"/>
-              <w:ind w:left="104" w:right="0" w:firstLine="0"/>
-              <w:jc w:val="left"/>
-            </w:pPr>
-            <w:r>
-              <w:rPr>
-                <w:rFonts w:ascii="Gill Sans MT" w:hAnsi="Gill Sans MT" w:eastAsia="Gill Sans MT"/>
-                <w:b w:val="0"/>
-                <w:i w:val="0"/>
-                <w:color w:val="A09F9F"/>
-                <w:sz w:val="19"/>
-              </w:rPr>
-              <w:t>Fax: +971 2 666 8980</w:t>
-            </w:r>
-          </w:p>
-        </w:tc>
-      </w:tr>
-    </w:tbl>
-    <w:p>
-      <w:pPr>
-        <w:autoSpaceDN w:val="0"/>
-        <w:autoSpaceDE w:val="0"/>
-        <w:widowControl/>
         <w:spacing w:line="14" w:lineRule="exact" w:before="0" w:after="0"/>
         <w:ind w:left="0" w:right="0"/>
       </w:pPr>
     </w:p>
     <w:sectPr>
+      <w:footerReference w:type="default" r:id="rIdFtr1"/>
       <w:pgSz w:w="16838" w:h="11906"/>
-      <w:pgMar w:top="430" w:right="0" w:bottom="210" w:left="0" w:header="720" w:footer="720" w:gutter="0"/>
+      <w:pgMar w:top="430" w:right="0" w:bottom="1440" w:left="0" w:header="720" w:footer="200" w:gutter="0"/>
       <w:cols/>
       <w:docGrid w:linePitch="360"/>
     </w:sectPr>
   </w:body>
 </w:document>
+</file>
+
+<file path=word/footer1.xml><?xml version="1.0" encoding="utf-8"?>
+<w:ftr xmlns:wpc="http://schemas.microsoft.com/office/word/2010/wordprocessingCanvas" xmlns:mo="http://schemas.microsoft.com/office/mac/office/2008/main" xmlns:mc="http://schemas.openxmlformats.org/markup-compatibility/2006" xmlns:mv="urn:schemas-microsoft-com:mac:vml" xmlns:o="urn:schemas-microsoft-com:office:office" xmlns:r="http://schemas.openxmlformats.org/officeDocument/2006/relationships" xmlns:m="http://schemas.openxmlformats.org/officeDocument/2006/math" xmlns:v="urn:schemas-microsoft-com:vml" xmlns:wp14="http://schemas.microsoft.com/office/word/2010/wordprocessingDrawing" xmlns:wp="http://schemas.openxmlformats.org/drawingml/2006/wordprocessingDrawing" xmlns:w10="urn:schemas-microsoft-com:office:word" xmlns:w="http://schemas.openxmlformats.org/wordprocessingml/2006/main" xmlns:w14="http://schemas.microsoft.com/office/word/2010/wordml" xmlns:wpg="http://schemas.microsoft.com/office/word/2010/wordprocessingGroup" xmlns:wpi="http://schemas.microsoft.com/office/word/2010/wordprocessingInk" xmlns:wne="http://schemas.microsoft.com/office/word/2006/wordml" xmlns:wps="http://schemas.microsoft.com/office/word/2010/wordprocessingShape">
+  <w:p>
+    <w:pPr>
+      <w:autoSpaceDN w:val="0"/>
+      <w:autoSpaceDE w:val="0"/>
+      <w:widowControl/>
+      <w:spacing w:line="240" w:lineRule="auto" w:before="0" w:after="120"/>
+      <w:ind w:left="0" w:right="0" w:firstLine="0"/>
+      <w:jc w:val="left"/>
+    </w:pPr>
+    <w:r>
+      <w:drawing>
+        <wp:inline xmlns:a="http://schemas.openxmlformats.org/drawingml/2006/main" xmlns:pic="http://schemas.openxmlformats.org/drawingml/2006/picture">
+          <wp:extent cx="6337300" cy="215900"/>
+          <wp:docPr id="3" name="Picture 3"/>
+          <wp:cNvGraphicFramePr>
+            <a:graphicFrameLocks noChangeAspect="1"/>
+          </wp:cNvGraphicFramePr>
+          <a:graphic>
+            <a:graphicData uri="http://schemas.openxmlformats.org/drawingml/2006/picture">
+              <pic:pic>
+                <pic:nvPicPr>
+                  <pic:cNvPr id="0" name="image.png"/>
+                  <pic:cNvPicPr/>
+                </pic:nvPicPr>
+                <pic:blipFill>
+                  <a:blip r:embed="rId11"/>
+                  <a:stretch>
+                    <a:fillRect/>
+                  </a:stretch>
+                </pic:blipFill>
+                <pic:spPr>
+                  <a:xfrm>
+                    <a:off x="0" y="0"/>
+                    <a:ext cx="6337300" cy="215900"/>
+                  </a:xfrm>
+                  <a:prstGeom prst="rect"/>
+                </pic:spPr>
+              </pic:pic>
+            </a:graphicData>
+          </a:graphic>
+        </wp:inline>
+      </w:drawing>
+    </w:r>
+  </w:p>
+  <w:tbl>
+    <w:tblPr>
+      <w:tblW w:type="auto" w:w="0"/>
+      <w:tblLayout w:type="fixed"/>
+      <w:tblLook w:firstColumn="1" w:firstRow="1" w:lastColumn="0" w:lastRow="0" w:noHBand="0" w:noVBand="1" w:val="04A0"/>
+      <w:tblInd w:w="600.0" w:type="dxa"/>
+    </w:tblPr>
+    <w:tblGrid>
+      <w:gridCol w:w="2326"/>
+      <w:gridCol w:w="2326"/>
+      <w:gridCol w:w="2326"/>
+      <w:gridCol w:w="2326"/>
+      <w:gridCol w:w="2326"/>
+      <w:gridCol w:w="2326"/>
+    </w:tblGrid>
+    <w:tr>
+      <w:trPr>
+        <w:trHeight w:hRule="exact" w:val="293"/>
+      </w:trPr>
+      <w:tc>
+        <w:tcPr>
+          <w:tcW w:type="dxa" w:w="1060"/>
+          <w:vMerge w:val="restart"/>
+          <w:tcBorders/>
+          <w:tcMar>
+            <w:start w:w="0" w:type="dxa"/>
+            <w:end w:w="0" w:type="dxa"/>
+          </w:tcMar>
+          <w:tcMar>
+            <w:start w:w="0" w:type="dxa"/>
+            <w:end w:w="0" w:type="dxa"/>
+          </w:tcMar>
+        </w:tcPr>
+        <w:p>
+          <w:pPr>
+            <w:autoSpaceDN w:val="0"/>
+            <w:autoSpaceDE w:val="0"/>
+            <w:widowControl/>
+            <w:spacing w:line="240" w:lineRule="auto" w:before="110" w:after="0"/>
+            <w:ind w:left="0" w:right="36" w:firstLine="0"/>
+            <w:jc w:val="right"/>
+          </w:pPr>
+          <w:r>
+            <w:drawing>
+              <wp:inline xmlns:a="http://schemas.openxmlformats.org/drawingml/2006/main" xmlns:pic="http://schemas.openxmlformats.org/drawingml/2006/picture">
+                <wp:extent cx="252730" cy="252729"/>
+                <wp:docPr id="4" name="Picture 4"/>
+                <wp:cNvGraphicFramePr>
+                  <a:graphicFrameLocks noChangeAspect="1"/>
+                </wp:cNvGraphicFramePr>
+                <a:graphic>
+                  <a:graphicData uri="http://schemas.openxmlformats.org/drawingml/2006/picture">
+                    <pic:pic>
+                      <pic:nvPicPr>
+                        <pic:cNvPr id="0" name="image.png"/>
+                        <pic:cNvPicPr/>
+                      </pic:nvPicPr>
+                      <pic:blipFill>
+                        <a:blip r:embed="rId12"/>
+                        <a:stretch>
+                          <a:fillRect/>
+                        </a:stretch>
+                      </pic:blipFill>
+                      <pic:spPr>
+                        <a:xfrm>
+                          <a:off x="0" y="0"/>
+                          <a:ext cx="252730" cy="252729"/>
+                        </a:xfrm>
+                        <a:prstGeom prst="rect"/>
+                      </pic:spPr>
+                    </pic:pic>
+                  </a:graphicData>
+                </a:graphic>
+              </wp:inline>
+            </w:drawing>
+          </w:r>
+        </w:p>
+      </w:tc>
+      <w:tc>
+        <w:tcPr>
+          <w:tcW w:type="dxa" w:w="2300"/>
+          <w:vMerge w:val="restart"/>
+          <w:tcBorders/>
+          <w:tcMar>
+            <w:start w:w="0" w:type="dxa"/>
+            <w:end w:w="0" w:type="dxa"/>
+          </w:tcMar>
+          <w:tcMar>
+            <w:start w:w="0" w:type="dxa"/>
+            <w:end w:w="0" w:type="dxa"/>
+          </w:tcMar>
+        </w:tcPr>
+        <w:p>
+          <w:pPr>
+            <w:autoSpaceDN w:val="0"/>
+            <w:autoSpaceDE w:val="0"/>
+            <w:widowControl/>
+            <w:spacing w:line="197" w:lineRule="auto" w:before="248" w:after="0"/>
+            <w:ind w:left="52" w:right="0" w:firstLine="0"/>
+            <w:jc w:val="left"/>
+          </w:pPr>
+          <w:r>
+            <w:rPr>
+              <w:rFonts w:ascii="Calibri" w:hAnsi="Calibri" w:eastAsia="Calibri"/>
+              <w:b w:val="0"/>
+              <w:i w:val="0"/>
+              <w:color w:val="A09F9F"/>
+              <w:sz w:val="16"/>
+            </w:rPr>
+            <w:t>Abu Dhabi, United Arab Emirates</w:t>
+          </w:r>
+        </w:p>
+      </w:tc>
+      <w:tc>
+        <w:tcPr>
+          <w:tcW w:type="dxa" w:w="840"/>
+          <w:vMerge w:val="restart"/>
+          <w:tcBorders/>
+          <w:tcMar>
+            <w:start w:w="0" w:type="dxa"/>
+            <w:end w:w="0" w:type="dxa"/>
+          </w:tcMar>
+          <w:tcMar>
+            <w:start w:w="0" w:type="dxa"/>
+            <w:end w:w="0" w:type="dxa"/>
+          </w:tcMar>
+        </w:tcPr>
+        <w:p>
+          <w:pPr>
+            <w:autoSpaceDN w:val="0"/>
+            <w:autoSpaceDE w:val="0"/>
+            <w:widowControl/>
+            <w:spacing w:line="240" w:lineRule="auto" w:before="78" w:after="0"/>
+            <w:ind w:left="0" w:right="124" w:firstLine="0"/>
+            <w:jc w:val="right"/>
+          </w:pPr>
+          <w:r>
+            <w:drawing>
+              <wp:inline xmlns:a="http://schemas.openxmlformats.org/drawingml/2006/main" xmlns:pic="http://schemas.openxmlformats.org/drawingml/2006/picture">
+                <wp:extent cx="252730" cy="252729"/>
+                <wp:docPr id="5" name="Picture 5"/>
+                <wp:cNvGraphicFramePr>
+                  <a:graphicFrameLocks noChangeAspect="1"/>
+                </wp:cNvGraphicFramePr>
+                <a:graphic>
+                  <a:graphicData uri="http://schemas.openxmlformats.org/drawingml/2006/picture">
+                    <pic:pic>
+                      <pic:nvPicPr>
+                        <pic:cNvPr id="0" name="image.png"/>
+                        <pic:cNvPicPr/>
+                      </pic:nvPicPr>
+                      <pic:blipFill>
+                        <a:blip r:embed="rId13"/>
+                        <a:stretch>
+                          <a:fillRect/>
+                        </a:stretch>
+                      </pic:blipFill>
+                      <pic:spPr>
+                        <a:xfrm>
+                          <a:off x="0" y="0"/>
+                          <a:ext cx="252730" cy="252729"/>
+                        </a:xfrm>
+                        <a:prstGeom prst="rect"/>
+                      </pic:spPr>
+                    </pic:pic>
+                  </a:graphicData>
+                </a:graphic>
+              </wp:inline>
+            </w:drawing>
+          </w:r>
+        </w:p>
+      </w:tc>
+      <w:tc>
+        <w:tcPr>
+          <w:tcW w:type="dxa" w:w="2040"/>
+          <w:tcBorders/>
+          <w:tcMar>
+            <w:start w:w="0" w:type="dxa"/>
+            <w:end w:w="0" w:type="dxa"/>
+          </w:tcMar>
+        </w:tcPr>
+        <w:p>
+          <w:pPr>
+            <w:autoSpaceDN w:val="0"/>
+            <w:autoSpaceDE w:val="0"/>
+            <w:widowControl/>
+            <w:spacing w:line="175" w:lineRule="auto" w:before="48" w:after="0"/>
+            <w:ind w:left="124" w:right="0" w:firstLine="0"/>
+            <w:jc w:val="left"/>
+          </w:pPr>
+          <w:r>
+            <w:rPr>
+              <w:rFonts w:ascii="Myanmar Text" w:hAnsi="Myanmar Text" w:eastAsia="Myanmar Text"/>
+              <w:b w:val="0"/>
+              <w:i w:val="0"/>
+              <w:color w:val="A09F9F"/>
+              <w:sz w:val="18"/>
+            </w:rPr>
+            <w:hyperlink r:id="rId14" w:history="1">
+              <w:r>
+                <w:rPr>
+                  <w:rStyle w:val="Hyperlink"/>
+                </w:rPr>
+                <w:t>info@gss-group.net</w:t>
+              </w:r>
+            </w:hyperlink>
+          </w:r>
+        </w:p>
+      </w:tc>
+      <w:tc>
+        <w:tcPr>
+          <w:tcW w:type="dxa" w:w="960"/>
+          <w:vMerge w:val="restart"/>
+          <w:tcBorders/>
+          <w:tcMar>
+            <w:start w:w="0" w:type="dxa"/>
+            <w:end w:w="0" w:type="dxa"/>
+          </w:tcMar>
+          <w:tcMar>
+            <w:start w:w="0" w:type="dxa"/>
+            <w:end w:w="0" w:type="dxa"/>
+          </w:tcMar>
+        </w:tcPr>
+        <w:p>
+          <w:pPr>
+            <w:autoSpaceDN w:val="0"/>
+            <w:autoSpaceDE w:val="0"/>
+            <w:widowControl/>
+            <w:spacing w:line="240" w:lineRule="auto" w:before="92" w:after="0"/>
+            <w:ind w:left="0" w:right="84" w:firstLine="0"/>
+            <w:jc w:val="right"/>
+          </w:pPr>
+          <w:r>
+            <w:drawing>
+              <wp:inline xmlns:a="http://schemas.openxmlformats.org/drawingml/2006/main" xmlns:pic="http://schemas.openxmlformats.org/drawingml/2006/picture">
+                <wp:extent cx="251460" cy="252730"/>
+                <wp:docPr id="6" name="Picture 6"/>
+                <wp:cNvGraphicFramePr>
+                  <a:graphicFrameLocks noChangeAspect="1"/>
+                </wp:cNvGraphicFramePr>
+                <a:graphic>
+                  <a:graphicData uri="http://schemas.openxmlformats.org/drawingml/2006/picture">
+                    <pic:pic>
+                      <pic:nvPicPr>
+                        <pic:cNvPr id="0" name="image.png"/>
+                        <pic:cNvPicPr/>
+                      </pic:nvPicPr>
+                      <pic:blipFill>
+                        <a:blip r:embed="rId15"/>
+                        <a:stretch>
+                          <a:fillRect/>
+                        </a:stretch>
+                      </pic:blipFill>
+                      <pic:spPr>
+                        <a:xfrm>
+                          <a:off x="0" y="0"/>
+                          <a:ext cx="251460" cy="252730"/>
+                        </a:xfrm>
+                        <a:prstGeom prst="rect"/>
+                      </pic:spPr>
+                    </pic:pic>
+                  </a:graphicData>
+                </a:graphic>
+              </wp:inline>
+            </w:drawing>
+          </w:r>
+        </w:p>
+      </w:tc>
+      <w:tc>
+        <w:tcPr>
+          <w:tcW w:type="dxa" w:w="5400"/>
+          <w:tcBorders/>
+          <w:tcMar>
+            <w:start w:w="0" w:type="dxa"/>
+            <w:end w:w="0" w:type="dxa"/>
+          </w:tcMar>
+        </w:tcPr>
+        <w:p>
+          <w:pPr>
+            <w:autoSpaceDN w:val="0"/>
+            <w:autoSpaceDE w:val="0"/>
+            <w:widowControl/>
+            <w:spacing w:line="175" w:lineRule="auto" w:before="48" w:after="0"/>
+            <w:ind w:left="104" w:right="0" w:firstLine="0"/>
+            <w:jc w:val="left"/>
+          </w:pPr>
+          <w:r>
+            <w:rPr>
+              <w:rFonts w:ascii="Myanmar Text" w:hAnsi="Myanmar Text" w:eastAsia="Myanmar Text"/>
+              <w:b w:val="0"/>
+              <w:i w:val="0"/>
+              <w:color w:val="A09F9F"/>
+              <w:sz w:val="18"/>
+            </w:rPr>
+            <w:t>Phone: +9712 6666898</w:t>
+          </w:r>
+        </w:p>
+      </w:tc>
+    </w:tr>
+    <w:tr>
+      <w:trPr>
+        <w:trHeight w:hRule="exact" w:val="219"/>
+      </w:trPr>
+      <w:tc>
+        <w:tcPr>
+          <w:tcW w:type="dxa" w:w="2326"/>
+          <w:vMerge/>
+          <w:tcBorders/>
+        </w:tcPr>
+        <w:p/>
+      </w:tc>
+      <w:tc>
+        <w:tcPr>
+          <w:tcW w:type="dxa" w:w="2326"/>
+          <w:vMerge/>
+          <w:tcBorders/>
+        </w:tcPr>
+        <w:p/>
+      </w:tc>
+      <w:tc>
+        <w:tcPr>
+          <w:tcW w:type="dxa" w:w="2326"/>
+          <w:vMerge/>
+          <w:tcBorders/>
+        </w:tcPr>
+        <w:p/>
+      </w:tc>
+      <w:tc>
+        <w:tcPr>
+          <w:tcW w:type="dxa" w:w="2040"/>
+          <w:tcBorders/>
+          <w:tcMar>
+            <w:start w:w="0" w:type="dxa"/>
+            <w:end w:w="0" w:type="dxa"/>
+          </w:tcMar>
+        </w:tcPr>
+        <w:p>
+          <w:pPr>
+            <w:autoSpaceDN w:val="0"/>
+            <w:autoSpaceDE w:val="0"/>
+            <w:widowControl/>
+            <w:spacing w:line="175" w:lineRule="auto" w:before="0" w:after="0"/>
+            <w:ind w:left="140" w:right="0" w:firstLine="0"/>
+            <w:jc w:val="left"/>
+          </w:pPr>
+          <w:r>
+            <w:rPr>
+              <w:rFonts w:ascii="Myanmar Text" w:hAnsi="Myanmar Text" w:eastAsia="Myanmar Text"/>
+              <w:b w:val="0"/>
+              <w:i w:val="0"/>
+              <w:color w:val="A09F9F"/>
+              <w:sz w:val="18"/>
+            </w:rPr>
+            <w:hyperlink r:id="rId16" w:history="1">
+              <w:r>
+                <w:rPr>
+                  <w:rStyle w:val="Hyperlink"/>
+                </w:rPr>
+                <w:t>www.gss-group.net</w:t>
+              </w:r>
+            </w:hyperlink>
+          </w:r>
+        </w:p>
+      </w:tc>
+      <w:tc>
+        <w:tcPr>
+          <w:tcW w:type="dxa" w:w="2326"/>
+          <w:vMerge/>
+          <w:tcBorders/>
+        </w:tcPr>
+        <w:p/>
+      </w:tc>
+      <w:tc>
+        <w:tcPr>
+          <w:tcW w:type="dxa" w:w="5400"/>
+          <w:tcBorders/>
+          <w:tcMar>
+            <w:start w:w="0" w:type="dxa"/>
+            <w:end w:w="0" w:type="dxa"/>
+          </w:tcMar>
+        </w:tcPr>
+        <w:p>
+          <w:pPr>
+            <w:autoSpaceDN w:val="0"/>
+            <w:autoSpaceDE w:val="0"/>
+            <w:widowControl/>
+            <w:spacing w:line="238" w:lineRule="auto" w:before="0" w:after="0"/>
+            <w:ind w:left="104" w:right="0" w:firstLine="0"/>
+            <w:jc w:val="left"/>
+          </w:pPr>
+          <w:r>
+            <w:rPr>
+              <w:rFonts w:ascii="Gill Sans MT" w:hAnsi="Gill Sans MT" w:eastAsia="Gill Sans MT"/>
+              <w:b w:val="0"/>
+              <w:i w:val="0"/>
+              <w:color w:val="A09F9F"/>
+              <w:sz w:val="19"/>
+            </w:rPr>
+            <w:t>Fax: +971 2 666 8980</w:t>
+          </w:r>
+        </w:p>
+      </w:tc>
+    </w:tr>
+  </w:tbl>
+  <w:p>
+    <w:pPr>
+      <w:spacing w:before="0" w:after="0" w:line="14" w:lineRule="exact"/>
+    </w:pPr>
+  </w:p>
+</w:ftr>
 </file>
 
 <file path=word/numbering.xml><?xml version="1.0" encoding="utf-8"?>
